--- a/docs/tables/auc3/sec5_grade_3_aes.docx
+++ b/docs/tables/auc3/sec5_grade_3_aes.docx
@@ -838,7 +838,7 @@
                 <w:szCs w:val="22"/>
                 <w:color w:val="000000"/>
               </w:rPr>
-              <w:t xml:space="preserve">143</w:t>
+              <w:t xml:space="preserve">142</w:t>
             </w:r>
           </w:p>
         </w:tc>
@@ -891,7 +891,7 @@
                 <w:szCs w:val="22"/>
                 <w:color w:val="000000"/>
               </w:rPr>
-              <w:t xml:space="preserve">1.58</w:t>
+              <w:t xml:space="preserve">1.59</w:t>
             </w:r>
           </w:p>
         </w:tc>
@@ -944,7 +944,7 @@
                 <w:szCs w:val="22"/>
                 <w:color w:val="000000"/>
               </w:rPr>
-              <w:t xml:space="preserve">1.22, 2.04</w:t>
+              <w:t xml:space="preserve">1.23, 2.05</w:t>
             </w:r>
           </w:p>
         </w:tc>
@@ -1050,7 +1050,7 @@
                 <w:szCs w:val="22"/>
                 <w:color w:val="000000"/>
               </w:rPr>
-              <w:t xml:space="preserve">143</w:t>
+              <w:t xml:space="preserve">142</w:t>
             </w:r>
           </w:p>
         </w:tc>
@@ -1103,7 +1103,7 @@
                 <w:szCs w:val="22"/>
                 <w:color w:val="000000"/>
               </w:rPr>
-              <w:t xml:space="preserve">2.57</w:t>
+              <w:t xml:space="preserve">2.67</w:t>
             </w:r>
           </w:p>
         </w:tc>
@@ -1156,7 +1156,7 @@
                 <w:szCs w:val="22"/>
                 <w:color w:val="000000"/>
               </w:rPr>
-              <w:t xml:space="preserve">1.39, 4.74</w:t>
+              <w:t xml:space="preserve">1.40, 5.10</w:t>
             </w:r>
           </w:p>
         </w:tc>
@@ -1321,7 +1321,7 @@
                 <w:szCs w:val="22"/>
                 <w:color w:val="000000"/>
               </w:rPr>
-              <w:t xml:space="preserve">143</w:t>
+              <w:t xml:space="preserve">142</w:t>
             </w:r>
           </w:p>
         </w:tc>
@@ -1480,226 +1480,226 @@
                 <w:szCs w:val="22"/>
                 <w:color w:val="000000"/>
               </w:rPr>
-              <w:t xml:space="preserve">0.500</w:t>
-            </w:r>
-          </w:p>
-        </w:tc>
-        <w:tc>
-          <w:tcPr>
-            <w:tcBorders>
-              <w:bottom w:val="none" w:sz="0" w:space="0" w:color="000000"/>
-              <w:top w:val="none" w:sz="0" w:space="0" w:color="000000"/>
-              <w:left w:val="none" w:sz="0" w:space="0" w:color="000000"/>
-              <w:right w:val="none" w:sz="0" w:space="0" w:color="000000"/>
-            </w:tcBorders>
-            <w:shd w:val="clear" w:color="auto" w:fill="FFFFFF"/>
-            <w:tcMar>
-              <w:top w:w="0" w:type="dxa"/>
-              <w:bottom w:w="0" w:type="dxa"/>
-              <w:left w:w="0" w:type="dxa"/>
-              <w:right w:w="0" w:type="dxa"/>
-            </w:tcMar>
-            <w:vAlign w:val="top"/>
-          </w:tcPr>
-          <w:p>
-            <w:pPr>
-              <w:pStyle w:val="Normal"/>
-              <w:jc w:val="center"/>
-              <w:pBdr>
-                <w:bottom w:val="none" w:sz="0" w:space="0" w:color="000000"/>
-                <w:top w:val="none" w:sz="0" w:space="0" w:color="000000"/>
-                <w:left w:val="none" w:sz="0" w:space="0" w:color="000000"/>
-                <w:right w:val="none" w:sz="0" w:space="0" w:color="000000"/>
-              </w:pBdr>
-              <w:spacing w:after="100" w:before="100" w:line="240"/>
-              <w:ind w:left="100" w:right="100" w:firstLine="0" w:firstLineChars="0"/>
-              <w:rPr>
-                <w:rFonts w:ascii="Helvetica" w:hAnsi="Helvetica" w:eastAsia="Helvetica" w:cs="Helvetica"/>
-                <w:i w:val="false"/>
-                <w:b w:val="false"/>
-                <w:u w:val="none"/>
-                <w:sz w:val="22"/>
-                <w:szCs w:val="22"/>
-                <w:color w:val="000000"/>
-              </w:rPr>
-            </w:pPr>
-            <w:r>
-              <w:rPr>
-                <w:rFonts w:ascii="Helvetica" w:hAnsi="Helvetica" w:eastAsia="Helvetica" w:cs="Helvetica"/>
-                <w:i w:val="false"/>
-                <w:b w:val="false"/>
-                <w:u w:val="none"/>
-                <w:sz w:val="22"/>
-                <w:szCs w:val="22"/>
-                <w:color w:val="000000"/>
-              </w:rPr>
-              <w:t xml:space="preserve">143</w:t>
-            </w:r>
-          </w:p>
-        </w:tc>
-        <w:tc>
-          <w:tcPr>
-            <w:tcBorders>
-              <w:bottom w:val="none" w:sz="0" w:space="0" w:color="000000"/>
-              <w:top w:val="none" w:sz="0" w:space="0" w:color="000000"/>
-              <w:left w:val="none" w:sz="0" w:space="0" w:color="000000"/>
-              <w:right w:val="none" w:sz="0" w:space="0" w:color="000000"/>
-            </w:tcBorders>
-            <w:shd w:val="clear" w:color="auto" w:fill="FFFFFF"/>
-            <w:tcMar>
-              <w:top w:w="0" w:type="dxa"/>
-              <w:bottom w:w="0" w:type="dxa"/>
-              <w:left w:w="0" w:type="dxa"/>
-              <w:right w:w="0" w:type="dxa"/>
-            </w:tcMar>
-            <w:vAlign w:val="top"/>
-          </w:tcPr>
-          <w:p>
-            <w:pPr>
-              <w:pStyle w:val="Normal"/>
-              <w:jc w:val="center"/>
-              <w:pBdr>
-                <w:bottom w:val="none" w:sz="0" w:space="0" w:color="000000"/>
-                <w:top w:val="none" w:sz="0" w:space="0" w:color="000000"/>
-                <w:left w:val="none" w:sz="0" w:space="0" w:color="000000"/>
-                <w:right w:val="none" w:sz="0" w:space="0" w:color="000000"/>
-              </w:pBdr>
-              <w:spacing w:after="100" w:before="100" w:line="240"/>
-              <w:ind w:left="100" w:right="100" w:firstLine="0" w:firstLineChars="0"/>
-              <w:rPr>
-                <w:rFonts w:ascii="Helvetica" w:hAnsi="Helvetica" w:eastAsia="Helvetica" w:cs="Helvetica"/>
-                <w:i w:val="false"/>
-                <w:b w:val="false"/>
-                <w:u w:val="none"/>
-                <w:sz w:val="22"/>
-                <w:szCs w:val="22"/>
-                <w:color w:val="000000"/>
-              </w:rPr>
-            </w:pPr>
-            <w:r>
-              <w:rPr>
-                <w:rFonts w:ascii="Helvetica" w:hAnsi="Helvetica" w:eastAsia="Helvetica" w:cs="Helvetica"/>
-                <w:i w:val="false"/>
-                <w:b w:val="false"/>
-                <w:u w:val="none"/>
-                <w:sz w:val="22"/>
-                <w:szCs w:val="22"/>
-                <w:color w:val="000000"/>
-              </w:rPr>
-              <w:t xml:space="preserve">0.97</w:t>
-            </w:r>
-          </w:p>
-        </w:tc>
-        <w:tc>
-          <w:tcPr>
-            <w:tcBorders>
-              <w:bottom w:val="none" w:sz="0" w:space="0" w:color="000000"/>
-              <w:top w:val="none" w:sz="0" w:space="0" w:color="000000"/>
-              <w:left w:val="none" w:sz="0" w:space="0" w:color="000000"/>
-              <w:right w:val="none" w:sz="0" w:space="0" w:color="000000"/>
-            </w:tcBorders>
-            <w:shd w:val="clear" w:color="auto" w:fill="FFFFFF"/>
-            <w:tcMar>
-              <w:top w:w="0" w:type="dxa"/>
-              <w:bottom w:w="0" w:type="dxa"/>
-              <w:left w:w="0" w:type="dxa"/>
-              <w:right w:w="0" w:type="dxa"/>
-            </w:tcMar>
-            <w:vAlign w:val="top"/>
-          </w:tcPr>
-          <w:p>
-            <w:pPr>
-              <w:pStyle w:val="Normal"/>
-              <w:jc w:val="center"/>
-              <w:pBdr>
-                <w:bottom w:val="none" w:sz="0" w:space="0" w:color="000000"/>
-                <w:top w:val="none" w:sz="0" w:space="0" w:color="000000"/>
-                <w:left w:val="none" w:sz="0" w:space="0" w:color="000000"/>
-                <w:right w:val="none" w:sz="0" w:space="0" w:color="000000"/>
-              </w:pBdr>
-              <w:spacing w:after="100" w:before="100" w:line="240"/>
-              <w:ind w:left="100" w:right="100" w:firstLine="0" w:firstLineChars="0"/>
-              <w:rPr>
-                <w:rFonts w:ascii="Helvetica" w:hAnsi="Helvetica" w:eastAsia="Helvetica" w:cs="Helvetica"/>
-                <w:i w:val="false"/>
-                <w:b w:val="false"/>
-                <w:u w:val="none"/>
-                <w:sz w:val="22"/>
-                <w:szCs w:val="22"/>
-                <w:color w:val="000000"/>
-              </w:rPr>
-            </w:pPr>
-            <w:r>
-              <w:rPr>
-                <w:rFonts w:ascii="Helvetica" w:hAnsi="Helvetica" w:eastAsia="Helvetica" w:cs="Helvetica"/>
-                <w:i w:val="false"/>
-                <w:b w:val="false"/>
-                <w:u w:val="none"/>
-                <w:sz w:val="22"/>
-                <w:szCs w:val="22"/>
-                <w:color w:val="000000"/>
-              </w:rPr>
-              <w:t xml:space="preserve">0.89, 1.05</w:t>
-            </w:r>
-          </w:p>
-        </w:tc>
-        <w:tc>
-          <w:tcPr>
-            <w:tcBorders>
-              <w:bottom w:val="none" w:sz="0" w:space="0" w:color="000000"/>
-              <w:top w:val="none" w:sz="0" w:space="0" w:color="000000"/>
-              <w:left w:val="none" w:sz="0" w:space="0" w:color="000000"/>
-              <w:right w:val="none" w:sz="0" w:space="0" w:color="000000"/>
-            </w:tcBorders>
-            <w:shd w:val="clear" w:color="auto" w:fill="FFFFFF"/>
-            <w:tcMar>
-              <w:top w:w="0" w:type="dxa"/>
-              <w:bottom w:w="0" w:type="dxa"/>
-              <w:left w:w="0" w:type="dxa"/>
-              <w:right w:w="0" w:type="dxa"/>
-            </w:tcMar>
-            <w:vAlign w:val="top"/>
-          </w:tcPr>
-          <w:p>
-            <w:pPr>
-              <w:pStyle w:val="Normal"/>
-              <w:jc w:val="center"/>
-              <w:pBdr>
-                <w:bottom w:val="none" w:sz="0" w:space="0" w:color="000000"/>
-                <w:top w:val="none" w:sz="0" w:space="0" w:color="000000"/>
-                <w:left w:val="none" w:sz="0" w:space="0" w:color="000000"/>
-                <w:right w:val="none" w:sz="0" w:space="0" w:color="000000"/>
-              </w:pBdr>
-              <w:spacing w:after="100" w:before="100" w:line="240"/>
-              <w:ind w:left="100" w:right="100" w:firstLine="0" w:firstLineChars="0"/>
-              <w:rPr>
-                <w:rFonts w:ascii="Helvetica" w:hAnsi="Helvetica" w:eastAsia="Helvetica" w:cs="Helvetica"/>
-                <w:i w:val="false"/>
-                <w:b w:val="false"/>
-                <w:u w:val="none"/>
-                <w:sz w:val="22"/>
-                <w:szCs w:val="22"/>
-                <w:color w:val="000000"/>
-              </w:rPr>
-            </w:pPr>
-            <w:r>
-              <w:rPr>
-                <w:rFonts w:ascii="Helvetica" w:hAnsi="Helvetica" w:eastAsia="Helvetica" w:cs="Helvetica"/>
-                <w:i w:val="false"/>
-                <w:b w:val="false"/>
-                <w:u w:val="none"/>
-                <w:sz w:val="22"/>
-                <w:szCs w:val="22"/>
-                <w:color w:val="000000"/>
-              </w:rPr>
-              <w:t xml:space="preserve">0.450</w:t>
+              <w:t xml:space="preserve">0.520</w:t>
+            </w:r>
+          </w:p>
+        </w:tc>
+        <w:tc>
+          <w:tcPr>
+            <w:tcBorders>
+              <w:bottom w:val="none" w:sz="0" w:space="0" w:color="000000"/>
+              <w:top w:val="none" w:sz="0" w:space="0" w:color="000000"/>
+              <w:left w:val="none" w:sz="0" w:space="0" w:color="000000"/>
+              <w:right w:val="none" w:sz="0" w:space="0" w:color="000000"/>
+            </w:tcBorders>
+            <w:shd w:val="clear" w:color="auto" w:fill="FFFFFF"/>
+            <w:tcMar>
+              <w:top w:w="0" w:type="dxa"/>
+              <w:bottom w:w="0" w:type="dxa"/>
+              <w:left w:w="0" w:type="dxa"/>
+              <w:right w:w="0" w:type="dxa"/>
+            </w:tcMar>
+            <w:vAlign w:val="top"/>
+          </w:tcPr>
+          <w:p>
+            <w:pPr>
+              <w:pStyle w:val="Normal"/>
+              <w:jc w:val="center"/>
+              <w:pBdr>
+                <w:bottom w:val="none" w:sz="0" w:space="0" w:color="000000"/>
+                <w:top w:val="none" w:sz="0" w:space="0" w:color="000000"/>
+                <w:left w:val="none" w:sz="0" w:space="0" w:color="000000"/>
+                <w:right w:val="none" w:sz="0" w:space="0" w:color="000000"/>
+              </w:pBdr>
+              <w:spacing w:after="100" w:before="100" w:line="240"/>
+              <w:ind w:left="100" w:right="100" w:firstLine="0" w:firstLineChars="0"/>
+              <w:rPr>
+                <w:rFonts w:ascii="Helvetica" w:hAnsi="Helvetica" w:eastAsia="Helvetica" w:cs="Helvetica"/>
+                <w:i w:val="false"/>
+                <w:b w:val="false"/>
+                <w:u w:val="none"/>
+                <w:sz w:val="22"/>
+                <w:szCs w:val="22"/>
+                <w:color w:val="000000"/>
+              </w:rPr>
+            </w:pPr>
+            <w:r>
+              <w:rPr>
+                <w:rFonts w:ascii="Helvetica" w:hAnsi="Helvetica" w:eastAsia="Helvetica" w:cs="Helvetica"/>
+                <w:i w:val="false"/>
+                <w:b w:val="false"/>
+                <w:u w:val="none"/>
+                <w:sz w:val="22"/>
+                <w:szCs w:val="22"/>
+                <w:color w:val="000000"/>
+              </w:rPr>
+              <w:t xml:space="preserve">142</w:t>
+            </w:r>
+          </w:p>
+        </w:tc>
+        <w:tc>
+          <w:tcPr>
+            <w:tcBorders>
+              <w:bottom w:val="none" w:sz="0" w:space="0" w:color="000000"/>
+              <w:top w:val="none" w:sz="0" w:space="0" w:color="000000"/>
+              <w:left w:val="none" w:sz="0" w:space="0" w:color="000000"/>
+              <w:right w:val="none" w:sz="0" w:space="0" w:color="000000"/>
+            </w:tcBorders>
+            <w:shd w:val="clear" w:color="auto" w:fill="FFFFFF"/>
+            <w:tcMar>
+              <w:top w:w="0" w:type="dxa"/>
+              <w:bottom w:w="0" w:type="dxa"/>
+              <w:left w:w="0" w:type="dxa"/>
+              <w:right w:w="0" w:type="dxa"/>
+            </w:tcMar>
+            <w:vAlign w:val="top"/>
+          </w:tcPr>
+          <w:p>
+            <w:pPr>
+              <w:pStyle w:val="Normal"/>
+              <w:jc w:val="center"/>
+              <w:pBdr>
+                <w:bottom w:val="none" w:sz="0" w:space="0" w:color="000000"/>
+                <w:top w:val="none" w:sz="0" w:space="0" w:color="000000"/>
+                <w:left w:val="none" w:sz="0" w:space="0" w:color="000000"/>
+                <w:right w:val="none" w:sz="0" w:space="0" w:color="000000"/>
+              </w:pBdr>
+              <w:spacing w:after="100" w:before="100" w:line="240"/>
+              <w:ind w:left="100" w:right="100" w:firstLine="0" w:firstLineChars="0"/>
+              <w:rPr>
+                <w:rFonts w:ascii="Helvetica" w:hAnsi="Helvetica" w:eastAsia="Helvetica" w:cs="Helvetica"/>
+                <w:i w:val="false"/>
+                <w:b w:val="false"/>
+                <w:u w:val="none"/>
+                <w:sz w:val="22"/>
+                <w:szCs w:val="22"/>
+                <w:color w:val="000000"/>
+              </w:rPr>
+            </w:pPr>
+            <w:r>
+              <w:rPr>
+                <w:rFonts w:ascii="Helvetica" w:hAnsi="Helvetica" w:eastAsia="Helvetica" w:cs="Helvetica"/>
+                <w:i w:val="false"/>
+                <w:b w:val="false"/>
+                <w:u w:val="none"/>
+                <w:sz w:val="22"/>
+                <w:szCs w:val="22"/>
+                <w:color w:val="000000"/>
+              </w:rPr>
+              <w:t xml:space="preserve">0.96</w:t>
+            </w:r>
+          </w:p>
+        </w:tc>
+        <w:tc>
+          <w:tcPr>
+            <w:tcBorders>
+              <w:bottom w:val="none" w:sz="0" w:space="0" w:color="000000"/>
+              <w:top w:val="none" w:sz="0" w:space="0" w:color="000000"/>
+              <w:left w:val="none" w:sz="0" w:space="0" w:color="000000"/>
+              <w:right w:val="none" w:sz="0" w:space="0" w:color="000000"/>
+            </w:tcBorders>
+            <w:shd w:val="clear" w:color="auto" w:fill="FFFFFF"/>
+            <w:tcMar>
+              <w:top w:w="0" w:type="dxa"/>
+              <w:bottom w:w="0" w:type="dxa"/>
+              <w:left w:w="0" w:type="dxa"/>
+              <w:right w:w="0" w:type="dxa"/>
+            </w:tcMar>
+            <w:vAlign w:val="top"/>
+          </w:tcPr>
+          <w:p>
+            <w:pPr>
+              <w:pStyle w:val="Normal"/>
+              <w:jc w:val="center"/>
+              <w:pBdr>
+                <w:bottom w:val="none" w:sz="0" w:space="0" w:color="000000"/>
+                <w:top w:val="none" w:sz="0" w:space="0" w:color="000000"/>
+                <w:left w:val="none" w:sz="0" w:space="0" w:color="000000"/>
+                <w:right w:val="none" w:sz="0" w:space="0" w:color="000000"/>
+              </w:pBdr>
+              <w:spacing w:after="100" w:before="100" w:line="240"/>
+              <w:ind w:left="100" w:right="100" w:firstLine="0" w:firstLineChars="0"/>
+              <w:rPr>
+                <w:rFonts w:ascii="Helvetica" w:hAnsi="Helvetica" w:eastAsia="Helvetica" w:cs="Helvetica"/>
+                <w:i w:val="false"/>
+                <w:b w:val="false"/>
+                <w:u w:val="none"/>
+                <w:sz w:val="22"/>
+                <w:szCs w:val="22"/>
+                <w:color w:val="000000"/>
+              </w:rPr>
+            </w:pPr>
+            <w:r>
+              <w:rPr>
+                <w:rFonts w:ascii="Helvetica" w:hAnsi="Helvetica" w:eastAsia="Helvetica" w:cs="Helvetica"/>
+                <w:i w:val="false"/>
+                <w:b w:val="false"/>
+                <w:u w:val="none"/>
+                <w:sz w:val="22"/>
+                <w:szCs w:val="22"/>
+                <w:color w:val="000000"/>
+              </w:rPr>
+              <w:t xml:space="preserve">0.87, 1.05</w:t>
+            </w:r>
+          </w:p>
+        </w:tc>
+        <w:tc>
+          <w:tcPr>
+            <w:tcBorders>
+              <w:bottom w:val="none" w:sz="0" w:space="0" w:color="000000"/>
+              <w:top w:val="none" w:sz="0" w:space="0" w:color="000000"/>
+              <w:left w:val="none" w:sz="0" w:space="0" w:color="000000"/>
+              <w:right w:val="none" w:sz="0" w:space="0" w:color="000000"/>
+            </w:tcBorders>
+            <w:shd w:val="clear" w:color="auto" w:fill="FFFFFF"/>
+            <w:tcMar>
+              <w:top w:w="0" w:type="dxa"/>
+              <w:bottom w:w="0" w:type="dxa"/>
+              <w:left w:w="0" w:type="dxa"/>
+              <w:right w:w="0" w:type="dxa"/>
+            </w:tcMar>
+            <w:vAlign w:val="top"/>
+          </w:tcPr>
+          <w:p>
+            <w:pPr>
+              <w:pStyle w:val="Normal"/>
+              <w:jc w:val="center"/>
+              <w:pBdr>
+                <w:bottom w:val="none" w:sz="0" w:space="0" w:color="000000"/>
+                <w:top w:val="none" w:sz="0" w:space="0" w:color="000000"/>
+                <w:left w:val="none" w:sz="0" w:space="0" w:color="000000"/>
+                <w:right w:val="none" w:sz="0" w:space="0" w:color="000000"/>
+              </w:pBdr>
+              <w:spacing w:after="100" w:before="100" w:line="240"/>
+              <w:ind w:left="100" w:right="100" w:firstLine="0" w:firstLineChars="0"/>
+              <w:rPr>
+                <w:rFonts w:ascii="Helvetica" w:hAnsi="Helvetica" w:eastAsia="Helvetica" w:cs="Helvetica"/>
+                <w:i w:val="false"/>
+                <w:b w:val="false"/>
+                <w:u w:val="none"/>
+                <w:sz w:val="22"/>
+                <w:szCs w:val="22"/>
+                <w:color w:val="000000"/>
+              </w:rPr>
+            </w:pPr>
+            <w:r>
+              <w:rPr>
+                <w:rFonts w:ascii="Helvetica" w:hAnsi="Helvetica" w:eastAsia="Helvetica" w:cs="Helvetica"/>
+                <w:i w:val="false"/>
+                <w:b w:val="false"/>
+                <w:u w:val="none"/>
+                <w:sz w:val="22"/>
+                <w:szCs w:val="22"/>
+                <w:color w:val="000000"/>
+              </w:rPr>
+              <w:t xml:space="preserve">0.330</w:t>
             </w:r>
           </w:p>
         </w:tc>
       </w:tr>
       <w:tr>
         <w:trPr>
-          <w:trHeight w:val="569" w:hRule="auto"/>
+          <w:trHeight w:val="565" w:hRule="auto"/>
         </w:trPr>
         body 3
         <w:tc>
@@ -1804,7 +1804,7 @@
                 <w:szCs w:val="22"/>
                 <w:color w:val="000000"/>
               </w:rPr>
-              <w:t xml:space="preserve">143</w:t>
+              <w:t xml:space="preserve">142</w:t>
             </w:r>
           </w:p>
         </w:tc>
@@ -2016,7 +2016,7 @@
                 <w:szCs w:val="22"/>
                 <w:color w:val="000000"/>
               </w:rPr>
-              <w:t xml:space="preserve">143</w:t>
+              <w:t xml:space="preserve">142</w:t>
             </w:r>
           </w:p>
         </w:tc>
@@ -2823,113 +2823,113 @@
                 <w:szCs w:val="22"/>
                 <w:color w:val="000000"/>
               </w:rPr>
-              <w:t xml:space="preserve">1.44</w:t>
-            </w:r>
-          </w:p>
-        </w:tc>
-        <w:tc>
-          <w:tcPr>
-            <w:tcBorders>
-              <w:bottom w:val="none" w:sz="0" w:space="0" w:color="000000"/>
-              <w:top w:val="none" w:sz="0" w:space="0" w:color="000000"/>
-              <w:left w:val="none" w:sz="0" w:space="0" w:color="000000"/>
-              <w:right w:val="none" w:sz="0" w:space="0" w:color="000000"/>
-            </w:tcBorders>
-            <w:shd w:val="clear" w:color="auto" w:fill="FFFFFF"/>
-            <w:tcMar>
-              <w:top w:w="0" w:type="dxa"/>
-              <w:bottom w:w="0" w:type="dxa"/>
-              <w:left w:w="0" w:type="dxa"/>
-              <w:right w:w="0" w:type="dxa"/>
-            </w:tcMar>
-            <w:vAlign w:val="top"/>
-          </w:tcPr>
-          <w:p>
-            <w:pPr>
-              <w:pStyle w:val="Normal"/>
-              <w:jc w:val="center"/>
-              <w:pBdr>
-                <w:bottom w:val="none" w:sz="0" w:space="0" w:color="000000"/>
-                <w:top w:val="none" w:sz="0" w:space="0" w:color="000000"/>
-                <w:left w:val="none" w:sz="0" w:space="0" w:color="000000"/>
-                <w:right w:val="none" w:sz="0" w:space="0" w:color="000000"/>
-              </w:pBdr>
-              <w:spacing w:after="100" w:before="100" w:line="240"/>
-              <w:ind w:left="100" w:right="100" w:firstLine="0" w:firstLineChars="0"/>
-              <w:rPr>
-                <w:rFonts w:ascii="Helvetica" w:hAnsi="Helvetica" w:eastAsia="Helvetica" w:cs="Helvetica"/>
-                <w:i w:val="false"/>
-                <w:b w:val="false"/>
-                <w:u w:val="none"/>
-                <w:sz w:val="22"/>
-                <w:szCs w:val="22"/>
-                <w:color w:val="000000"/>
-              </w:rPr>
-            </w:pPr>
-            <w:r>
-              <w:rPr>
-                <w:rFonts w:ascii="Helvetica" w:hAnsi="Helvetica" w:eastAsia="Helvetica" w:cs="Helvetica"/>
-                <w:i w:val="false"/>
-                <w:b w:val="false"/>
-                <w:u w:val="none"/>
-                <w:sz w:val="22"/>
-                <w:szCs w:val="22"/>
-                <w:color w:val="000000"/>
-              </w:rPr>
-              <w:t xml:space="preserve">0.33, 6.25</w:t>
-            </w:r>
-          </w:p>
-        </w:tc>
-        <w:tc>
-          <w:tcPr>
-            <w:tcBorders>
-              <w:bottom w:val="none" w:sz="0" w:space="0" w:color="000000"/>
-              <w:top w:val="none" w:sz="0" w:space="0" w:color="000000"/>
-              <w:left w:val="none" w:sz="0" w:space="0" w:color="000000"/>
-              <w:right w:val="none" w:sz="0" w:space="0" w:color="000000"/>
-            </w:tcBorders>
-            <w:shd w:val="clear" w:color="auto" w:fill="FFFFFF"/>
-            <w:tcMar>
-              <w:top w:w="0" w:type="dxa"/>
-              <w:bottom w:w="0" w:type="dxa"/>
-              <w:left w:w="0" w:type="dxa"/>
-              <w:right w:w="0" w:type="dxa"/>
-            </w:tcMar>
-            <w:vAlign w:val="top"/>
-          </w:tcPr>
-          <w:p>
-            <w:pPr>
-              <w:pStyle w:val="Normal"/>
-              <w:jc w:val="center"/>
-              <w:pBdr>
-                <w:bottom w:val="none" w:sz="0" w:space="0" w:color="000000"/>
-                <w:top w:val="none" w:sz="0" w:space="0" w:color="000000"/>
-                <w:left w:val="none" w:sz="0" w:space="0" w:color="000000"/>
-                <w:right w:val="none" w:sz="0" w:space="0" w:color="000000"/>
-              </w:pBdr>
-              <w:spacing w:after="100" w:before="100" w:line="240"/>
-              <w:ind w:left="100" w:right="100" w:firstLine="0" w:firstLineChars="0"/>
-              <w:rPr>
-                <w:rFonts w:ascii="Helvetica" w:hAnsi="Helvetica" w:eastAsia="Helvetica" w:cs="Helvetica"/>
-                <w:i w:val="false"/>
-                <w:b w:val="false"/>
-                <w:u w:val="none"/>
-                <w:sz w:val="22"/>
-                <w:szCs w:val="22"/>
-                <w:color w:val="000000"/>
-              </w:rPr>
-            </w:pPr>
-            <w:r>
-              <w:rPr>
-                <w:rFonts w:ascii="Helvetica" w:hAnsi="Helvetica" w:eastAsia="Helvetica" w:cs="Helvetica"/>
-                <w:i w:val="false"/>
-                <w:b w:val="false"/>
-                <w:u w:val="none"/>
-                <w:sz w:val="22"/>
-                <w:szCs w:val="22"/>
-                <w:color w:val="000000"/>
-              </w:rPr>
-              <w:t xml:space="preserve">0.630</w:t>
+              <w:t xml:space="preserve">1.42</w:t>
+            </w:r>
+          </w:p>
+        </w:tc>
+        <w:tc>
+          <w:tcPr>
+            <w:tcBorders>
+              <w:bottom w:val="none" w:sz="0" w:space="0" w:color="000000"/>
+              <w:top w:val="none" w:sz="0" w:space="0" w:color="000000"/>
+              <w:left w:val="none" w:sz="0" w:space="0" w:color="000000"/>
+              <w:right w:val="none" w:sz="0" w:space="0" w:color="000000"/>
+            </w:tcBorders>
+            <w:shd w:val="clear" w:color="auto" w:fill="FFFFFF"/>
+            <w:tcMar>
+              <w:top w:w="0" w:type="dxa"/>
+              <w:bottom w:w="0" w:type="dxa"/>
+              <w:left w:w="0" w:type="dxa"/>
+              <w:right w:w="0" w:type="dxa"/>
+            </w:tcMar>
+            <w:vAlign w:val="top"/>
+          </w:tcPr>
+          <w:p>
+            <w:pPr>
+              <w:pStyle w:val="Normal"/>
+              <w:jc w:val="center"/>
+              <w:pBdr>
+                <w:bottom w:val="none" w:sz="0" w:space="0" w:color="000000"/>
+                <w:top w:val="none" w:sz="0" w:space="0" w:color="000000"/>
+                <w:left w:val="none" w:sz="0" w:space="0" w:color="000000"/>
+                <w:right w:val="none" w:sz="0" w:space="0" w:color="000000"/>
+              </w:pBdr>
+              <w:spacing w:after="100" w:before="100" w:line="240"/>
+              <w:ind w:left="100" w:right="100" w:firstLine="0" w:firstLineChars="0"/>
+              <w:rPr>
+                <w:rFonts w:ascii="Helvetica" w:hAnsi="Helvetica" w:eastAsia="Helvetica" w:cs="Helvetica"/>
+                <w:i w:val="false"/>
+                <w:b w:val="false"/>
+                <w:u w:val="none"/>
+                <w:sz w:val="22"/>
+                <w:szCs w:val="22"/>
+                <w:color w:val="000000"/>
+              </w:rPr>
+            </w:pPr>
+            <w:r>
+              <w:rPr>
+                <w:rFonts w:ascii="Helvetica" w:hAnsi="Helvetica" w:eastAsia="Helvetica" w:cs="Helvetica"/>
+                <w:i w:val="false"/>
+                <w:b w:val="false"/>
+                <w:u w:val="none"/>
+                <w:sz w:val="22"/>
+                <w:szCs w:val="22"/>
+                <w:color w:val="000000"/>
+              </w:rPr>
+              <w:t xml:space="preserve">0.33, 6.20</w:t>
+            </w:r>
+          </w:p>
+        </w:tc>
+        <w:tc>
+          <w:tcPr>
+            <w:tcBorders>
+              <w:bottom w:val="none" w:sz="0" w:space="0" w:color="000000"/>
+              <w:top w:val="none" w:sz="0" w:space="0" w:color="000000"/>
+              <w:left w:val="none" w:sz="0" w:space="0" w:color="000000"/>
+              <w:right w:val="none" w:sz="0" w:space="0" w:color="000000"/>
+            </w:tcBorders>
+            <w:shd w:val="clear" w:color="auto" w:fill="FFFFFF"/>
+            <w:tcMar>
+              <w:top w:w="0" w:type="dxa"/>
+              <w:bottom w:w="0" w:type="dxa"/>
+              <w:left w:w="0" w:type="dxa"/>
+              <w:right w:w="0" w:type="dxa"/>
+            </w:tcMar>
+            <w:vAlign w:val="top"/>
+          </w:tcPr>
+          <w:p>
+            <w:pPr>
+              <w:pStyle w:val="Normal"/>
+              <w:jc w:val="center"/>
+              <w:pBdr>
+                <w:bottom w:val="none" w:sz="0" w:space="0" w:color="000000"/>
+                <w:top w:val="none" w:sz="0" w:space="0" w:color="000000"/>
+                <w:left w:val="none" w:sz="0" w:space="0" w:color="000000"/>
+                <w:right w:val="none" w:sz="0" w:space="0" w:color="000000"/>
+              </w:pBdr>
+              <w:spacing w:after="100" w:before="100" w:line="240"/>
+              <w:ind w:left="100" w:right="100" w:firstLine="0" w:firstLineChars="0"/>
+              <w:rPr>
+                <w:rFonts w:ascii="Helvetica" w:hAnsi="Helvetica" w:eastAsia="Helvetica" w:cs="Helvetica"/>
+                <w:i w:val="false"/>
+                <w:b w:val="false"/>
+                <w:u w:val="none"/>
+                <w:sz w:val="22"/>
+                <w:szCs w:val="22"/>
+                <w:color w:val="000000"/>
+              </w:rPr>
+            </w:pPr>
+            <w:r>
+              <w:rPr>
+                <w:rFonts w:ascii="Helvetica" w:hAnsi="Helvetica" w:eastAsia="Helvetica" w:cs="Helvetica"/>
+                <w:i w:val="false"/>
+                <w:b w:val="false"/>
+                <w:u w:val="none"/>
+                <w:sz w:val="22"/>
+                <w:szCs w:val="22"/>
+                <w:color w:val="000000"/>
+              </w:rPr>
+              <w:t xml:space="preserve">0.640</w:t>
             </w:r>
           </w:p>
         </w:tc>
@@ -3035,113 +3035,113 @@
                 <w:szCs w:val="22"/>
                 <w:color w:val="000000"/>
               </w:rPr>
-              <w:t xml:space="preserve">6.42</w:t>
-            </w:r>
-          </w:p>
-        </w:tc>
-        <w:tc>
-          <w:tcPr>
-            <w:tcBorders>
-              <w:bottom w:val="none" w:sz="0" w:space="0" w:color="000000"/>
-              <w:top w:val="none" w:sz="0" w:space="0" w:color="000000"/>
-              <w:left w:val="none" w:sz="0" w:space="0" w:color="000000"/>
-              <w:right w:val="none" w:sz="0" w:space="0" w:color="000000"/>
-            </w:tcBorders>
-            <w:shd w:val="clear" w:color="auto" w:fill="FFFFFF"/>
-            <w:tcMar>
-              <w:top w:w="0" w:type="dxa"/>
-              <w:bottom w:w="0" w:type="dxa"/>
-              <w:left w:w="0" w:type="dxa"/>
-              <w:right w:w="0" w:type="dxa"/>
-            </w:tcMar>
-            <w:vAlign w:val="top"/>
-          </w:tcPr>
-          <w:p>
-            <w:pPr>
-              <w:pStyle w:val="Normal"/>
-              <w:jc w:val="center"/>
-              <w:pBdr>
-                <w:bottom w:val="none" w:sz="0" w:space="0" w:color="000000"/>
-                <w:top w:val="none" w:sz="0" w:space="0" w:color="000000"/>
-                <w:left w:val="none" w:sz="0" w:space="0" w:color="000000"/>
-                <w:right w:val="none" w:sz="0" w:space="0" w:color="000000"/>
-              </w:pBdr>
-              <w:spacing w:after="100" w:before="100" w:line="240"/>
-              <w:ind w:left="100" w:right="100" w:firstLine="0" w:firstLineChars="0"/>
-              <w:rPr>
-                <w:rFonts w:ascii="Helvetica" w:hAnsi="Helvetica" w:eastAsia="Helvetica" w:cs="Helvetica"/>
-                <w:i w:val="false"/>
-                <w:b w:val="false"/>
-                <w:u w:val="none"/>
-                <w:sz w:val="22"/>
-                <w:szCs w:val="22"/>
-                <w:color w:val="000000"/>
-              </w:rPr>
-            </w:pPr>
-            <w:r>
-              <w:rPr>
-                <w:rFonts w:ascii="Helvetica" w:hAnsi="Helvetica" w:eastAsia="Helvetica" w:cs="Helvetica"/>
-                <w:i w:val="false"/>
-                <w:b w:val="false"/>
-                <w:u w:val="none"/>
-                <w:sz w:val="22"/>
-                <w:szCs w:val="22"/>
-                <w:color w:val="000000"/>
-              </w:rPr>
-              <w:t xml:space="preserve">0.85, 48.3</w:t>
-            </w:r>
-          </w:p>
-        </w:tc>
-        <w:tc>
-          <w:tcPr>
-            <w:tcBorders>
-              <w:bottom w:val="none" w:sz="0" w:space="0" w:color="000000"/>
-              <w:top w:val="none" w:sz="0" w:space="0" w:color="000000"/>
-              <w:left w:val="none" w:sz="0" w:space="0" w:color="000000"/>
-              <w:right w:val="none" w:sz="0" w:space="0" w:color="000000"/>
-            </w:tcBorders>
-            <w:shd w:val="clear" w:color="auto" w:fill="FFFFFF"/>
-            <w:tcMar>
-              <w:top w:w="0" w:type="dxa"/>
-              <w:bottom w:w="0" w:type="dxa"/>
-              <w:left w:w="0" w:type="dxa"/>
-              <w:right w:w="0" w:type="dxa"/>
-            </w:tcMar>
-            <w:vAlign w:val="top"/>
-          </w:tcPr>
-          <w:p>
-            <w:pPr>
-              <w:pStyle w:val="Normal"/>
-              <w:jc w:val="center"/>
-              <w:pBdr>
-                <w:bottom w:val="none" w:sz="0" w:space="0" w:color="000000"/>
-                <w:top w:val="none" w:sz="0" w:space="0" w:color="000000"/>
-                <w:left w:val="none" w:sz="0" w:space="0" w:color="000000"/>
-                <w:right w:val="none" w:sz="0" w:space="0" w:color="000000"/>
-              </w:pBdr>
-              <w:spacing w:after="100" w:before="100" w:line="240"/>
-              <w:ind w:left="100" w:right="100" w:firstLine="0" w:firstLineChars="0"/>
-              <w:rPr>
-                <w:rFonts w:ascii="Helvetica" w:hAnsi="Helvetica" w:eastAsia="Helvetica" w:cs="Helvetica"/>
-                <w:i w:val="false"/>
-                <w:b w:val="false"/>
-                <w:u w:val="none"/>
-                <w:sz w:val="22"/>
-                <w:szCs w:val="22"/>
-                <w:color w:val="000000"/>
-              </w:rPr>
-            </w:pPr>
-            <w:r>
-              <w:rPr>
-                <w:rFonts w:ascii="Helvetica" w:hAnsi="Helvetica" w:eastAsia="Helvetica" w:cs="Helvetica"/>
-                <w:i w:val="false"/>
-                <w:b w:val="false"/>
-                <w:u w:val="none"/>
-                <w:sz w:val="22"/>
-                <w:szCs w:val="22"/>
-                <w:color w:val="000000"/>
-              </w:rPr>
-              <w:t xml:space="preserve">0.071</w:t>
+              <w:t xml:space="preserve">4.12</w:t>
+            </w:r>
+          </w:p>
+        </w:tc>
+        <w:tc>
+          <w:tcPr>
+            <w:tcBorders>
+              <w:bottom w:val="none" w:sz="0" w:space="0" w:color="000000"/>
+              <w:top w:val="none" w:sz="0" w:space="0" w:color="000000"/>
+              <w:left w:val="none" w:sz="0" w:space="0" w:color="000000"/>
+              <w:right w:val="none" w:sz="0" w:space="0" w:color="000000"/>
+            </w:tcBorders>
+            <w:shd w:val="clear" w:color="auto" w:fill="FFFFFF"/>
+            <w:tcMar>
+              <w:top w:w="0" w:type="dxa"/>
+              <w:bottom w:w="0" w:type="dxa"/>
+              <w:left w:w="0" w:type="dxa"/>
+              <w:right w:w="0" w:type="dxa"/>
+            </w:tcMar>
+            <w:vAlign w:val="top"/>
+          </w:tcPr>
+          <w:p>
+            <w:pPr>
+              <w:pStyle w:val="Normal"/>
+              <w:jc w:val="center"/>
+              <w:pBdr>
+                <w:bottom w:val="none" w:sz="0" w:space="0" w:color="000000"/>
+                <w:top w:val="none" w:sz="0" w:space="0" w:color="000000"/>
+                <w:left w:val="none" w:sz="0" w:space="0" w:color="000000"/>
+                <w:right w:val="none" w:sz="0" w:space="0" w:color="000000"/>
+              </w:pBdr>
+              <w:spacing w:after="100" w:before="100" w:line="240"/>
+              <w:ind w:left="100" w:right="100" w:firstLine="0" w:firstLineChars="0"/>
+              <w:rPr>
+                <w:rFonts w:ascii="Helvetica" w:hAnsi="Helvetica" w:eastAsia="Helvetica" w:cs="Helvetica"/>
+                <w:i w:val="false"/>
+                <w:b w:val="false"/>
+                <w:u w:val="none"/>
+                <w:sz w:val="22"/>
+                <w:szCs w:val="22"/>
+                <w:color w:val="000000"/>
+              </w:rPr>
+            </w:pPr>
+            <w:r>
+              <w:rPr>
+                <w:rFonts w:ascii="Helvetica" w:hAnsi="Helvetica" w:eastAsia="Helvetica" w:cs="Helvetica"/>
+                <w:i w:val="false"/>
+                <w:b w:val="false"/>
+                <w:u w:val="none"/>
+                <w:sz w:val="22"/>
+                <w:szCs w:val="22"/>
+                <w:color w:val="000000"/>
+              </w:rPr>
+              <w:t xml:space="preserve">0.65, 26.2</w:t>
+            </w:r>
+          </w:p>
+        </w:tc>
+        <w:tc>
+          <w:tcPr>
+            <w:tcBorders>
+              <w:bottom w:val="none" w:sz="0" w:space="0" w:color="000000"/>
+              <w:top w:val="none" w:sz="0" w:space="0" w:color="000000"/>
+              <w:left w:val="none" w:sz="0" w:space="0" w:color="000000"/>
+              <w:right w:val="none" w:sz="0" w:space="0" w:color="000000"/>
+            </w:tcBorders>
+            <w:shd w:val="clear" w:color="auto" w:fill="FFFFFF"/>
+            <w:tcMar>
+              <w:top w:w="0" w:type="dxa"/>
+              <w:bottom w:w="0" w:type="dxa"/>
+              <w:left w:w="0" w:type="dxa"/>
+              <w:right w:w="0" w:type="dxa"/>
+            </w:tcMar>
+            <w:vAlign w:val="top"/>
+          </w:tcPr>
+          <w:p>
+            <w:pPr>
+              <w:pStyle w:val="Normal"/>
+              <w:jc w:val="center"/>
+              <w:pBdr>
+                <w:bottom w:val="none" w:sz="0" w:space="0" w:color="000000"/>
+                <w:top w:val="none" w:sz="0" w:space="0" w:color="000000"/>
+                <w:left w:val="none" w:sz="0" w:space="0" w:color="000000"/>
+                <w:right w:val="none" w:sz="0" w:space="0" w:color="000000"/>
+              </w:pBdr>
+              <w:spacing w:after="100" w:before="100" w:line="240"/>
+              <w:ind w:left="100" w:right="100" w:firstLine="0" w:firstLineChars="0"/>
+              <w:rPr>
+                <w:rFonts w:ascii="Helvetica" w:hAnsi="Helvetica" w:eastAsia="Helvetica" w:cs="Helvetica"/>
+                <w:i w:val="false"/>
+                <w:b w:val="false"/>
+                <w:u w:val="none"/>
+                <w:sz w:val="22"/>
+                <w:szCs w:val="22"/>
+                <w:color w:val="000000"/>
+              </w:rPr>
+            </w:pPr>
+            <w:r>
+              <w:rPr>
+                <w:rFonts w:ascii="Helvetica" w:hAnsi="Helvetica" w:eastAsia="Helvetica" w:cs="Helvetica"/>
+                <w:i w:val="false"/>
+                <w:b w:val="false"/>
+                <w:u w:val="none"/>
+                <w:sz w:val="22"/>
+                <w:szCs w:val="22"/>
+                <w:color w:val="000000"/>
+              </w:rPr>
+              <w:t xml:space="preserve">0.130</w:t>
             </w:r>
           </w:p>
         </w:tc>
@@ -3253,7 +3253,7 @@
                 <w:szCs w:val="22"/>
                 <w:color w:val="000000"/>
               </w:rPr>
-              <w:t xml:space="preserve">143</w:t>
+              <w:t xml:space="preserve">142</w:t>
             </w:r>
           </w:p>
         </w:tc>
@@ -3412,219 +3412,219 @@
                 <w:szCs w:val="22"/>
                 <w:color w:val="000000"/>
               </w:rPr>
-              <w:t xml:space="preserve">0.011</w:t>
-            </w:r>
-          </w:p>
-        </w:tc>
-        <w:tc>
-          <w:tcPr>
-            <w:tcBorders>
-              <w:bottom w:val="none" w:sz="0" w:space="0" w:color="000000"/>
-              <w:top w:val="none" w:sz="0" w:space="0" w:color="000000"/>
-              <w:left w:val="none" w:sz="0" w:space="0" w:color="000000"/>
-              <w:right w:val="none" w:sz="0" w:space="0" w:color="000000"/>
-            </w:tcBorders>
-            <w:shd w:val="clear" w:color="auto" w:fill="FFFFFF"/>
-            <w:tcMar>
-              <w:top w:w="0" w:type="dxa"/>
-              <w:bottom w:w="0" w:type="dxa"/>
-              <w:left w:w="0" w:type="dxa"/>
-              <w:right w:w="0" w:type="dxa"/>
-            </w:tcMar>
-            <w:vAlign w:val="top"/>
-          </w:tcPr>
-          <w:p>
-            <w:pPr>
-              <w:pStyle w:val="Normal"/>
-              <w:jc w:val="center"/>
-              <w:pBdr>
-                <w:bottom w:val="none" w:sz="0" w:space="0" w:color="000000"/>
-                <w:top w:val="none" w:sz="0" w:space="0" w:color="000000"/>
-                <w:left w:val="none" w:sz="0" w:space="0" w:color="000000"/>
-                <w:right w:val="none" w:sz="0" w:space="0" w:color="000000"/>
-              </w:pBdr>
-              <w:spacing w:after="100" w:before="100" w:line="240"/>
-              <w:ind w:left="100" w:right="100" w:firstLine="0" w:firstLineChars="0"/>
-              <w:rPr>
-                <w:rFonts w:ascii="Helvetica" w:hAnsi="Helvetica" w:eastAsia="Helvetica" w:cs="Helvetica"/>
-                <w:i w:val="false"/>
-                <w:b w:val="false"/>
-                <w:u w:val="none"/>
-                <w:sz w:val="22"/>
-                <w:szCs w:val="22"/>
-                <w:color w:val="000000"/>
-              </w:rPr>
-            </w:pPr>
-            <w:r>
-              <w:rPr>
-                <w:rFonts w:ascii="Helvetica" w:hAnsi="Helvetica" w:eastAsia="Helvetica" w:cs="Helvetica"/>
-                <w:i w:val="false"/>
-                <w:b w:val="false"/>
-                <w:u w:val="none"/>
-                <w:sz w:val="22"/>
-                <w:szCs w:val="22"/>
-                <w:color w:val="000000"/>
-              </w:rPr>
-              <w:t xml:space="preserve">143</w:t>
-            </w:r>
-          </w:p>
-        </w:tc>
-        <w:tc>
-          <w:tcPr>
-            <w:tcBorders>
-              <w:bottom w:val="none" w:sz="0" w:space="0" w:color="000000"/>
-              <w:top w:val="none" w:sz="0" w:space="0" w:color="000000"/>
-              <w:left w:val="none" w:sz="0" w:space="0" w:color="000000"/>
-              <w:right w:val="none" w:sz="0" w:space="0" w:color="000000"/>
-            </w:tcBorders>
-            <w:shd w:val="clear" w:color="auto" w:fill="FFFFFF"/>
-            <w:tcMar>
-              <w:top w:w="0" w:type="dxa"/>
-              <w:bottom w:w="0" w:type="dxa"/>
-              <w:left w:w="0" w:type="dxa"/>
-              <w:right w:w="0" w:type="dxa"/>
-            </w:tcMar>
-            <w:vAlign w:val="top"/>
-          </w:tcPr>
-          <w:p>
-            <w:pPr>
-              <w:pStyle w:val="Normal"/>
-              <w:jc w:val="center"/>
-              <w:pBdr>
-                <w:bottom w:val="none" w:sz="0" w:space="0" w:color="000000"/>
-                <w:top w:val="none" w:sz="0" w:space="0" w:color="000000"/>
-                <w:left w:val="none" w:sz="0" w:space="0" w:color="000000"/>
-                <w:right w:val="none" w:sz="0" w:space="0" w:color="000000"/>
-              </w:pBdr>
-              <w:spacing w:after="100" w:before="100" w:line="240"/>
-              <w:ind w:left="100" w:right="100" w:firstLine="0" w:firstLineChars="0"/>
-              <w:rPr>
-                <w:rFonts w:ascii="Helvetica" w:hAnsi="Helvetica" w:eastAsia="Helvetica" w:cs="Helvetica"/>
-                <w:i w:val="false"/>
-                <w:b w:val="false"/>
-                <w:u w:val="none"/>
-                <w:sz w:val="22"/>
-                <w:szCs w:val="22"/>
-                <w:color w:val="000000"/>
-              </w:rPr>
-            </w:pPr>
-            <w:r>
-              <w:rPr>
-                <w:rFonts w:ascii="Helvetica" w:hAnsi="Helvetica" w:eastAsia="Helvetica" w:cs="Helvetica"/>
-                <w:i w:val="false"/>
-                <w:b w:val="false"/>
-                <w:u w:val="none"/>
-                <w:sz w:val="22"/>
-                <w:szCs w:val="22"/>
-                <w:color w:val="000000"/>
-              </w:rPr>
-              <w:t xml:space="preserve">1.31</w:t>
-            </w:r>
-          </w:p>
-        </w:tc>
-        <w:tc>
-          <w:tcPr>
-            <w:tcBorders>
-              <w:bottom w:val="none" w:sz="0" w:space="0" w:color="000000"/>
-              <w:top w:val="none" w:sz="0" w:space="0" w:color="000000"/>
-              <w:left w:val="none" w:sz="0" w:space="0" w:color="000000"/>
-              <w:right w:val="none" w:sz="0" w:space="0" w:color="000000"/>
-            </w:tcBorders>
-            <w:shd w:val="clear" w:color="auto" w:fill="FFFFFF"/>
-            <w:tcMar>
-              <w:top w:w="0" w:type="dxa"/>
-              <w:bottom w:w="0" w:type="dxa"/>
-              <w:left w:w="0" w:type="dxa"/>
-              <w:right w:w="0" w:type="dxa"/>
-            </w:tcMar>
-            <w:vAlign w:val="top"/>
-          </w:tcPr>
-          <w:p>
-            <w:pPr>
-              <w:pStyle w:val="Normal"/>
-              <w:jc w:val="center"/>
-              <w:pBdr>
-                <w:bottom w:val="none" w:sz="0" w:space="0" w:color="000000"/>
-                <w:top w:val="none" w:sz="0" w:space="0" w:color="000000"/>
-                <w:left w:val="none" w:sz="0" w:space="0" w:color="000000"/>
-                <w:right w:val="none" w:sz="0" w:space="0" w:color="000000"/>
-              </w:pBdr>
-              <w:spacing w:after="100" w:before="100" w:line="240"/>
-              <w:ind w:left="100" w:right="100" w:firstLine="0" w:firstLineChars="0"/>
-              <w:rPr>
-                <w:rFonts w:ascii="Helvetica" w:hAnsi="Helvetica" w:eastAsia="Helvetica" w:cs="Helvetica"/>
-                <w:i w:val="false"/>
-                <w:b w:val="false"/>
-                <w:u w:val="none"/>
-                <w:sz w:val="22"/>
-                <w:szCs w:val="22"/>
-                <w:color w:val="000000"/>
-              </w:rPr>
-            </w:pPr>
-            <w:r>
-              <w:rPr>
-                <w:rFonts w:ascii="Helvetica" w:hAnsi="Helvetica" w:eastAsia="Helvetica" w:cs="Helvetica"/>
-                <w:i w:val="false"/>
-                <w:b w:val="false"/>
-                <w:u w:val="none"/>
-                <w:sz w:val="22"/>
-                <w:szCs w:val="22"/>
-                <w:color w:val="000000"/>
-              </w:rPr>
-              <w:t xml:space="preserve">0.98, 1.74</w:t>
-            </w:r>
-          </w:p>
-        </w:tc>
-        <w:tc>
-          <w:tcPr>
-            <w:tcBorders>
-              <w:bottom w:val="none" w:sz="0" w:space="0" w:color="000000"/>
-              <w:top w:val="none" w:sz="0" w:space="0" w:color="000000"/>
-              <w:left w:val="none" w:sz="0" w:space="0" w:color="000000"/>
-              <w:right w:val="none" w:sz="0" w:space="0" w:color="000000"/>
-            </w:tcBorders>
-            <w:shd w:val="clear" w:color="auto" w:fill="FFFFFF"/>
-            <w:tcMar>
-              <w:top w:w="0" w:type="dxa"/>
-              <w:bottom w:w="0" w:type="dxa"/>
-              <w:left w:w="0" w:type="dxa"/>
-              <w:right w:w="0" w:type="dxa"/>
-            </w:tcMar>
-            <w:vAlign w:val="top"/>
-          </w:tcPr>
-          <w:p>
-            <w:pPr>
-              <w:pStyle w:val="Normal"/>
-              <w:jc w:val="center"/>
-              <w:pBdr>
-                <w:bottom w:val="none" w:sz="0" w:space="0" w:color="000000"/>
-                <w:top w:val="none" w:sz="0" w:space="0" w:color="000000"/>
-                <w:left w:val="none" w:sz="0" w:space="0" w:color="000000"/>
-                <w:right w:val="none" w:sz="0" w:space="0" w:color="000000"/>
-              </w:pBdr>
-              <w:spacing w:after="100" w:before="100" w:line="240"/>
-              <w:ind w:left="100" w:right="100" w:firstLine="0" w:firstLineChars="0"/>
-              <w:rPr>
-                <w:rFonts w:ascii="Helvetica" w:hAnsi="Helvetica" w:eastAsia="Helvetica" w:cs="Helvetica"/>
-                <w:i w:val="false"/>
-                <w:b w:val="false"/>
-                <w:u w:val="none"/>
-                <w:sz w:val="22"/>
-                <w:szCs w:val="22"/>
-                <w:color w:val="000000"/>
-              </w:rPr>
-            </w:pPr>
-            <w:r>
-              <w:rPr>
-                <w:rFonts w:ascii="Helvetica" w:hAnsi="Helvetica" w:eastAsia="Helvetica" w:cs="Helvetica"/>
-                <w:i w:val="false"/>
-                <w:b w:val="false"/>
-                <w:u w:val="none"/>
-                <w:sz w:val="22"/>
-                <w:szCs w:val="22"/>
-                <w:color w:val="000000"/>
-              </w:rPr>
-              <w:t xml:space="preserve">0.064</w:t>
+              <w:t xml:space="preserve">0.010</w:t>
+            </w:r>
+          </w:p>
+        </w:tc>
+        <w:tc>
+          <w:tcPr>
+            <w:tcBorders>
+              <w:bottom w:val="none" w:sz="0" w:space="0" w:color="000000"/>
+              <w:top w:val="none" w:sz="0" w:space="0" w:color="000000"/>
+              <w:left w:val="none" w:sz="0" w:space="0" w:color="000000"/>
+              <w:right w:val="none" w:sz="0" w:space="0" w:color="000000"/>
+            </w:tcBorders>
+            <w:shd w:val="clear" w:color="auto" w:fill="FFFFFF"/>
+            <w:tcMar>
+              <w:top w:w="0" w:type="dxa"/>
+              <w:bottom w:w="0" w:type="dxa"/>
+              <w:left w:w="0" w:type="dxa"/>
+              <w:right w:w="0" w:type="dxa"/>
+            </w:tcMar>
+            <w:vAlign w:val="top"/>
+          </w:tcPr>
+          <w:p>
+            <w:pPr>
+              <w:pStyle w:val="Normal"/>
+              <w:jc w:val="center"/>
+              <w:pBdr>
+                <w:bottom w:val="none" w:sz="0" w:space="0" w:color="000000"/>
+                <w:top w:val="none" w:sz="0" w:space="0" w:color="000000"/>
+                <w:left w:val="none" w:sz="0" w:space="0" w:color="000000"/>
+                <w:right w:val="none" w:sz="0" w:space="0" w:color="000000"/>
+              </w:pBdr>
+              <w:spacing w:after="100" w:before="100" w:line="240"/>
+              <w:ind w:left="100" w:right="100" w:firstLine="0" w:firstLineChars="0"/>
+              <w:rPr>
+                <w:rFonts w:ascii="Helvetica" w:hAnsi="Helvetica" w:eastAsia="Helvetica" w:cs="Helvetica"/>
+                <w:i w:val="false"/>
+                <w:b w:val="false"/>
+                <w:u w:val="none"/>
+                <w:sz w:val="22"/>
+                <w:szCs w:val="22"/>
+                <w:color w:val="000000"/>
+              </w:rPr>
+            </w:pPr>
+            <w:r>
+              <w:rPr>
+                <w:rFonts w:ascii="Helvetica" w:hAnsi="Helvetica" w:eastAsia="Helvetica" w:cs="Helvetica"/>
+                <w:i w:val="false"/>
+                <w:b w:val="false"/>
+                <w:u w:val="none"/>
+                <w:sz w:val="22"/>
+                <w:szCs w:val="22"/>
+                <w:color w:val="000000"/>
+              </w:rPr>
+              <w:t xml:space="preserve">142</w:t>
+            </w:r>
+          </w:p>
+        </w:tc>
+        <w:tc>
+          <w:tcPr>
+            <w:tcBorders>
+              <w:bottom w:val="none" w:sz="0" w:space="0" w:color="000000"/>
+              <w:top w:val="none" w:sz="0" w:space="0" w:color="000000"/>
+              <w:left w:val="none" w:sz="0" w:space="0" w:color="000000"/>
+              <w:right w:val="none" w:sz="0" w:space="0" w:color="000000"/>
+            </w:tcBorders>
+            <w:shd w:val="clear" w:color="auto" w:fill="FFFFFF"/>
+            <w:tcMar>
+              <w:top w:w="0" w:type="dxa"/>
+              <w:bottom w:w="0" w:type="dxa"/>
+              <w:left w:w="0" w:type="dxa"/>
+              <w:right w:w="0" w:type="dxa"/>
+            </w:tcMar>
+            <w:vAlign w:val="top"/>
+          </w:tcPr>
+          <w:p>
+            <w:pPr>
+              <w:pStyle w:val="Normal"/>
+              <w:jc w:val="center"/>
+              <w:pBdr>
+                <w:bottom w:val="none" w:sz="0" w:space="0" w:color="000000"/>
+                <w:top w:val="none" w:sz="0" w:space="0" w:color="000000"/>
+                <w:left w:val="none" w:sz="0" w:space="0" w:color="000000"/>
+                <w:right w:val="none" w:sz="0" w:space="0" w:color="000000"/>
+              </w:pBdr>
+              <w:spacing w:after="100" w:before="100" w:line="240"/>
+              <w:ind w:left="100" w:right="100" w:firstLine="0" w:firstLineChars="0"/>
+              <w:rPr>
+                <w:rFonts w:ascii="Helvetica" w:hAnsi="Helvetica" w:eastAsia="Helvetica" w:cs="Helvetica"/>
+                <w:i w:val="false"/>
+                <w:b w:val="false"/>
+                <w:u w:val="none"/>
+                <w:sz w:val="22"/>
+                <w:szCs w:val="22"/>
+                <w:color w:val="000000"/>
+              </w:rPr>
+            </w:pPr>
+            <w:r>
+              <w:rPr>
+                <w:rFonts w:ascii="Helvetica" w:hAnsi="Helvetica" w:eastAsia="Helvetica" w:cs="Helvetica"/>
+                <w:i w:val="false"/>
+                <w:b w:val="false"/>
+                <w:u w:val="none"/>
+                <w:sz w:val="22"/>
+                <w:szCs w:val="22"/>
+                <w:color w:val="000000"/>
+              </w:rPr>
+              <w:t xml:space="preserve">1.32</w:t>
+            </w:r>
+          </w:p>
+        </w:tc>
+        <w:tc>
+          <w:tcPr>
+            <w:tcBorders>
+              <w:bottom w:val="none" w:sz="0" w:space="0" w:color="000000"/>
+              <w:top w:val="none" w:sz="0" w:space="0" w:color="000000"/>
+              <w:left w:val="none" w:sz="0" w:space="0" w:color="000000"/>
+              <w:right w:val="none" w:sz="0" w:space="0" w:color="000000"/>
+            </w:tcBorders>
+            <w:shd w:val="clear" w:color="auto" w:fill="FFFFFF"/>
+            <w:tcMar>
+              <w:top w:w="0" w:type="dxa"/>
+              <w:bottom w:w="0" w:type="dxa"/>
+              <w:left w:w="0" w:type="dxa"/>
+              <w:right w:w="0" w:type="dxa"/>
+            </w:tcMar>
+            <w:vAlign w:val="top"/>
+          </w:tcPr>
+          <w:p>
+            <w:pPr>
+              <w:pStyle w:val="Normal"/>
+              <w:jc w:val="center"/>
+              <w:pBdr>
+                <w:bottom w:val="none" w:sz="0" w:space="0" w:color="000000"/>
+                <w:top w:val="none" w:sz="0" w:space="0" w:color="000000"/>
+                <w:left w:val="none" w:sz="0" w:space="0" w:color="000000"/>
+                <w:right w:val="none" w:sz="0" w:space="0" w:color="000000"/>
+              </w:pBdr>
+              <w:spacing w:after="100" w:before="100" w:line="240"/>
+              <w:ind w:left="100" w:right="100" w:firstLine="0" w:firstLineChars="0"/>
+              <w:rPr>
+                <w:rFonts w:ascii="Helvetica" w:hAnsi="Helvetica" w:eastAsia="Helvetica" w:cs="Helvetica"/>
+                <w:i w:val="false"/>
+                <w:b w:val="false"/>
+                <w:u w:val="none"/>
+                <w:sz w:val="22"/>
+                <w:szCs w:val="22"/>
+                <w:color w:val="000000"/>
+              </w:rPr>
+            </w:pPr>
+            <w:r>
+              <w:rPr>
+                <w:rFonts w:ascii="Helvetica" w:hAnsi="Helvetica" w:eastAsia="Helvetica" w:cs="Helvetica"/>
+                <w:i w:val="false"/>
+                <w:b w:val="false"/>
+                <w:u w:val="none"/>
+                <w:sz w:val="22"/>
+                <w:szCs w:val="22"/>
+                <w:color w:val="000000"/>
+              </w:rPr>
+              <w:t xml:space="preserve">1.00, 1.74</w:t>
+            </w:r>
+          </w:p>
+        </w:tc>
+        <w:tc>
+          <w:tcPr>
+            <w:tcBorders>
+              <w:bottom w:val="none" w:sz="0" w:space="0" w:color="000000"/>
+              <w:top w:val="none" w:sz="0" w:space="0" w:color="000000"/>
+              <w:left w:val="none" w:sz="0" w:space="0" w:color="000000"/>
+              <w:right w:val="none" w:sz="0" w:space="0" w:color="000000"/>
+            </w:tcBorders>
+            <w:shd w:val="clear" w:color="auto" w:fill="FFFFFF"/>
+            <w:tcMar>
+              <w:top w:w="0" w:type="dxa"/>
+              <w:bottom w:w="0" w:type="dxa"/>
+              <w:left w:w="0" w:type="dxa"/>
+              <w:right w:w="0" w:type="dxa"/>
+            </w:tcMar>
+            <w:vAlign w:val="top"/>
+          </w:tcPr>
+          <w:p>
+            <w:pPr>
+              <w:pStyle w:val="Normal"/>
+              <w:jc w:val="center"/>
+              <w:pBdr>
+                <w:bottom w:val="none" w:sz="0" w:space="0" w:color="000000"/>
+                <w:top w:val="none" w:sz="0" w:space="0" w:color="000000"/>
+                <w:left w:val="none" w:sz="0" w:space="0" w:color="000000"/>
+                <w:right w:val="none" w:sz="0" w:space="0" w:color="000000"/>
+              </w:pBdr>
+              <w:spacing w:after="100" w:before="100" w:line="240"/>
+              <w:ind w:left="100" w:right="100" w:firstLine="0" w:firstLineChars="0"/>
+              <w:rPr>
+                <w:rFonts w:ascii="Helvetica" w:hAnsi="Helvetica" w:eastAsia="Helvetica" w:cs="Helvetica"/>
+                <w:i w:val="false"/>
+                <w:b w:val="false"/>
+                <w:u w:val="none"/>
+                <w:sz w:val="22"/>
+                <w:szCs w:val="22"/>
+                <w:color w:val="000000"/>
+              </w:rPr>
+            </w:pPr>
+            <w:r>
+              <w:rPr>
+                <w:rFonts w:ascii="Helvetica" w:hAnsi="Helvetica" w:eastAsia="Helvetica" w:cs="Helvetica"/>
+                <w:i w:val="false"/>
+                <w:b w:val="false"/>
+                <w:u w:val="none"/>
+                <w:sz w:val="22"/>
+                <w:szCs w:val="22"/>
+                <w:color w:val="000000"/>
+              </w:rPr>
+              <w:t xml:space="preserve">0.050</w:t>
             </w:r>
           </w:p>
         </w:tc>
@@ -3736,7 +3736,7 @@
                 <w:szCs w:val="22"/>
                 <w:color w:val="000000"/>
               </w:rPr>
-              <w:t xml:space="preserve">143</w:t>
+              <w:t xml:space="preserve">142</w:t>
             </w:r>
           </w:p>
         </w:tc>
@@ -3948,7 +3948,7 @@
                 <w:szCs w:val="22"/>
                 <w:color w:val="000000"/>
               </w:rPr>
-              <w:t xml:space="preserve">143</w:t>
+              <w:t xml:space="preserve">142</w:t>
             </w:r>
           </w:p>
         </w:tc>
@@ -4755,113 +4755,113 @@
                 <w:szCs w:val="22"/>
                 <w:color w:val="000000"/>
               </w:rPr>
-              <w:t xml:space="preserve">3.53</w:t>
-            </w:r>
-          </w:p>
-        </w:tc>
-        <w:tc>
-          <w:tcPr>
-            <w:tcBorders>
-              <w:bottom w:val="none" w:sz="0" w:space="0" w:color="000000"/>
-              <w:top w:val="none" w:sz="0" w:space="0" w:color="000000"/>
-              <w:left w:val="none" w:sz="0" w:space="0" w:color="000000"/>
-              <w:right w:val="none" w:sz="0" w:space="0" w:color="000000"/>
-            </w:tcBorders>
-            <w:shd w:val="clear" w:color="auto" w:fill="FFFFFF"/>
-            <w:tcMar>
-              <w:top w:w="0" w:type="dxa"/>
-              <w:bottom w:w="0" w:type="dxa"/>
-              <w:left w:w="0" w:type="dxa"/>
-              <w:right w:w="0" w:type="dxa"/>
-            </w:tcMar>
-            <w:vAlign w:val="top"/>
-          </w:tcPr>
-          <w:p>
-            <w:pPr>
-              <w:pStyle w:val="Normal"/>
-              <w:jc w:val="center"/>
-              <w:pBdr>
-                <w:bottom w:val="none" w:sz="0" w:space="0" w:color="000000"/>
-                <w:top w:val="none" w:sz="0" w:space="0" w:color="000000"/>
-                <w:left w:val="none" w:sz="0" w:space="0" w:color="000000"/>
-                <w:right w:val="none" w:sz="0" w:space="0" w:color="000000"/>
-              </w:pBdr>
-              <w:spacing w:after="100" w:before="100" w:line="240"/>
-              <w:ind w:left="100" w:right="100" w:firstLine="0" w:firstLineChars="0"/>
-              <w:rPr>
-                <w:rFonts w:ascii="Helvetica" w:hAnsi="Helvetica" w:eastAsia="Helvetica" w:cs="Helvetica"/>
-                <w:i w:val="false"/>
-                <w:b w:val="false"/>
-                <w:u w:val="none"/>
-                <w:sz w:val="22"/>
-                <w:szCs w:val="22"/>
-                <w:color w:val="000000"/>
-              </w:rPr>
-            </w:pPr>
-            <w:r>
-              <w:rPr>
-                <w:rFonts w:ascii="Helvetica" w:hAnsi="Helvetica" w:eastAsia="Helvetica" w:cs="Helvetica"/>
-                <w:i w:val="false"/>
-                <w:b w:val="false"/>
-                <w:u w:val="none"/>
-                <w:sz w:val="22"/>
-                <w:szCs w:val="22"/>
-                <w:color w:val="000000"/>
-              </w:rPr>
-              <w:t xml:space="preserve">1.20, 10.4</w:t>
-            </w:r>
-          </w:p>
-        </w:tc>
-        <w:tc>
-          <w:tcPr>
-            <w:tcBorders>
-              <w:bottom w:val="none" w:sz="0" w:space="0" w:color="000000"/>
-              <w:top w:val="none" w:sz="0" w:space="0" w:color="000000"/>
-              <w:left w:val="none" w:sz="0" w:space="0" w:color="000000"/>
-              <w:right w:val="none" w:sz="0" w:space="0" w:color="000000"/>
-            </w:tcBorders>
-            <w:shd w:val="clear" w:color="auto" w:fill="FFFFFF"/>
-            <w:tcMar>
-              <w:top w:w="0" w:type="dxa"/>
-              <w:bottom w:w="0" w:type="dxa"/>
-              <w:left w:w="0" w:type="dxa"/>
-              <w:right w:w="0" w:type="dxa"/>
-            </w:tcMar>
-            <w:vAlign w:val="top"/>
-          </w:tcPr>
-          <w:p>
-            <w:pPr>
-              <w:pStyle w:val="Normal"/>
-              <w:jc w:val="center"/>
-              <w:pBdr>
-                <w:bottom w:val="none" w:sz="0" w:space="0" w:color="000000"/>
-                <w:top w:val="none" w:sz="0" w:space="0" w:color="000000"/>
-                <w:left w:val="none" w:sz="0" w:space="0" w:color="000000"/>
-                <w:right w:val="none" w:sz="0" w:space="0" w:color="000000"/>
-              </w:pBdr>
-              <w:spacing w:after="100" w:before="100" w:line="240"/>
-              <w:ind w:left="100" w:right="100" w:firstLine="0" w:firstLineChars="0"/>
-              <w:rPr>
-                <w:rFonts w:ascii="Helvetica" w:hAnsi="Helvetica" w:eastAsia="Helvetica" w:cs="Helvetica"/>
-                <w:i w:val="false"/>
-                <w:b w:val="false"/>
-                <w:u w:val="none"/>
-                <w:sz w:val="22"/>
-                <w:szCs w:val="22"/>
-                <w:color w:val="000000"/>
-              </w:rPr>
-            </w:pPr>
-            <w:r>
-              <w:rPr>
-                <w:rFonts w:ascii="Helvetica" w:hAnsi="Helvetica" w:eastAsia="Helvetica" w:cs="Helvetica"/>
-                <w:i w:val="false"/>
-                <w:b w:val="false"/>
-                <w:u w:val="none"/>
-                <w:sz w:val="22"/>
-                <w:szCs w:val="22"/>
-                <w:color w:val="000000"/>
-              </w:rPr>
-              <w:t xml:space="preserve">0.022</w:t>
+              <w:t xml:space="preserve">3.61</w:t>
+            </w:r>
+          </w:p>
+        </w:tc>
+        <w:tc>
+          <w:tcPr>
+            <w:tcBorders>
+              <w:bottom w:val="none" w:sz="0" w:space="0" w:color="000000"/>
+              <w:top w:val="none" w:sz="0" w:space="0" w:color="000000"/>
+              <w:left w:val="none" w:sz="0" w:space="0" w:color="000000"/>
+              <w:right w:val="none" w:sz="0" w:space="0" w:color="000000"/>
+            </w:tcBorders>
+            <w:shd w:val="clear" w:color="auto" w:fill="FFFFFF"/>
+            <w:tcMar>
+              <w:top w:w="0" w:type="dxa"/>
+              <w:bottom w:w="0" w:type="dxa"/>
+              <w:left w:w="0" w:type="dxa"/>
+              <w:right w:w="0" w:type="dxa"/>
+            </w:tcMar>
+            <w:vAlign w:val="top"/>
+          </w:tcPr>
+          <w:p>
+            <w:pPr>
+              <w:pStyle w:val="Normal"/>
+              <w:jc w:val="center"/>
+              <w:pBdr>
+                <w:bottom w:val="none" w:sz="0" w:space="0" w:color="000000"/>
+                <w:top w:val="none" w:sz="0" w:space="0" w:color="000000"/>
+                <w:left w:val="none" w:sz="0" w:space="0" w:color="000000"/>
+                <w:right w:val="none" w:sz="0" w:space="0" w:color="000000"/>
+              </w:pBdr>
+              <w:spacing w:after="100" w:before="100" w:line="240"/>
+              <w:ind w:left="100" w:right="100" w:firstLine="0" w:firstLineChars="0"/>
+              <w:rPr>
+                <w:rFonts w:ascii="Helvetica" w:hAnsi="Helvetica" w:eastAsia="Helvetica" w:cs="Helvetica"/>
+                <w:i w:val="false"/>
+                <w:b w:val="false"/>
+                <w:u w:val="none"/>
+                <w:sz w:val="22"/>
+                <w:szCs w:val="22"/>
+                <w:color w:val="000000"/>
+              </w:rPr>
+            </w:pPr>
+            <w:r>
+              <w:rPr>
+                <w:rFonts w:ascii="Helvetica" w:hAnsi="Helvetica" w:eastAsia="Helvetica" w:cs="Helvetica"/>
+                <w:i w:val="false"/>
+                <w:b w:val="false"/>
+                <w:u w:val="none"/>
+                <w:sz w:val="22"/>
+                <w:szCs w:val="22"/>
+                <w:color w:val="000000"/>
+              </w:rPr>
+              <w:t xml:space="preserve">1.23, 10.6</w:t>
+            </w:r>
+          </w:p>
+        </w:tc>
+        <w:tc>
+          <w:tcPr>
+            <w:tcBorders>
+              <w:bottom w:val="none" w:sz="0" w:space="0" w:color="000000"/>
+              <w:top w:val="none" w:sz="0" w:space="0" w:color="000000"/>
+              <w:left w:val="none" w:sz="0" w:space="0" w:color="000000"/>
+              <w:right w:val="none" w:sz="0" w:space="0" w:color="000000"/>
+            </w:tcBorders>
+            <w:shd w:val="clear" w:color="auto" w:fill="FFFFFF"/>
+            <w:tcMar>
+              <w:top w:w="0" w:type="dxa"/>
+              <w:bottom w:w="0" w:type="dxa"/>
+              <w:left w:w="0" w:type="dxa"/>
+              <w:right w:w="0" w:type="dxa"/>
+            </w:tcMar>
+            <w:vAlign w:val="top"/>
+          </w:tcPr>
+          <w:p>
+            <w:pPr>
+              <w:pStyle w:val="Normal"/>
+              <w:jc w:val="center"/>
+              <w:pBdr>
+                <w:bottom w:val="none" w:sz="0" w:space="0" w:color="000000"/>
+                <w:top w:val="none" w:sz="0" w:space="0" w:color="000000"/>
+                <w:left w:val="none" w:sz="0" w:space="0" w:color="000000"/>
+                <w:right w:val="none" w:sz="0" w:space="0" w:color="000000"/>
+              </w:pBdr>
+              <w:spacing w:after="100" w:before="100" w:line="240"/>
+              <w:ind w:left="100" w:right="100" w:firstLine="0" w:firstLineChars="0"/>
+              <w:rPr>
+                <w:rFonts w:ascii="Helvetica" w:hAnsi="Helvetica" w:eastAsia="Helvetica" w:cs="Helvetica"/>
+                <w:i w:val="false"/>
+                <w:b w:val="false"/>
+                <w:u w:val="none"/>
+                <w:sz w:val="22"/>
+                <w:szCs w:val="22"/>
+                <w:color w:val="000000"/>
+              </w:rPr>
+            </w:pPr>
+            <w:r>
+              <w:rPr>
+                <w:rFonts w:ascii="Helvetica" w:hAnsi="Helvetica" w:eastAsia="Helvetica" w:cs="Helvetica"/>
+                <w:i w:val="false"/>
+                <w:b w:val="false"/>
+                <w:u w:val="none"/>
+                <w:sz w:val="22"/>
+                <w:szCs w:val="22"/>
+                <w:color w:val="000000"/>
+              </w:rPr>
+              <w:t xml:space="preserve">0.020</w:t>
             </w:r>
           </w:p>
         </w:tc>
@@ -4967,113 +4967,113 @@
                 <w:szCs w:val="22"/>
                 <w:color w:val="000000"/>
               </w:rPr>
-              <w:t xml:space="preserve">3.45</w:t>
-            </w:r>
-          </w:p>
-        </w:tc>
-        <w:tc>
-          <w:tcPr>
-            <w:tcBorders>
-              <w:bottom w:val="none" w:sz="0" w:space="0" w:color="000000"/>
-              <w:top w:val="none" w:sz="0" w:space="0" w:color="000000"/>
-              <w:left w:val="none" w:sz="0" w:space="0" w:color="000000"/>
-              <w:right w:val="none" w:sz="0" w:space="0" w:color="000000"/>
-            </w:tcBorders>
-            <w:shd w:val="clear" w:color="auto" w:fill="FFFFFF"/>
-            <w:tcMar>
-              <w:top w:w="0" w:type="dxa"/>
-              <w:bottom w:w="0" w:type="dxa"/>
-              <w:left w:w="0" w:type="dxa"/>
-              <w:right w:w="0" w:type="dxa"/>
-            </w:tcMar>
-            <w:vAlign w:val="top"/>
-          </w:tcPr>
-          <w:p>
-            <w:pPr>
-              <w:pStyle w:val="Normal"/>
-              <w:jc w:val="center"/>
-              <w:pBdr>
-                <w:bottom w:val="none" w:sz="0" w:space="0" w:color="000000"/>
-                <w:top w:val="none" w:sz="0" w:space="0" w:color="000000"/>
-                <w:left w:val="none" w:sz="0" w:space="0" w:color="000000"/>
-                <w:right w:val="none" w:sz="0" w:space="0" w:color="000000"/>
-              </w:pBdr>
-              <w:spacing w:after="100" w:before="100" w:line="240"/>
-              <w:ind w:left="100" w:right="100" w:firstLine="0" w:firstLineChars="0"/>
-              <w:rPr>
-                <w:rFonts w:ascii="Helvetica" w:hAnsi="Helvetica" w:eastAsia="Helvetica" w:cs="Helvetica"/>
-                <w:i w:val="false"/>
-                <w:b w:val="false"/>
-                <w:u w:val="none"/>
-                <w:sz w:val="22"/>
-                <w:szCs w:val="22"/>
-                <w:color w:val="000000"/>
-              </w:rPr>
-            </w:pPr>
-            <w:r>
-              <w:rPr>
-                <w:rFonts w:ascii="Helvetica" w:hAnsi="Helvetica" w:eastAsia="Helvetica" w:cs="Helvetica"/>
-                <w:i w:val="false"/>
-                <w:b w:val="false"/>
-                <w:u w:val="none"/>
-                <w:sz w:val="22"/>
-                <w:szCs w:val="22"/>
-                <w:color w:val="000000"/>
-              </w:rPr>
-              <w:t xml:space="preserve">1.17, 10.2</w:t>
-            </w:r>
-          </w:p>
-        </w:tc>
-        <w:tc>
-          <w:tcPr>
-            <w:tcBorders>
-              <w:bottom w:val="none" w:sz="0" w:space="0" w:color="000000"/>
-              <w:top w:val="none" w:sz="0" w:space="0" w:color="000000"/>
-              <w:left w:val="none" w:sz="0" w:space="0" w:color="000000"/>
-              <w:right w:val="none" w:sz="0" w:space="0" w:color="000000"/>
-            </w:tcBorders>
-            <w:shd w:val="clear" w:color="auto" w:fill="FFFFFF"/>
-            <w:tcMar>
-              <w:top w:w="0" w:type="dxa"/>
-              <w:bottom w:w="0" w:type="dxa"/>
-              <w:left w:w="0" w:type="dxa"/>
-              <w:right w:w="0" w:type="dxa"/>
-            </w:tcMar>
-            <w:vAlign w:val="top"/>
-          </w:tcPr>
-          <w:p>
-            <w:pPr>
-              <w:pStyle w:val="Normal"/>
-              <w:jc w:val="center"/>
-              <w:pBdr>
-                <w:bottom w:val="none" w:sz="0" w:space="0" w:color="000000"/>
-                <w:top w:val="none" w:sz="0" w:space="0" w:color="000000"/>
-                <w:left w:val="none" w:sz="0" w:space="0" w:color="000000"/>
-                <w:right w:val="none" w:sz="0" w:space="0" w:color="000000"/>
-              </w:pBdr>
-              <w:spacing w:after="100" w:before="100" w:line="240"/>
-              <w:ind w:left="100" w:right="100" w:firstLine="0" w:firstLineChars="0"/>
-              <w:rPr>
-                <w:rFonts w:ascii="Helvetica" w:hAnsi="Helvetica" w:eastAsia="Helvetica" w:cs="Helvetica"/>
-                <w:i w:val="false"/>
-                <w:b w:val="false"/>
-                <w:u w:val="none"/>
-                <w:sz w:val="22"/>
-                <w:szCs w:val="22"/>
-                <w:color w:val="000000"/>
-              </w:rPr>
-            </w:pPr>
-            <w:r>
-              <w:rPr>
-                <w:rFonts w:ascii="Helvetica" w:hAnsi="Helvetica" w:eastAsia="Helvetica" w:cs="Helvetica"/>
-                <w:i w:val="false"/>
-                <w:b w:val="false"/>
-                <w:u w:val="none"/>
-                <w:sz w:val="22"/>
-                <w:szCs w:val="22"/>
-                <w:color w:val="000000"/>
-              </w:rPr>
-              <w:t xml:space="preserve">0.025</w:t>
+              <w:t xml:space="preserve">3.20</w:t>
+            </w:r>
+          </w:p>
+        </w:tc>
+        <w:tc>
+          <w:tcPr>
+            <w:tcBorders>
+              <w:bottom w:val="none" w:sz="0" w:space="0" w:color="000000"/>
+              <w:top w:val="none" w:sz="0" w:space="0" w:color="000000"/>
+              <w:left w:val="none" w:sz="0" w:space="0" w:color="000000"/>
+              <w:right w:val="none" w:sz="0" w:space="0" w:color="000000"/>
+            </w:tcBorders>
+            <w:shd w:val="clear" w:color="auto" w:fill="FFFFFF"/>
+            <w:tcMar>
+              <w:top w:w="0" w:type="dxa"/>
+              <w:bottom w:w="0" w:type="dxa"/>
+              <w:left w:w="0" w:type="dxa"/>
+              <w:right w:w="0" w:type="dxa"/>
+            </w:tcMar>
+            <w:vAlign w:val="top"/>
+          </w:tcPr>
+          <w:p>
+            <w:pPr>
+              <w:pStyle w:val="Normal"/>
+              <w:jc w:val="center"/>
+              <w:pBdr>
+                <w:bottom w:val="none" w:sz="0" w:space="0" w:color="000000"/>
+                <w:top w:val="none" w:sz="0" w:space="0" w:color="000000"/>
+                <w:left w:val="none" w:sz="0" w:space="0" w:color="000000"/>
+                <w:right w:val="none" w:sz="0" w:space="0" w:color="000000"/>
+              </w:pBdr>
+              <w:spacing w:after="100" w:before="100" w:line="240"/>
+              <w:ind w:left="100" w:right="100" w:firstLine="0" w:firstLineChars="0"/>
+              <w:rPr>
+                <w:rFonts w:ascii="Helvetica" w:hAnsi="Helvetica" w:eastAsia="Helvetica" w:cs="Helvetica"/>
+                <w:i w:val="false"/>
+                <w:b w:val="false"/>
+                <w:u w:val="none"/>
+                <w:sz w:val="22"/>
+                <w:szCs w:val="22"/>
+                <w:color w:val="000000"/>
+              </w:rPr>
+            </w:pPr>
+            <w:r>
+              <w:rPr>
+                <w:rFonts w:ascii="Helvetica" w:hAnsi="Helvetica" w:eastAsia="Helvetica" w:cs="Helvetica"/>
+                <w:i w:val="false"/>
+                <w:b w:val="false"/>
+                <w:u w:val="none"/>
+                <w:sz w:val="22"/>
+                <w:szCs w:val="22"/>
+                <w:color w:val="000000"/>
+              </w:rPr>
+              <w:t xml:space="preserve">1.09, 9.44</w:t>
+            </w:r>
+          </w:p>
+        </w:tc>
+        <w:tc>
+          <w:tcPr>
+            <w:tcBorders>
+              <w:bottom w:val="none" w:sz="0" w:space="0" w:color="000000"/>
+              <w:top w:val="none" w:sz="0" w:space="0" w:color="000000"/>
+              <w:left w:val="none" w:sz="0" w:space="0" w:color="000000"/>
+              <w:right w:val="none" w:sz="0" w:space="0" w:color="000000"/>
+            </w:tcBorders>
+            <w:shd w:val="clear" w:color="auto" w:fill="FFFFFF"/>
+            <w:tcMar>
+              <w:top w:w="0" w:type="dxa"/>
+              <w:bottom w:w="0" w:type="dxa"/>
+              <w:left w:w="0" w:type="dxa"/>
+              <w:right w:w="0" w:type="dxa"/>
+            </w:tcMar>
+            <w:vAlign w:val="top"/>
+          </w:tcPr>
+          <w:p>
+            <w:pPr>
+              <w:pStyle w:val="Normal"/>
+              <w:jc w:val="center"/>
+              <w:pBdr>
+                <w:bottom w:val="none" w:sz="0" w:space="0" w:color="000000"/>
+                <w:top w:val="none" w:sz="0" w:space="0" w:color="000000"/>
+                <w:left w:val="none" w:sz="0" w:space="0" w:color="000000"/>
+                <w:right w:val="none" w:sz="0" w:space="0" w:color="000000"/>
+              </w:pBdr>
+              <w:spacing w:after="100" w:before="100" w:line="240"/>
+              <w:ind w:left="100" w:right="100" w:firstLine="0" w:firstLineChars="0"/>
+              <w:rPr>
+                <w:rFonts w:ascii="Helvetica" w:hAnsi="Helvetica" w:eastAsia="Helvetica" w:cs="Helvetica"/>
+                <w:i w:val="false"/>
+                <w:b w:val="false"/>
+                <w:u w:val="none"/>
+                <w:sz w:val="22"/>
+                <w:szCs w:val="22"/>
+                <w:color w:val="000000"/>
+              </w:rPr>
+            </w:pPr>
+            <w:r>
+              <w:rPr>
+                <w:rFonts w:ascii="Helvetica" w:hAnsi="Helvetica" w:eastAsia="Helvetica" w:cs="Helvetica"/>
+                <w:i w:val="false"/>
+                <w:b w:val="false"/>
+                <w:u w:val="none"/>
+                <w:sz w:val="22"/>
+                <w:szCs w:val="22"/>
+                <w:color w:val="000000"/>
+              </w:rPr>
+              <w:t xml:space="preserve">0.035</w:t>
             </w:r>
           </w:p>
         </w:tc>
@@ -5185,7 +5185,7 @@
                 <w:szCs w:val="22"/>
                 <w:color w:val="000000"/>
               </w:rPr>
-              <w:t xml:space="preserve">143</w:t>
+              <w:t xml:space="preserve">142</w:t>
             </w:r>
           </w:p>
         </w:tc>
@@ -5397,7 +5397,7 @@
                 <w:szCs w:val="22"/>
                 <w:color w:val="000000"/>
               </w:rPr>
-              <w:t xml:space="preserve">143</w:t>
+              <w:t xml:space="preserve">142</w:t>
             </w:r>
           </w:p>
         </w:tc>
@@ -6204,113 +6204,113 @@
                 <w:szCs w:val="22"/>
                 <w:color w:val="000000"/>
               </w:rPr>
-              <w:t xml:space="preserve">1.23</w:t>
-            </w:r>
-          </w:p>
-        </w:tc>
-        <w:tc>
-          <w:tcPr>
-            <w:tcBorders>
-              <w:bottom w:val="none" w:sz="0" w:space="0" w:color="000000"/>
-              <w:top w:val="none" w:sz="0" w:space="0" w:color="000000"/>
-              <w:left w:val="none" w:sz="0" w:space="0" w:color="000000"/>
-              <w:right w:val="none" w:sz="0" w:space="0" w:color="000000"/>
-            </w:tcBorders>
-            <w:shd w:val="clear" w:color="auto" w:fill="FFFFFF"/>
-            <w:tcMar>
-              <w:top w:w="0" w:type="dxa"/>
-              <w:bottom w:w="0" w:type="dxa"/>
-              <w:left w:w="0" w:type="dxa"/>
-              <w:right w:w="0" w:type="dxa"/>
-            </w:tcMar>
-            <w:vAlign w:val="top"/>
-          </w:tcPr>
-          <w:p>
-            <w:pPr>
-              <w:pStyle w:val="Normal"/>
-              <w:jc w:val="center"/>
-              <w:pBdr>
-                <w:bottom w:val="none" w:sz="0" w:space="0" w:color="000000"/>
-                <w:top w:val="none" w:sz="0" w:space="0" w:color="000000"/>
-                <w:left w:val="none" w:sz="0" w:space="0" w:color="000000"/>
-                <w:right w:val="none" w:sz="0" w:space="0" w:color="000000"/>
-              </w:pBdr>
-              <w:spacing w:after="100" w:before="100" w:line="240"/>
-              <w:ind w:left="100" w:right="100" w:firstLine="0" w:firstLineChars="0"/>
-              <w:rPr>
-                <w:rFonts w:ascii="Helvetica" w:hAnsi="Helvetica" w:eastAsia="Helvetica" w:cs="Helvetica"/>
-                <w:i w:val="false"/>
-                <w:b w:val="false"/>
-                <w:u w:val="none"/>
-                <w:sz w:val="22"/>
-                <w:szCs w:val="22"/>
-                <w:color w:val="000000"/>
-              </w:rPr>
-            </w:pPr>
-            <w:r>
-              <w:rPr>
-                <w:rFonts w:ascii="Helvetica" w:hAnsi="Helvetica" w:eastAsia="Helvetica" w:cs="Helvetica"/>
-                <w:i w:val="false"/>
-                <w:b w:val="false"/>
-                <w:u w:val="none"/>
-                <w:sz w:val="22"/>
-                <w:szCs w:val="22"/>
-                <w:color w:val="000000"/>
-              </w:rPr>
-              <w:t xml:space="preserve">0.26, 5.95</w:t>
-            </w:r>
-          </w:p>
-        </w:tc>
-        <w:tc>
-          <w:tcPr>
-            <w:tcBorders>
-              <w:bottom w:val="none" w:sz="0" w:space="0" w:color="000000"/>
-              <w:top w:val="none" w:sz="0" w:space="0" w:color="000000"/>
-              <w:left w:val="none" w:sz="0" w:space="0" w:color="000000"/>
-              <w:right w:val="none" w:sz="0" w:space="0" w:color="000000"/>
-            </w:tcBorders>
-            <w:shd w:val="clear" w:color="auto" w:fill="FFFFFF"/>
-            <w:tcMar>
-              <w:top w:w="0" w:type="dxa"/>
-              <w:bottom w:w="0" w:type="dxa"/>
-              <w:left w:w="0" w:type="dxa"/>
-              <w:right w:w="0" w:type="dxa"/>
-            </w:tcMar>
-            <w:vAlign w:val="top"/>
-          </w:tcPr>
-          <w:p>
-            <w:pPr>
-              <w:pStyle w:val="Normal"/>
-              <w:jc w:val="center"/>
-              <w:pBdr>
-                <w:bottom w:val="none" w:sz="0" w:space="0" w:color="000000"/>
-                <w:top w:val="none" w:sz="0" w:space="0" w:color="000000"/>
-                <w:left w:val="none" w:sz="0" w:space="0" w:color="000000"/>
-                <w:right w:val="none" w:sz="0" w:space="0" w:color="000000"/>
-              </w:pBdr>
-              <w:spacing w:after="100" w:before="100" w:line="240"/>
-              <w:ind w:left="100" w:right="100" w:firstLine="0" w:firstLineChars="0"/>
-              <w:rPr>
-                <w:rFonts w:ascii="Helvetica" w:hAnsi="Helvetica" w:eastAsia="Helvetica" w:cs="Helvetica"/>
-                <w:i w:val="false"/>
-                <w:b w:val="false"/>
-                <w:u w:val="none"/>
-                <w:sz w:val="22"/>
-                <w:szCs w:val="22"/>
-                <w:color w:val="000000"/>
-              </w:rPr>
-            </w:pPr>
-            <w:r>
-              <w:rPr>
-                <w:rFonts w:ascii="Helvetica" w:hAnsi="Helvetica" w:eastAsia="Helvetica" w:cs="Helvetica"/>
-                <w:i w:val="false"/>
-                <w:b w:val="false"/>
-                <w:u w:val="none"/>
-                <w:sz w:val="22"/>
-                <w:szCs w:val="22"/>
-                <w:color w:val="000000"/>
-              </w:rPr>
-              <w:t xml:space="preserve">0.800</w:t>
+              <w:t xml:space="preserve">1.16</w:t>
+            </w:r>
+          </w:p>
+        </w:tc>
+        <w:tc>
+          <w:tcPr>
+            <w:tcBorders>
+              <w:bottom w:val="none" w:sz="0" w:space="0" w:color="000000"/>
+              <w:top w:val="none" w:sz="0" w:space="0" w:color="000000"/>
+              <w:left w:val="none" w:sz="0" w:space="0" w:color="000000"/>
+              <w:right w:val="none" w:sz="0" w:space="0" w:color="000000"/>
+            </w:tcBorders>
+            <w:shd w:val="clear" w:color="auto" w:fill="FFFFFF"/>
+            <w:tcMar>
+              <w:top w:w="0" w:type="dxa"/>
+              <w:bottom w:w="0" w:type="dxa"/>
+              <w:left w:w="0" w:type="dxa"/>
+              <w:right w:w="0" w:type="dxa"/>
+            </w:tcMar>
+            <w:vAlign w:val="top"/>
+          </w:tcPr>
+          <w:p>
+            <w:pPr>
+              <w:pStyle w:val="Normal"/>
+              <w:jc w:val="center"/>
+              <w:pBdr>
+                <w:bottom w:val="none" w:sz="0" w:space="0" w:color="000000"/>
+                <w:top w:val="none" w:sz="0" w:space="0" w:color="000000"/>
+                <w:left w:val="none" w:sz="0" w:space="0" w:color="000000"/>
+                <w:right w:val="none" w:sz="0" w:space="0" w:color="000000"/>
+              </w:pBdr>
+              <w:spacing w:after="100" w:before="100" w:line="240"/>
+              <w:ind w:left="100" w:right="100" w:firstLine="0" w:firstLineChars="0"/>
+              <w:rPr>
+                <w:rFonts w:ascii="Helvetica" w:hAnsi="Helvetica" w:eastAsia="Helvetica" w:cs="Helvetica"/>
+                <w:i w:val="false"/>
+                <w:b w:val="false"/>
+                <w:u w:val="none"/>
+                <w:sz w:val="22"/>
+                <w:szCs w:val="22"/>
+                <w:color w:val="000000"/>
+              </w:rPr>
+            </w:pPr>
+            <w:r>
+              <w:rPr>
+                <w:rFonts w:ascii="Helvetica" w:hAnsi="Helvetica" w:eastAsia="Helvetica" w:cs="Helvetica"/>
+                <w:i w:val="false"/>
+                <w:b w:val="false"/>
+                <w:u w:val="none"/>
+                <w:sz w:val="22"/>
+                <w:szCs w:val="22"/>
+                <w:color w:val="000000"/>
+              </w:rPr>
+              <w:t xml:space="preserve">0.24, 5.57</w:t>
+            </w:r>
+          </w:p>
+        </w:tc>
+        <w:tc>
+          <w:tcPr>
+            <w:tcBorders>
+              <w:bottom w:val="none" w:sz="0" w:space="0" w:color="000000"/>
+              <w:top w:val="none" w:sz="0" w:space="0" w:color="000000"/>
+              <w:left w:val="none" w:sz="0" w:space="0" w:color="000000"/>
+              <w:right w:val="none" w:sz="0" w:space="0" w:color="000000"/>
+            </w:tcBorders>
+            <w:shd w:val="clear" w:color="auto" w:fill="FFFFFF"/>
+            <w:tcMar>
+              <w:top w:w="0" w:type="dxa"/>
+              <w:bottom w:w="0" w:type="dxa"/>
+              <w:left w:w="0" w:type="dxa"/>
+              <w:right w:w="0" w:type="dxa"/>
+            </w:tcMar>
+            <w:vAlign w:val="top"/>
+          </w:tcPr>
+          <w:p>
+            <w:pPr>
+              <w:pStyle w:val="Normal"/>
+              <w:jc w:val="center"/>
+              <w:pBdr>
+                <w:bottom w:val="none" w:sz="0" w:space="0" w:color="000000"/>
+                <w:top w:val="none" w:sz="0" w:space="0" w:color="000000"/>
+                <w:left w:val="none" w:sz="0" w:space="0" w:color="000000"/>
+                <w:right w:val="none" w:sz="0" w:space="0" w:color="000000"/>
+              </w:pBdr>
+              <w:spacing w:after="100" w:before="100" w:line="240"/>
+              <w:ind w:left="100" w:right="100" w:firstLine="0" w:firstLineChars="0"/>
+              <w:rPr>
+                <w:rFonts w:ascii="Helvetica" w:hAnsi="Helvetica" w:eastAsia="Helvetica" w:cs="Helvetica"/>
+                <w:i w:val="false"/>
+                <w:b w:val="false"/>
+                <w:u w:val="none"/>
+                <w:sz w:val="22"/>
+                <w:szCs w:val="22"/>
+                <w:color w:val="000000"/>
+              </w:rPr>
+            </w:pPr>
+            <w:r>
+              <w:rPr>
+                <w:rFonts w:ascii="Helvetica" w:hAnsi="Helvetica" w:eastAsia="Helvetica" w:cs="Helvetica"/>
+                <w:i w:val="false"/>
+                <w:b w:val="false"/>
+                <w:u w:val="none"/>
+                <w:sz w:val="22"/>
+                <w:szCs w:val="22"/>
+                <w:color w:val="000000"/>
+              </w:rPr>
+              <w:t xml:space="preserve">0.860</w:t>
             </w:r>
           </w:p>
         </w:tc>
@@ -6416,113 +6416,113 @@
                 <w:szCs w:val="22"/>
                 <w:color w:val="000000"/>
               </w:rPr>
-              <w:t xml:space="preserve">87.8</w:t>
-            </w:r>
-          </w:p>
-        </w:tc>
-        <w:tc>
-          <w:tcPr>
-            <w:tcBorders>
-              <w:bottom w:val="none" w:sz="0" w:space="0" w:color="000000"/>
-              <w:top w:val="none" w:sz="0" w:space="0" w:color="000000"/>
-              <w:left w:val="none" w:sz="0" w:space="0" w:color="000000"/>
-              <w:right w:val="none" w:sz="0" w:space="0" w:color="000000"/>
-            </w:tcBorders>
-            <w:shd w:val="clear" w:color="auto" w:fill="FFFFFF"/>
-            <w:tcMar>
-              <w:top w:w="0" w:type="dxa"/>
-              <w:bottom w:w="0" w:type="dxa"/>
-              <w:left w:w="0" w:type="dxa"/>
-              <w:right w:w="0" w:type="dxa"/>
-            </w:tcMar>
-            <w:vAlign w:val="top"/>
-          </w:tcPr>
-          <w:p>
-            <w:pPr>
-              <w:pStyle w:val="Normal"/>
-              <w:jc w:val="center"/>
-              <w:pBdr>
-                <w:bottom w:val="none" w:sz="0" w:space="0" w:color="000000"/>
-                <w:top w:val="none" w:sz="0" w:space="0" w:color="000000"/>
-                <w:left w:val="none" w:sz="0" w:space="0" w:color="000000"/>
-                <w:right w:val="none" w:sz="0" w:space="0" w:color="000000"/>
-              </w:pBdr>
-              <w:spacing w:after="100" w:before="100" w:line="240"/>
-              <w:ind w:left="100" w:right="100" w:firstLine="0" w:firstLineChars="0"/>
-              <w:rPr>
-                <w:rFonts w:ascii="Helvetica" w:hAnsi="Helvetica" w:eastAsia="Helvetica" w:cs="Helvetica"/>
-                <w:i w:val="false"/>
-                <w:b w:val="false"/>
-                <w:u w:val="none"/>
-                <w:sz w:val="22"/>
-                <w:szCs w:val="22"/>
-                <w:color w:val="000000"/>
-              </w:rPr>
-            </w:pPr>
-            <w:r>
-              <w:rPr>
-                <w:rFonts w:ascii="Helvetica" w:hAnsi="Helvetica" w:eastAsia="Helvetica" w:cs="Helvetica"/>
-                <w:i w:val="false"/>
-                <w:b w:val="false"/>
-                <w:u w:val="none"/>
-                <w:sz w:val="22"/>
-                <w:szCs w:val="22"/>
-                <w:color w:val="000000"/>
-              </w:rPr>
-              <w:t xml:space="preserve">2.09, 3,683</w:t>
-            </w:r>
-          </w:p>
-        </w:tc>
-        <w:tc>
-          <w:tcPr>
-            <w:tcBorders>
-              <w:bottom w:val="none" w:sz="0" w:space="0" w:color="000000"/>
-              <w:top w:val="none" w:sz="0" w:space="0" w:color="000000"/>
-              <w:left w:val="none" w:sz="0" w:space="0" w:color="000000"/>
-              <w:right w:val="none" w:sz="0" w:space="0" w:color="000000"/>
-            </w:tcBorders>
-            <w:shd w:val="clear" w:color="auto" w:fill="FFFFFF"/>
-            <w:tcMar>
-              <w:top w:w="0" w:type="dxa"/>
-              <w:bottom w:w="0" w:type="dxa"/>
-              <w:left w:w="0" w:type="dxa"/>
-              <w:right w:w="0" w:type="dxa"/>
-            </w:tcMar>
-            <w:vAlign w:val="top"/>
-          </w:tcPr>
-          <w:p>
-            <w:pPr>
-              <w:pStyle w:val="Normal"/>
-              <w:jc w:val="center"/>
-              <w:pBdr>
-                <w:bottom w:val="none" w:sz="0" w:space="0" w:color="000000"/>
-                <w:top w:val="none" w:sz="0" w:space="0" w:color="000000"/>
-                <w:left w:val="none" w:sz="0" w:space="0" w:color="000000"/>
-                <w:right w:val="none" w:sz="0" w:space="0" w:color="000000"/>
-              </w:pBdr>
-              <w:spacing w:after="100" w:before="100" w:line="240"/>
-              <w:ind w:left="100" w:right="100" w:firstLine="0" w:firstLineChars="0"/>
-              <w:rPr>
-                <w:rFonts w:ascii="Helvetica" w:hAnsi="Helvetica" w:eastAsia="Helvetica" w:cs="Helvetica"/>
-                <w:i w:val="false"/>
-                <w:b w:val="false"/>
-                <w:u w:val="none"/>
-                <w:sz w:val="22"/>
-                <w:szCs w:val="22"/>
-                <w:color w:val="000000"/>
-              </w:rPr>
-            </w:pPr>
-            <w:r>
-              <w:rPr>
-                <w:rFonts w:ascii="Helvetica" w:hAnsi="Helvetica" w:eastAsia="Helvetica" w:cs="Helvetica"/>
-                <w:i w:val="false"/>
-                <w:b w:val="false"/>
-                <w:u w:val="none"/>
-                <w:sz w:val="22"/>
-                <w:szCs w:val="22"/>
-                <w:color w:val="000000"/>
-              </w:rPr>
-              <w:t xml:space="preserve">0.019</w:t>
+              <w:t xml:space="preserve">57.5</w:t>
+            </w:r>
+          </w:p>
+        </w:tc>
+        <w:tc>
+          <w:tcPr>
+            <w:tcBorders>
+              <w:bottom w:val="none" w:sz="0" w:space="0" w:color="000000"/>
+              <w:top w:val="none" w:sz="0" w:space="0" w:color="000000"/>
+              <w:left w:val="none" w:sz="0" w:space="0" w:color="000000"/>
+              <w:right w:val="none" w:sz="0" w:space="0" w:color="000000"/>
+            </w:tcBorders>
+            <w:shd w:val="clear" w:color="auto" w:fill="FFFFFF"/>
+            <w:tcMar>
+              <w:top w:w="0" w:type="dxa"/>
+              <w:bottom w:w="0" w:type="dxa"/>
+              <w:left w:w="0" w:type="dxa"/>
+              <w:right w:w="0" w:type="dxa"/>
+            </w:tcMar>
+            <w:vAlign w:val="top"/>
+          </w:tcPr>
+          <w:p>
+            <w:pPr>
+              <w:pStyle w:val="Normal"/>
+              <w:jc w:val="center"/>
+              <w:pBdr>
+                <w:bottom w:val="none" w:sz="0" w:space="0" w:color="000000"/>
+                <w:top w:val="none" w:sz="0" w:space="0" w:color="000000"/>
+                <w:left w:val="none" w:sz="0" w:space="0" w:color="000000"/>
+                <w:right w:val="none" w:sz="0" w:space="0" w:color="000000"/>
+              </w:pBdr>
+              <w:spacing w:after="100" w:before="100" w:line="240"/>
+              <w:ind w:left="100" w:right="100" w:firstLine="0" w:firstLineChars="0"/>
+              <w:rPr>
+                <w:rFonts w:ascii="Helvetica" w:hAnsi="Helvetica" w:eastAsia="Helvetica" w:cs="Helvetica"/>
+                <w:i w:val="false"/>
+                <w:b w:val="false"/>
+                <w:u w:val="none"/>
+                <w:sz w:val="22"/>
+                <w:szCs w:val="22"/>
+                <w:color w:val="000000"/>
+              </w:rPr>
+            </w:pPr>
+            <w:r>
+              <w:rPr>
+                <w:rFonts w:ascii="Helvetica" w:hAnsi="Helvetica" w:eastAsia="Helvetica" w:cs="Helvetica"/>
+                <w:i w:val="false"/>
+                <w:b w:val="false"/>
+                <w:u w:val="none"/>
+                <w:sz w:val="22"/>
+                <w:szCs w:val="22"/>
+                <w:color w:val="000000"/>
+              </w:rPr>
+              <w:t xml:space="preserve">1.42, 2,333</w:t>
+            </w:r>
+          </w:p>
+        </w:tc>
+        <w:tc>
+          <w:tcPr>
+            <w:tcBorders>
+              <w:bottom w:val="none" w:sz="0" w:space="0" w:color="000000"/>
+              <w:top w:val="none" w:sz="0" w:space="0" w:color="000000"/>
+              <w:left w:val="none" w:sz="0" w:space="0" w:color="000000"/>
+              <w:right w:val="none" w:sz="0" w:space="0" w:color="000000"/>
+            </w:tcBorders>
+            <w:shd w:val="clear" w:color="auto" w:fill="FFFFFF"/>
+            <w:tcMar>
+              <w:top w:w="0" w:type="dxa"/>
+              <w:bottom w:w="0" w:type="dxa"/>
+              <w:left w:w="0" w:type="dxa"/>
+              <w:right w:w="0" w:type="dxa"/>
+            </w:tcMar>
+            <w:vAlign w:val="top"/>
+          </w:tcPr>
+          <w:p>
+            <w:pPr>
+              <w:pStyle w:val="Normal"/>
+              <w:jc w:val="center"/>
+              <w:pBdr>
+                <w:bottom w:val="none" w:sz="0" w:space="0" w:color="000000"/>
+                <w:top w:val="none" w:sz="0" w:space="0" w:color="000000"/>
+                <w:left w:val="none" w:sz="0" w:space="0" w:color="000000"/>
+                <w:right w:val="none" w:sz="0" w:space="0" w:color="000000"/>
+              </w:pBdr>
+              <w:spacing w:after="100" w:before="100" w:line="240"/>
+              <w:ind w:left="100" w:right="100" w:firstLine="0" w:firstLineChars="0"/>
+              <w:rPr>
+                <w:rFonts w:ascii="Helvetica" w:hAnsi="Helvetica" w:eastAsia="Helvetica" w:cs="Helvetica"/>
+                <w:i w:val="false"/>
+                <w:b w:val="false"/>
+                <w:u w:val="none"/>
+                <w:sz w:val="22"/>
+                <w:szCs w:val="22"/>
+                <w:color w:val="000000"/>
+              </w:rPr>
+            </w:pPr>
+            <w:r>
+              <w:rPr>
+                <w:rFonts w:ascii="Helvetica" w:hAnsi="Helvetica" w:eastAsia="Helvetica" w:cs="Helvetica"/>
+                <w:i w:val="false"/>
+                <w:b w:val="false"/>
+                <w:u w:val="none"/>
+                <w:sz w:val="22"/>
+                <w:szCs w:val="22"/>
+                <w:color w:val="000000"/>
+              </w:rPr>
+              <w:t xml:space="preserve">0.032</w:t>
             </w:r>
           </w:p>
         </w:tc>
@@ -6952,7 +6952,7 @@
                 <w:szCs w:val="22"/>
                 <w:color w:val="000000"/>
               </w:rPr>
-              <w:t xml:space="preserve">0.00, 0.06</w:t>
+              <w:t xml:space="preserve">0.00, 0.04</w:t>
             </w:r>
           </w:p>
         </w:tc>
@@ -7170,113 +7170,113 @@
                 <w:szCs w:val="22"/>
                 <w:color w:val="000000"/>
               </w:rPr>
-              <w:t xml:space="preserve">0.69</w:t>
-            </w:r>
-          </w:p>
-        </w:tc>
-        <w:tc>
-          <w:tcPr>
-            <w:tcBorders>
-              <w:bottom w:val="none" w:sz="0" w:space="0" w:color="000000"/>
-              <w:top w:val="none" w:sz="0" w:space="0" w:color="000000"/>
-              <w:left w:val="none" w:sz="0" w:space="0" w:color="000000"/>
-              <w:right w:val="none" w:sz="0" w:space="0" w:color="000000"/>
-            </w:tcBorders>
-            <w:shd w:val="clear" w:color="auto" w:fill="FFFFFF"/>
-            <w:tcMar>
-              <w:top w:w="0" w:type="dxa"/>
-              <w:bottom w:w="0" w:type="dxa"/>
-              <w:left w:w="0" w:type="dxa"/>
-              <w:right w:w="0" w:type="dxa"/>
-            </w:tcMar>
-            <w:vAlign w:val="top"/>
-          </w:tcPr>
-          <w:p>
-            <w:pPr>
-              <w:pStyle w:val="Normal"/>
-              <w:jc w:val="center"/>
-              <w:pBdr>
-                <w:bottom w:val="none" w:sz="0" w:space="0" w:color="000000"/>
-                <w:top w:val="none" w:sz="0" w:space="0" w:color="000000"/>
-                <w:left w:val="none" w:sz="0" w:space="0" w:color="000000"/>
-                <w:right w:val="none" w:sz="0" w:space="0" w:color="000000"/>
-              </w:pBdr>
-              <w:spacing w:after="100" w:before="100" w:line="240"/>
-              <w:ind w:left="100" w:right="100" w:firstLine="0" w:firstLineChars="0"/>
-              <w:rPr>
-                <w:rFonts w:ascii="Helvetica" w:hAnsi="Helvetica" w:eastAsia="Helvetica" w:cs="Helvetica"/>
-                <w:i w:val="false"/>
-                <w:b w:val="false"/>
-                <w:u w:val="none"/>
-                <w:sz w:val="22"/>
-                <w:szCs w:val="22"/>
-                <w:color w:val="000000"/>
-              </w:rPr>
-            </w:pPr>
-            <w:r>
-              <w:rPr>
-                <w:rFonts w:ascii="Helvetica" w:hAnsi="Helvetica" w:eastAsia="Helvetica" w:cs="Helvetica"/>
-                <w:i w:val="false"/>
-                <w:b w:val="false"/>
-                <w:u w:val="none"/>
-                <w:sz w:val="22"/>
-                <w:szCs w:val="22"/>
-                <w:color w:val="000000"/>
-              </w:rPr>
-              <w:t xml:space="preserve">0.14, 3.33</w:t>
-            </w:r>
-          </w:p>
-        </w:tc>
-        <w:tc>
-          <w:tcPr>
-            <w:tcBorders>
-              <w:bottom w:val="none" w:sz="0" w:space="0" w:color="000000"/>
-              <w:top w:val="none" w:sz="0" w:space="0" w:color="000000"/>
-              <w:left w:val="none" w:sz="0" w:space="0" w:color="000000"/>
-              <w:right w:val="none" w:sz="0" w:space="0" w:color="000000"/>
-            </w:tcBorders>
-            <w:shd w:val="clear" w:color="auto" w:fill="FFFFFF"/>
-            <w:tcMar>
-              <w:top w:w="0" w:type="dxa"/>
-              <w:bottom w:w="0" w:type="dxa"/>
-              <w:left w:w="0" w:type="dxa"/>
-              <w:right w:w="0" w:type="dxa"/>
-            </w:tcMar>
-            <w:vAlign w:val="top"/>
-          </w:tcPr>
-          <w:p>
-            <w:pPr>
-              <w:pStyle w:val="Normal"/>
-              <w:jc w:val="center"/>
-              <w:pBdr>
-                <w:bottom w:val="none" w:sz="0" w:space="0" w:color="000000"/>
-                <w:top w:val="none" w:sz="0" w:space="0" w:color="000000"/>
-                <w:left w:val="none" w:sz="0" w:space="0" w:color="000000"/>
-                <w:right w:val="none" w:sz="0" w:space="0" w:color="000000"/>
-              </w:pBdr>
-              <w:spacing w:after="100" w:before="100" w:line="240"/>
-              <w:ind w:left="100" w:right="100" w:firstLine="0" w:firstLineChars="0"/>
-              <w:rPr>
-                <w:rFonts w:ascii="Helvetica" w:hAnsi="Helvetica" w:eastAsia="Helvetica" w:cs="Helvetica"/>
-                <w:i w:val="false"/>
-                <w:b w:val="false"/>
-                <w:u w:val="none"/>
-                <w:sz w:val="22"/>
-                <w:szCs w:val="22"/>
-                <w:color w:val="000000"/>
-              </w:rPr>
-            </w:pPr>
-            <w:r>
-              <w:rPr>
-                <w:rFonts w:ascii="Helvetica" w:hAnsi="Helvetica" w:eastAsia="Helvetica" w:cs="Helvetica"/>
-                <w:i w:val="false"/>
-                <w:b w:val="false"/>
-                <w:u w:val="none"/>
-                <w:sz w:val="22"/>
-                <w:szCs w:val="22"/>
-                <w:color w:val="000000"/>
-              </w:rPr>
-              <w:t xml:space="preserve">0.640</w:t>
+              <w:t xml:space="preserve">0.64</w:t>
+            </w:r>
+          </w:p>
+        </w:tc>
+        <w:tc>
+          <w:tcPr>
+            <w:tcBorders>
+              <w:bottom w:val="none" w:sz="0" w:space="0" w:color="000000"/>
+              <w:top w:val="none" w:sz="0" w:space="0" w:color="000000"/>
+              <w:left w:val="none" w:sz="0" w:space="0" w:color="000000"/>
+              <w:right w:val="none" w:sz="0" w:space="0" w:color="000000"/>
+            </w:tcBorders>
+            <w:shd w:val="clear" w:color="auto" w:fill="FFFFFF"/>
+            <w:tcMar>
+              <w:top w:w="0" w:type="dxa"/>
+              <w:bottom w:w="0" w:type="dxa"/>
+              <w:left w:w="0" w:type="dxa"/>
+              <w:right w:w="0" w:type="dxa"/>
+            </w:tcMar>
+            <w:vAlign w:val="top"/>
+          </w:tcPr>
+          <w:p>
+            <w:pPr>
+              <w:pStyle w:val="Normal"/>
+              <w:jc w:val="center"/>
+              <w:pBdr>
+                <w:bottom w:val="none" w:sz="0" w:space="0" w:color="000000"/>
+                <w:top w:val="none" w:sz="0" w:space="0" w:color="000000"/>
+                <w:left w:val="none" w:sz="0" w:space="0" w:color="000000"/>
+                <w:right w:val="none" w:sz="0" w:space="0" w:color="000000"/>
+              </w:pBdr>
+              <w:spacing w:after="100" w:before="100" w:line="240"/>
+              <w:ind w:left="100" w:right="100" w:firstLine="0" w:firstLineChars="0"/>
+              <w:rPr>
+                <w:rFonts w:ascii="Helvetica" w:hAnsi="Helvetica" w:eastAsia="Helvetica" w:cs="Helvetica"/>
+                <w:i w:val="false"/>
+                <w:b w:val="false"/>
+                <w:u w:val="none"/>
+                <w:sz w:val="22"/>
+                <w:szCs w:val="22"/>
+                <w:color w:val="000000"/>
+              </w:rPr>
+            </w:pPr>
+            <w:r>
+              <w:rPr>
+                <w:rFonts w:ascii="Helvetica" w:hAnsi="Helvetica" w:eastAsia="Helvetica" w:cs="Helvetica"/>
+                <w:i w:val="false"/>
+                <w:b w:val="false"/>
+                <w:u w:val="none"/>
+                <w:sz w:val="22"/>
+                <w:szCs w:val="22"/>
+                <w:color w:val="000000"/>
+              </w:rPr>
+              <w:t xml:space="preserve">0.13, 3.12</w:t>
+            </w:r>
+          </w:p>
+        </w:tc>
+        <w:tc>
+          <w:tcPr>
+            <w:tcBorders>
+              <w:bottom w:val="none" w:sz="0" w:space="0" w:color="000000"/>
+              <w:top w:val="none" w:sz="0" w:space="0" w:color="000000"/>
+              <w:left w:val="none" w:sz="0" w:space="0" w:color="000000"/>
+              <w:right w:val="none" w:sz="0" w:space="0" w:color="000000"/>
+            </w:tcBorders>
+            <w:shd w:val="clear" w:color="auto" w:fill="FFFFFF"/>
+            <w:tcMar>
+              <w:top w:w="0" w:type="dxa"/>
+              <w:bottom w:w="0" w:type="dxa"/>
+              <w:left w:w="0" w:type="dxa"/>
+              <w:right w:w="0" w:type="dxa"/>
+            </w:tcMar>
+            <w:vAlign w:val="top"/>
+          </w:tcPr>
+          <w:p>
+            <w:pPr>
+              <w:pStyle w:val="Normal"/>
+              <w:jc w:val="center"/>
+              <w:pBdr>
+                <w:bottom w:val="none" w:sz="0" w:space="0" w:color="000000"/>
+                <w:top w:val="none" w:sz="0" w:space="0" w:color="000000"/>
+                <w:left w:val="none" w:sz="0" w:space="0" w:color="000000"/>
+                <w:right w:val="none" w:sz="0" w:space="0" w:color="000000"/>
+              </w:pBdr>
+              <w:spacing w:after="100" w:before="100" w:line="240"/>
+              <w:ind w:left="100" w:right="100" w:firstLine="0" w:firstLineChars="0"/>
+              <w:rPr>
+                <w:rFonts w:ascii="Helvetica" w:hAnsi="Helvetica" w:eastAsia="Helvetica" w:cs="Helvetica"/>
+                <w:i w:val="false"/>
+                <w:b w:val="false"/>
+                <w:u w:val="none"/>
+                <w:sz w:val="22"/>
+                <w:szCs w:val="22"/>
+                <w:color w:val="000000"/>
+              </w:rPr>
+            </w:pPr>
+            <w:r>
+              <w:rPr>
+                <w:rFonts w:ascii="Helvetica" w:hAnsi="Helvetica" w:eastAsia="Helvetica" w:cs="Helvetica"/>
+                <w:i w:val="false"/>
+                <w:b w:val="false"/>
+                <w:u w:val="none"/>
+                <w:sz w:val="22"/>
+                <w:szCs w:val="22"/>
+                <w:color w:val="000000"/>
+              </w:rPr>
+              <w:t xml:space="preserve">0.580</w:t>
             </w:r>
           </w:p>
         </w:tc>
@@ -7382,113 +7382,113 @@
                 <w:szCs w:val="22"/>
                 <w:color w:val="000000"/>
               </w:rPr>
-              <w:t xml:space="preserve">237</w:t>
-            </w:r>
-          </w:p>
-        </w:tc>
-        <w:tc>
-          <w:tcPr>
-            <w:tcBorders>
-              <w:bottom w:val="none" w:sz="0" w:space="0" w:color="000000"/>
-              <w:top w:val="none" w:sz="0" w:space="0" w:color="000000"/>
-              <w:left w:val="none" w:sz="0" w:space="0" w:color="000000"/>
-              <w:right w:val="none" w:sz="0" w:space="0" w:color="000000"/>
-            </w:tcBorders>
-            <w:shd w:val="clear" w:color="auto" w:fill="FFFFFF"/>
-            <w:tcMar>
-              <w:top w:w="0" w:type="dxa"/>
-              <w:bottom w:w="0" w:type="dxa"/>
-              <w:left w:w="0" w:type="dxa"/>
-              <w:right w:w="0" w:type="dxa"/>
-            </w:tcMar>
-            <w:vAlign w:val="top"/>
-          </w:tcPr>
-          <w:p>
-            <w:pPr>
-              <w:pStyle w:val="Normal"/>
-              <w:jc w:val="center"/>
-              <w:pBdr>
-                <w:bottom w:val="none" w:sz="0" w:space="0" w:color="000000"/>
-                <w:top w:val="none" w:sz="0" w:space="0" w:color="000000"/>
-                <w:left w:val="none" w:sz="0" w:space="0" w:color="000000"/>
-                <w:right w:val="none" w:sz="0" w:space="0" w:color="000000"/>
-              </w:pBdr>
-              <w:spacing w:after="100" w:before="100" w:line="240"/>
-              <w:ind w:left="100" w:right="100" w:firstLine="0" w:firstLineChars="0"/>
-              <w:rPr>
-                <w:rFonts w:ascii="Helvetica" w:hAnsi="Helvetica" w:eastAsia="Helvetica" w:cs="Helvetica"/>
-                <w:i w:val="false"/>
-                <w:b w:val="false"/>
-                <w:u w:val="none"/>
-                <w:sz w:val="22"/>
-                <w:szCs w:val="22"/>
-                <w:color w:val="000000"/>
-              </w:rPr>
-            </w:pPr>
-            <w:r>
-              <w:rPr>
-                <w:rFonts w:ascii="Helvetica" w:hAnsi="Helvetica" w:eastAsia="Helvetica" w:cs="Helvetica"/>
-                <w:i w:val="false"/>
-                <w:b w:val="false"/>
-                <w:u w:val="none"/>
-                <w:sz w:val="22"/>
-                <w:szCs w:val="22"/>
-                <w:color w:val="000000"/>
-              </w:rPr>
-              <w:t xml:space="preserve">2.69, 20,920</w:t>
-            </w:r>
-          </w:p>
-        </w:tc>
-        <w:tc>
-          <w:tcPr>
-            <w:tcBorders>
-              <w:bottom w:val="none" w:sz="0" w:space="0" w:color="000000"/>
-              <w:top w:val="none" w:sz="0" w:space="0" w:color="000000"/>
-              <w:left w:val="none" w:sz="0" w:space="0" w:color="000000"/>
-              <w:right w:val="none" w:sz="0" w:space="0" w:color="000000"/>
-            </w:tcBorders>
-            <w:shd w:val="clear" w:color="auto" w:fill="FFFFFF"/>
-            <w:tcMar>
-              <w:top w:w="0" w:type="dxa"/>
-              <w:bottom w:w="0" w:type="dxa"/>
-              <w:left w:w="0" w:type="dxa"/>
-              <w:right w:w="0" w:type="dxa"/>
-            </w:tcMar>
-            <w:vAlign w:val="top"/>
-          </w:tcPr>
-          <w:p>
-            <w:pPr>
-              <w:pStyle w:val="Normal"/>
-              <w:jc w:val="center"/>
-              <w:pBdr>
-                <w:bottom w:val="none" w:sz="0" w:space="0" w:color="000000"/>
-                <w:top w:val="none" w:sz="0" w:space="0" w:color="000000"/>
-                <w:left w:val="none" w:sz="0" w:space="0" w:color="000000"/>
-                <w:right w:val="none" w:sz="0" w:space="0" w:color="000000"/>
-              </w:pBdr>
-              <w:spacing w:after="100" w:before="100" w:line="240"/>
-              <w:ind w:left="100" w:right="100" w:firstLine="0" w:firstLineChars="0"/>
-              <w:rPr>
-                <w:rFonts w:ascii="Helvetica" w:hAnsi="Helvetica" w:eastAsia="Helvetica" w:cs="Helvetica"/>
-                <w:i w:val="false"/>
-                <w:b w:val="false"/>
-                <w:u w:val="none"/>
-                <w:sz w:val="22"/>
-                <w:szCs w:val="22"/>
-                <w:color w:val="000000"/>
-              </w:rPr>
-            </w:pPr>
-            <w:r>
-              <w:rPr>
-                <w:rFonts w:ascii="Helvetica" w:hAnsi="Helvetica" w:eastAsia="Helvetica" w:cs="Helvetica"/>
-                <w:i w:val="false"/>
-                <w:b w:val="false"/>
-                <w:u w:val="none"/>
-                <w:sz w:val="22"/>
-                <w:szCs w:val="22"/>
-                <w:color w:val="000000"/>
-              </w:rPr>
-              <w:t xml:space="preserve">0.017</w:t>
+              <w:t xml:space="preserve">170</w:t>
+            </w:r>
+          </w:p>
+        </w:tc>
+        <w:tc>
+          <w:tcPr>
+            <w:tcBorders>
+              <w:bottom w:val="none" w:sz="0" w:space="0" w:color="000000"/>
+              <w:top w:val="none" w:sz="0" w:space="0" w:color="000000"/>
+              <w:left w:val="none" w:sz="0" w:space="0" w:color="000000"/>
+              <w:right w:val="none" w:sz="0" w:space="0" w:color="000000"/>
+            </w:tcBorders>
+            <w:shd w:val="clear" w:color="auto" w:fill="FFFFFF"/>
+            <w:tcMar>
+              <w:top w:w="0" w:type="dxa"/>
+              <w:bottom w:w="0" w:type="dxa"/>
+              <w:left w:w="0" w:type="dxa"/>
+              <w:right w:w="0" w:type="dxa"/>
+            </w:tcMar>
+            <w:vAlign w:val="top"/>
+          </w:tcPr>
+          <w:p>
+            <w:pPr>
+              <w:pStyle w:val="Normal"/>
+              <w:jc w:val="center"/>
+              <w:pBdr>
+                <w:bottom w:val="none" w:sz="0" w:space="0" w:color="000000"/>
+                <w:top w:val="none" w:sz="0" w:space="0" w:color="000000"/>
+                <w:left w:val="none" w:sz="0" w:space="0" w:color="000000"/>
+                <w:right w:val="none" w:sz="0" w:space="0" w:color="000000"/>
+              </w:pBdr>
+              <w:spacing w:after="100" w:before="100" w:line="240"/>
+              <w:ind w:left="100" w:right="100" w:firstLine="0" w:firstLineChars="0"/>
+              <w:rPr>
+                <w:rFonts w:ascii="Helvetica" w:hAnsi="Helvetica" w:eastAsia="Helvetica" w:cs="Helvetica"/>
+                <w:i w:val="false"/>
+                <w:b w:val="false"/>
+                <w:u w:val="none"/>
+                <w:sz w:val="22"/>
+                <w:szCs w:val="22"/>
+                <w:color w:val="000000"/>
+              </w:rPr>
+            </w:pPr>
+            <w:r>
+              <w:rPr>
+                <w:rFonts w:ascii="Helvetica" w:hAnsi="Helvetica" w:eastAsia="Helvetica" w:cs="Helvetica"/>
+                <w:i w:val="false"/>
+                <w:b w:val="false"/>
+                <w:u w:val="none"/>
+                <w:sz w:val="22"/>
+                <w:szCs w:val="22"/>
+                <w:color w:val="000000"/>
+              </w:rPr>
+              <w:t xml:space="preserve">2.26, 12,848</w:t>
+            </w:r>
+          </w:p>
+        </w:tc>
+        <w:tc>
+          <w:tcPr>
+            <w:tcBorders>
+              <w:bottom w:val="none" w:sz="0" w:space="0" w:color="000000"/>
+              <w:top w:val="none" w:sz="0" w:space="0" w:color="000000"/>
+              <w:left w:val="none" w:sz="0" w:space="0" w:color="000000"/>
+              <w:right w:val="none" w:sz="0" w:space="0" w:color="000000"/>
+            </w:tcBorders>
+            <w:shd w:val="clear" w:color="auto" w:fill="FFFFFF"/>
+            <w:tcMar>
+              <w:top w:w="0" w:type="dxa"/>
+              <w:bottom w:w="0" w:type="dxa"/>
+              <w:left w:w="0" w:type="dxa"/>
+              <w:right w:w="0" w:type="dxa"/>
+            </w:tcMar>
+            <w:vAlign w:val="top"/>
+          </w:tcPr>
+          <w:p>
+            <w:pPr>
+              <w:pStyle w:val="Normal"/>
+              <w:jc w:val="center"/>
+              <w:pBdr>
+                <w:bottom w:val="none" w:sz="0" w:space="0" w:color="000000"/>
+                <w:top w:val="none" w:sz="0" w:space="0" w:color="000000"/>
+                <w:left w:val="none" w:sz="0" w:space="0" w:color="000000"/>
+                <w:right w:val="none" w:sz="0" w:space="0" w:color="000000"/>
+              </w:pBdr>
+              <w:spacing w:after="100" w:before="100" w:line="240"/>
+              <w:ind w:left="100" w:right="100" w:firstLine="0" w:firstLineChars="0"/>
+              <w:rPr>
+                <w:rFonts w:ascii="Helvetica" w:hAnsi="Helvetica" w:eastAsia="Helvetica" w:cs="Helvetica"/>
+                <w:i w:val="false"/>
+                <w:b w:val="false"/>
+                <w:u w:val="none"/>
+                <w:sz w:val="22"/>
+                <w:szCs w:val="22"/>
+                <w:color w:val="000000"/>
+              </w:rPr>
+            </w:pPr>
+            <w:r>
+              <w:rPr>
+                <w:rFonts w:ascii="Helvetica" w:hAnsi="Helvetica" w:eastAsia="Helvetica" w:cs="Helvetica"/>
+                <w:i w:val="false"/>
+                <w:b w:val="false"/>
+                <w:u w:val="none"/>
+                <w:sz w:val="22"/>
+                <w:szCs w:val="22"/>
+                <w:color w:val="000000"/>
+              </w:rPr>
+              <w:t xml:space="preserve">0.020</w:t>
             </w:r>
           </w:p>
         </w:tc>
@@ -8566,7 +8566,7 @@
                 <w:szCs w:val="22"/>
                 <w:color w:val="000000"/>
               </w:rPr>
-              <w:t xml:space="preserve">143</w:t>
+              <w:t xml:space="preserve">142</w:t>
             </w:r>
           </w:p>
         </w:tc>
@@ -8778,7 +8778,7 @@
                 <w:szCs w:val="22"/>
                 <w:color w:val="000000"/>
               </w:rPr>
-              <w:t xml:space="preserve">143</w:t>
+              <w:t xml:space="preserve">142</w:t>
             </w:r>
           </w:p>
         </w:tc>
@@ -9585,113 +9585,113 @@
                 <w:szCs w:val="22"/>
                 <w:color w:val="000000"/>
               </w:rPr>
-              <w:t xml:space="preserve">0.40</w:t>
-            </w:r>
-          </w:p>
-        </w:tc>
-        <w:tc>
-          <w:tcPr>
-            <w:tcBorders>
-              <w:bottom w:val="none" w:sz="0" w:space="0" w:color="000000"/>
-              <w:top w:val="none" w:sz="0" w:space="0" w:color="000000"/>
-              <w:left w:val="none" w:sz="0" w:space="0" w:color="000000"/>
-              <w:right w:val="none" w:sz="0" w:space="0" w:color="000000"/>
-            </w:tcBorders>
-            <w:shd w:val="clear" w:color="auto" w:fill="FFFFFF"/>
-            <w:tcMar>
-              <w:top w:w="0" w:type="dxa"/>
-              <w:bottom w:w="0" w:type="dxa"/>
-              <w:left w:w="0" w:type="dxa"/>
-              <w:right w:w="0" w:type="dxa"/>
-            </w:tcMar>
-            <w:vAlign w:val="top"/>
-          </w:tcPr>
-          <w:p>
-            <w:pPr>
-              <w:pStyle w:val="Normal"/>
-              <w:jc w:val="center"/>
-              <w:pBdr>
-                <w:bottom w:val="none" w:sz="0" w:space="0" w:color="000000"/>
-                <w:top w:val="none" w:sz="0" w:space="0" w:color="000000"/>
-                <w:left w:val="none" w:sz="0" w:space="0" w:color="000000"/>
-                <w:right w:val="none" w:sz="0" w:space="0" w:color="000000"/>
-              </w:pBdr>
-              <w:spacing w:after="100" w:before="100" w:line="240"/>
-              <w:ind w:left="100" w:right="100" w:firstLine="0" w:firstLineChars="0"/>
-              <w:rPr>
-                <w:rFonts w:ascii="Helvetica" w:hAnsi="Helvetica" w:eastAsia="Helvetica" w:cs="Helvetica"/>
-                <w:i w:val="false"/>
-                <w:b w:val="false"/>
-                <w:u w:val="none"/>
-                <w:sz w:val="22"/>
-                <w:szCs w:val="22"/>
-                <w:color w:val="000000"/>
-              </w:rPr>
-            </w:pPr>
-            <w:r>
-              <w:rPr>
-                <w:rFonts w:ascii="Helvetica" w:hAnsi="Helvetica" w:eastAsia="Helvetica" w:cs="Helvetica"/>
-                <w:i w:val="false"/>
-                <w:b w:val="false"/>
-                <w:u w:val="none"/>
-                <w:sz w:val="22"/>
-                <w:szCs w:val="22"/>
-                <w:color w:val="000000"/>
-              </w:rPr>
-              <w:t xml:space="preserve">0.09, 1.87</w:t>
-            </w:r>
-          </w:p>
-        </w:tc>
-        <w:tc>
-          <w:tcPr>
-            <w:tcBorders>
-              <w:bottom w:val="none" w:sz="0" w:space="0" w:color="000000"/>
-              <w:top w:val="none" w:sz="0" w:space="0" w:color="000000"/>
-              <w:left w:val="none" w:sz="0" w:space="0" w:color="000000"/>
-              <w:right w:val="none" w:sz="0" w:space="0" w:color="000000"/>
-            </w:tcBorders>
-            <w:shd w:val="clear" w:color="auto" w:fill="FFFFFF"/>
-            <w:tcMar>
-              <w:top w:w="0" w:type="dxa"/>
-              <w:bottom w:w="0" w:type="dxa"/>
-              <w:left w:w="0" w:type="dxa"/>
-              <w:right w:w="0" w:type="dxa"/>
-            </w:tcMar>
-            <w:vAlign w:val="top"/>
-          </w:tcPr>
-          <w:p>
-            <w:pPr>
-              <w:pStyle w:val="Normal"/>
-              <w:jc w:val="center"/>
-              <w:pBdr>
-                <w:bottom w:val="none" w:sz="0" w:space="0" w:color="000000"/>
-                <w:top w:val="none" w:sz="0" w:space="0" w:color="000000"/>
-                <w:left w:val="none" w:sz="0" w:space="0" w:color="000000"/>
-                <w:right w:val="none" w:sz="0" w:space="0" w:color="000000"/>
-              </w:pBdr>
-              <w:spacing w:after="100" w:before="100" w:line="240"/>
-              <w:ind w:left="100" w:right="100" w:firstLine="0" w:firstLineChars="0"/>
-              <w:rPr>
-                <w:rFonts w:ascii="Helvetica" w:hAnsi="Helvetica" w:eastAsia="Helvetica" w:cs="Helvetica"/>
-                <w:i w:val="false"/>
-                <w:b w:val="false"/>
-                <w:u w:val="none"/>
-                <w:sz w:val="22"/>
-                <w:szCs w:val="22"/>
-                <w:color w:val="000000"/>
-              </w:rPr>
-            </w:pPr>
-            <w:r>
-              <w:rPr>
-                <w:rFonts w:ascii="Helvetica" w:hAnsi="Helvetica" w:eastAsia="Helvetica" w:cs="Helvetica"/>
-                <w:i w:val="false"/>
-                <w:b w:val="false"/>
-                <w:u w:val="none"/>
-                <w:sz w:val="22"/>
-                <w:szCs w:val="22"/>
-                <w:color w:val="000000"/>
-              </w:rPr>
-              <w:t xml:space="preserve">0.250</w:t>
+              <w:t xml:space="preserve">0.36</w:t>
+            </w:r>
+          </w:p>
+        </w:tc>
+        <w:tc>
+          <w:tcPr>
+            <w:tcBorders>
+              <w:bottom w:val="none" w:sz="0" w:space="0" w:color="000000"/>
+              <w:top w:val="none" w:sz="0" w:space="0" w:color="000000"/>
+              <w:left w:val="none" w:sz="0" w:space="0" w:color="000000"/>
+              <w:right w:val="none" w:sz="0" w:space="0" w:color="000000"/>
+            </w:tcBorders>
+            <w:shd w:val="clear" w:color="auto" w:fill="FFFFFF"/>
+            <w:tcMar>
+              <w:top w:w="0" w:type="dxa"/>
+              <w:bottom w:w="0" w:type="dxa"/>
+              <w:left w:w="0" w:type="dxa"/>
+              <w:right w:w="0" w:type="dxa"/>
+            </w:tcMar>
+            <w:vAlign w:val="top"/>
+          </w:tcPr>
+          <w:p>
+            <w:pPr>
+              <w:pStyle w:val="Normal"/>
+              <w:jc w:val="center"/>
+              <w:pBdr>
+                <w:bottom w:val="none" w:sz="0" w:space="0" w:color="000000"/>
+                <w:top w:val="none" w:sz="0" w:space="0" w:color="000000"/>
+                <w:left w:val="none" w:sz="0" w:space="0" w:color="000000"/>
+                <w:right w:val="none" w:sz="0" w:space="0" w:color="000000"/>
+              </w:pBdr>
+              <w:spacing w:after="100" w:before="100" w:line="240"/>
+              <w:ind w:left="100" w:right="100" w:firstLine="0" w:firstLineChars="0"/>
+              <w:rPr>
+                <w:rFonts w:ascii="Helvetica" w:hAnsi="Helvetica" w:eastAsia="Helvetica" w:cs="Helvetica"/>
+                <w:i w:val="false"/>
+                <w:b w:val="false"/>
+                <w:u w:val="none"/>
+                <w:sz w:val="22"/>
+                <w:szCs w:val="22"/>
+                <w:color w:val="000000"/>
+              </w:rPr>
+            </w:pPr>
+            <w:r>
+              <w:rPr>
+                <w:rFonts w:ascii="Helvetica" w:hAnsi="Helvetica" w:eastAsia="Helvetica" w:cs="Helvetica"/>
+                <w:i w:val="false"/>
+                <w:b w:val="false"/>
+                <w:u w:val="none"/>
+                <w:sz w:val="22"/>
+                <w:szCs w:val="22"/>
+                <w:color w:val="000000"/>
+              </w:rPr>
+              <w:t xml:space="preserve">0.08, 1.66</w:t>
+            </w:r>
+          </w:p>
+        </w:tc>
+        <w:tc>
+          <w:tcPr>
+            <w:tcBorders>
+              <w:bottom w:val="none" w:sz="0" w:space="0" w:color="000000"/>
+              <w:top w:val="none" w:sz="0" w:space="0" w:color="000000"/>
+              <w:left w:val="none" w:sz="0" w:space="0" w:color="000000"/>
+              <w:right w:val="none" w:sz="0" w:space="0" w:color="000000"/>
+            </w:tcBorders>
+            <w:shd w:val="clear" w:color="auto" w:fill="FFFFFF"/>
+            <w:tcMar>
+              <w:top w:w="0" w:type="dxa"/>
+              <w:bottom w:w="0" w:type="dxa"/>
+              <w:left w:w="0" w:type="dxa"/>
+              <w:right w:w="0" w:type="dxa"/>
+            </w:tcMar>
+            <w:vAlign w:val="top"/>
+          </w:tcPr>
+          <w:p>
+            <w:pPr>
+              <w:pStyle w:val="Normal"/>
+              <w:jc w:val="center"/>
+              <w:pBdr>
+                <w:bottom w:val="none" w:sz="0" w:space="0" w:color="000000"/>
+                <w:top w:val="none" w:sz="0" w:space="0" w:color="000000"/>
+                <w:left w:val="none" w:sz="0" w:space="0" w:color="000000"/>
+                <w:right w:val="none" w:sz="0" w:space="0" w:color="000000"/>
+              </w:pBdr>
+              <w:spacing w:after="100" w:before="100" w:line="240"/>
+              <w:ind w:left="100" w:right="100" w:firstLine="0" w:firstLineChars="0"/>
+              <w:rPr>
+                <w:rFonts w:ascii="Helvetica" w:hAnsi="Helvetica" w:eastAsia="Helvetica" w:cs="Helvetica"/>
+                <w:i w:val="false"/>
+                <w:b w:val="false"/>
+                <w:u w:val="none"/>
+                <w:sz w:val="22"/>
+                <w:szCs w:val="22"/>
+                <w:color w:val="000000"/>
+              </w:rPr>
+            </w:pPr>
+            <w:r>
+              <w:rPr>
+                <w:rFonts w:ascii="Helvetica" w:hAnsi="Helvetica" w:eastAsia="Helvetica" w:cs="Helvetica"/>
+                <w:i w:val="false"/>
+                <w:b w:val="false"/>
+                <w:u w:val="none"/>
+                <w:sz w:val="22"/>
+                <w:szCs w:val="22"/>
+                <w:color w:val="000000"/>
+              </w:rPr>
+              <w:t xml:space="preserve">0.190</w:t>
             </w:r>
           </w:p>
         </w:tc>
@@ -9797,113 +9797,113 @@
                 <w:szCs w:val="22"/>
                 <w:color w:val="000000"/>
               </w:rPr>
-              <w:t xml:space="preserve">0.18</w:t>
-            </w:r>
-          </w:p>
-        </w:tc>
-        <w:tc>
-          <w:tcPr>
-            <w:tcBorders>
-              <w:bottom w:val="none" w:sz="0" w:space="0" w:color="000000"/>
-              <w:top w:val="none" w:sz="0" w:space="0" w:color="000000"/>
-              <w:left w:val="none" w:sz="0" w:space="0" w:color="000000"/>
-              <w:right w:val="none" w:sz="0" w:space="0" w:color="000000"/>
-            </w:tcBorders>
-            <w:shd w:val="clear" w:color="auto" w:fill="FFFFFF"/>
-            <w:tcMar>
-              <w:top w:w="0" w:type="dxa"/>
-              <w:bottom w:w="0" w:type="dxa"/>
-              <w:left w:w="0" w:type="dxa"/>
-              <w:right w:w="0" w:type="dxa"/>
-            </w:tcMar>
-            <w:vAlign w:val="top"/>
-          </w:tcPr>
-          <w:p>
-            <w:pPr>
-              <w:pStyle w:val="Normal"/>
-              <w:jc w:val="center"/>
-              <w:pBdr>
-                <w:bottom w:val="none" w:sz="0" w:space="0" w:color="000000"/>
-                <w:top w:val="none" w:sz="0" w:space="0" w:color="000000"/>
-                <w:left w:val="none" w:sz="0" w:space="0" w:color="000000"/>
-                <w:right w:val="none" w:sz="0" w:space="0" w:color="000000"/>
-              </w:pBdr>
-              <w:spacing w:after="100" w:before="100" w:line="240"/>
-              <w:ind w:left="100" w:right="100" w:firstLine="0" w:firstLineChars="0"/>
-              <w:rPr>
-                <w:rFonts w:ascii="Helvetica" w:hAnsi="Helvetica" w:eastAsia="Helvetica" w:cs="Helvetica"/>
-                <w:i w:val="false"/>
-                <w:b w:val="false"/>
-                <w:u w:val="none"/>
-                <w:sz w:val="22"/>
-                <w:szCs w:val="22"/>
-                <w:color w:val="000000"/>
-              </w:rPr>
-            </w:pPr>
-            <w:r>
-              <w:rPr>
-                <w:rFonts w:ascii="Helvetica" w:hAnsi="Helvetica" w:eastAsia="Helvetica" w:cs="Helvetica"/>
-                <w:i w:val="false"/>
-                <w:b w:val="false"/>
-                <w:u w:val="none"/>
-                <w:sz w:val="22"/>
-                <w:szCs w:val="22"/>
-                <w:color w:val="000000"/>
-              </w:rPr>
-              <w:t xml:space="preserve">0.03, 0.98</w:t>
-            </w:r>
-          </w:p>
-        </w:tc>
-        <w:tc>
-          <w:tcPr>
-            <w:tcBorders>
-              <w:bottom w:val="none" w:sz="0" w:space="0" w:color="000000"/>
-              <w:top w:val="none" w:sz="0" w:space="0" w:color="000000"/>
-              <w:left w:val="none" w:sz="0" w:space="0" w:color="000000"/>
-              <w:right w:val="none" w:sz="0" w:space="0" w:color="000000"/>
-            </w:tcBorders>
-            <w:shd w:val="clear" w:color="auto" w:fill="FFFFFF"/>
-            <w:tcMar>
-              <w:top w:w="0" w:type="dxa"/>
-              <w:bottom w:w="0" w:type="dxa"/>
-              <w:left w:w="0" w:type="dxa"/>
-              <w:right w:w="0" w:type="dxa"/>
-            </w:tcMar>
-            <w:vAlign w:val="top"/>
-          </w:tcPr>
-          <w:p>
-            <w:pPr>
-              <w:pStyle w:val="Normal"/>
-              <w:jc w:val="center"/>
-              <w:pBdr>
-                <w:bottom w:val="none" w:sz="0" w:space="0" w:color="000000"/>
-                <w:top w:val="none" w:sz="0" w:space="0" w:color="000000"/>
-                <w:left w:val="none" w:sz="0" w:space="0" w:color="000000"/>
-                <w:right w:val="none" w:sz="0" w:space="0" w:color="000000"/>
-              </w:pBdr>
-              <w:spacing w:after="100" w:before="100" w:line="240"/>
-              <w:ind w:left="100" w:right="100" w:firstLine="0" w:firstLineChars="0"/>
-              <w:rPr>
-                <w:rFonts w:ascii="Helvetica" w:hAnsi="Helvetica" w:eastAsia="Helvetica" w:cs="Helvetica"/>
-                <w:i w:val="false"/>
-                <w:b w:val="false"/>
-                <w:u w:val="none"/>
-                <w:sz w:val="22"/>
-                <w:szCs w:val="22"/>
-                <w:color w:val="000000"/>
-              </w:rPr>
-            </w:pPr>
-            <w:r>
-              <w:rPr>
-                <w:rFonts w:ascii="Helvetica" w:hAnsi="Helvetica" w:eastAsia="Helvetica" w:cs="Helvetica"/>
-                <w:i w:val="false"/>
-                <w:b w:val="false"/>
-                <w:u w:val="none"/>
-                <w:sz w:val="22"/>
-                <w:szCs w:val="22"/>
-                <w:color w:val="000000"/>
-              </w:rPr>
-              <w:t xml:space="preserve">0.047</w:t>
+              <w:t xml:space="preserve">0.10</w:t>
+            </w:r>
+          </w:p>
+        </w:tc>
+        <w:tc>
+          <w:tcPr>
+            <w:tcBorders>
+              <w:bottom w:val="none" w:sz="0" w:space="0" w:color="000000"/>
+              <w:top w:val="none" w:sz="0" w:space="0" w:color="000000"/>
+              <w:left w:val="none" w:sz="0" w:space="0" w:color="000000"/>
+              <w:right w:val="none" w:sz="0" w:space="0" w:color="000000"/>
+            </w:tcBorders>
+            <w:shd w:val="clear" w:color="auto" w:fill="FFFFFF"/>
+            <w:tcMar>
+              <w:top w:w="0" w:type="dxa"/>
+              <w:bottom w:w="0" w:type="dxa"/>
+              <w:left w:w="0" w:type="dxa"/>
+              <w:right w:w="0" w:type="dxa"/>
+            </w:tcMar>
+            <w:vAlign w:val="top"/>
+          </w:tcPr>
+          <w:p>
+            <w:pPr>
+              <w:pStyle w:val="Normal"/>
+              <w:jc w:val="center"/>
+              <w:pBdr>
+                <w:bottom w:val="none" w:sz="0" w:space="0" w:color="000000"/>
+                <w:top w:val="none" w:sz="0" w:space="0" w:color="000000"/>
+                <w:left w:val="none" w:sz="0" w:space="0" w:color="000000"/>
+                <w:right w:val="none" w:sz="0" w:space="0" w:color="000000"/>
+              </w:pBdr>
+              <w:spacing w:after="100" w:before="100" w:line="240"/>
+              <w:ind w:left="100" w:right="100" w:firstLine="0" w:firstLineChars="0"/>
+              <w:rPr>
+                <w:rFonts w:ascii="Helvetica" w:hAnsi="Helvetica" w:eastAsia="Helvetica" w:cs="Helvetica"/>
+                <w:i w:val="false"/>
+                <w:b w:val="false"/>
+                <w:u w:val="none"/>
+                <w:sz w:val="22"/>
+                <w:szCs w:val="22"/>
+                <w:color w:val="000000"/>
+              </w:rPr>
+            </w:pPr>
+            <w:r>
+              <w:rPr>
+                <w:rFonts w:ascii="Helvetica" w:hAnsi="Helvetica" w:eastAsia="Helvetica" w:cs="Helvetica"/>
+                <w:i w:val="false"/>
+                <w:b w:val="false"/>
+                <w:u w:val="none"/>
+                <w:sz w:val="22"/>
+                <w:szCs w:val="22"/>
+                <w:color w:val="000000"/>
+              </w:rPr>
+              <w:t xml:space="preserve">0.01, 0.89</w:t>
+            </w:r>
+          </w:p>
+        </w:tc>
+        <w:tc>
+          <w:tcPr>
+            <w:tcBorders>
+              <w:bottom w:val="none" w:sz="0" w:space="0" w:color="000000"/>
+              <w:top w:val="none" w:sz="0" w:space="0" w:color="000000"/>
+              <w:left w:val="none" w:sz="0" w:space="0" w:color="000000"/>
+              <w:right w:val="none" w:sz="0" w:space="0" w:color="000000"/>
+            </w:tcBorders>
+            <w:shd w:val="clear" w:color="auto" w:fill="FFFFFF"/>
+            <w:tcMar>
+              <w:top w:w="0" w:type="dxa"/>
+              <w:bottom w:w="0" w:type="dxa"/>
+              <w:left w:w="0" w:type="dxa"/>
+              <w:right w:w="0" w:type="dxa"/>
+            </w:tcMar>
+            <w:vAlign w:val="top"/>
+          </w:tcPr>
+          <w:p>
+            <w:pPr>
+              <w:pStyle w:val="Normal"/>
+              <w:jc w:val="center"/>
+              <w:pBdr>
+                <w:bottom w:val="none" w:sz="0" w:space="0" w:color="000000"/>
+                <w:top w:val="none" w:sz="0" w:space="0" w:color="000000"/>
+                <w:left w:val="none" w:sz="0" w:space="0" w:color="000000"/>
+                <w:right w:val="none" w:sz="0" w:space="0" w:color="000000"/>
+              </w:pBdr>
+              <w:spacing w:after="100" w:before="100" w:line="240"/>
+              <w:ind w:left="100" w:right="100" w:firstLine="0" w:firstLineChars="0"/>
+              <w:rPr>
+                <w:rFonts w:ascii="Helvetica" w:hAnsi="Helvetica" w:eastAsia="Helvetica" w:cs="Helvetica"/>
+                <w:i w:val="false"/>
+                <w:b w:val="false"/>
+                <w:u w:val="none"/>
+                <w:sz w:val="22"/>
+                <w:szCs w:val="22"/>
+                <w:color w:val="000000"/>
+              </w:rPr>
+            </w:pPr>
+            <w:r>
+              <w:rPr>
+                <w:rFonts w:ascii="Helvetica" w:hAnsi="Helvetica" w:eastAsia="Helvetica" w:cs="Helvetica"/>
+                <w:i w:val="false"/>
+                <w:b w:val="false"/>
+                <w:u w:val="none"/>
+                <w:sz w:val="22"/>
+                <w:szCs w:val="22"/>
+                <w:color w:val="000000"/>
+              </w:rPr>
+              <w:t xml:space="preserve">0.039</w:t>
             </w:r>
           </w:p>
         </w:tc>
@@ -10015,378 +10015,378 @@
                 <w:szCs w:val="22"/>
                 <w:color w:val="000000"/>
               </w:rPr>
-              <w:t xml:space="preserve">143</w:t>
-            </w:r>
-          </w:p>
-        </w:tc>
-        <w:tc>
-          <w:tcPr>
-            <w:tcBorders>
-              <w:bottom w:val="none" w:sz="0" w:space="0" w:color="000000"/>
-              <w:top w:val="none" w:sz="0" w:space="0" w:color="000000"/>
-              <w:left w:val="none" w:sz="0" w:space="0" w:color="000000"/>
-              <w:right w:val="none" w:sz="0" w:space="0" w:color="000000"/>
-            </w:tcBorders>
-            <w:shd w:val="clear" w:color="auto" w:fill="FFFFFF"/>
-            <w:tcMar>
-              <w:top w:w="0" w:type="dxa"/>
-              <w:bottom w:w="0" w:type="dxa"/>
-              <w:left w:w="0" w:type="dxa"/>
-              <w:right w:w="0" w:type="dxa"/>
-            </w:tcMar>
-            <w:vAlign w:val="top"/>
-          </w:tcPr>
-          <w:p>
-            <w:pPr>
-              <w:pStyle w:val="Normal"/>
-              <w:jc w:val="center"/>
-              <w:pBdr>
-                <w:bottom w:val="none" w:sz="0" w:space="0" w:color="000000"/>
-                <w:top w:val="none" w:sz="0" w:space="0" w:color="000000"/>
-                <w:left w:val="none" w:sz="0" w:space="0" w:color="000000"/>
-                <w:right w:val="none" w:sz="0" w:space="0" w:color="000000"/>
-              </w:pBdr>
-              <w:spacing w:after="100" w:before="100" w:line="240"/>
-              <w:ind w:left="100" w:right="100" w:firstLine="0" w:firstLineChars="0"/>
-              <w:rPr>
-                <w:rFonts w:ascii="Helvetica" w:hAnsi="Helvetica" w:eastAsia="Helvetica" w:cs="Helvetica"/>
-                <w:i w:val="false"/>
-                <w:b w:val="false"/>
-                <w:u w:val="none"/>
-                <w:sz w:val="22"/>
-                <w:szCs w:val="22"/>
-                <w:color w:val="000000"/>
-              </w:rPr>
-            </w:pPr>
-            <w:r>
-              <w:rPr>
-                <w:rFonts w:ascii="Helvetica" w:hAnsi="Helvetica" w:eastAsia="Helvetica" w:cs="Helvetica"/>
-                <w:i w:val="false"/>
-                <w:b w:val="false"/>
-                <w:u w:val="none"/>
-                <w:sz w:val="22"/>
-                <w:szCs w:val="22"/>
-                <w:color w:val="000000"/>
-              </w:rPr>
-              <w:t xml:space="preserve">0.46</w:t>
-            </w:r>
-          </w:p>
-        </w:tc>
-        <w:tc>
-          <w:tcPr>
-            <w:tcBorders>
-              <w:bottom w:val="none" w:sz="0" w:space="0" w:color="000000"/>
-              <w:top w:val="none" w:sz="0" w:space="0" w:color="000000"/>
-              <w:left w:val="none" w:sz="0" w:space="0" w:color="000000"/>
-              <w:right w:val="none" w:sz="0" w:space="0" w:color="000000"/>
-            </w:tcBorders>
-            <w:shd w:val="clear" w:color="auto" w:fill="FFFFFF"/>
-            <w:tcMar>
-              <w:top w:w="0" w:type="dxa"/>
-              <w:bottom w:w="0" w:type="dxa"/>
-              <w:left w:w="0" w:type="dxa"/>
-              <w:right w:w="0" w:type="dxa"/>
-            </w:tcMar>
-            <w:vAlign w:val="top"/>
-          </w:tcPr>
-          <w:p>
-            <w:pPr>
-              <w:pStyle w:val="Normal"/>
-              <w:jc w:val="center"/>
-              <w:pBdr>
-                <w:bottom w:val="none" w:sz="0" w:space="0" w:color="000000"/>
-                <w:top w:val="none" w:sz="0" w:space="0" w:color="000000"/>
-                <w:left w:val="none" w:sz="0" w:space="0" w:color="000000"/>
-                <w:right w:val="none" w:sz="0" w:space="0" w:color="000000"/>
-              </w:pBdr>
-              <w:spacing w:after="100" w:before="100" w:line="240"/>
-              <w:ind w:left="100" w:right="100" w:firstLine="0" w:firstLineChars="0"/>
-              <w:rPr>
-                <w:rFonts w:ascii="Helvetica" w:hAnsi="Helvetica" w:eastAsia="Helvetica" w:cs="Helvetica"/>
-                <w:i w:val="false"/>
-                <w:b w:val="false"/>
-                <w:u w:val="none"/>
-                <w:sz w:val="22"/>
-                <w:szCs w:val="22"/>
-                <w:color w:val="000000"/>
-              </w:rPr>
-            </w:pPr>
-            <w:r>
-              <w:rPr>
-                <w:rFonts w:ascii="Helvetica" w:hAnsi="Helvetica" w:eastAsia="Helvetica" w:cs="Helvetica"/>
-                <w:i w:val="false"/>
-                <w:b w:val="false"/>
-                <w:u w:val="none"/>
-                <w:sz w:val="22"/>
-                <w:szCs w:val="22"/>
-                <w:color w:val="000000"/>
-              </w:rPr>
-              <w:t xml:space="preserve">0.16, 1.36</w:t>
-            </w:r>
-          </w:p>
-        </w:tc>
-        <w:tc>
-          <w:tcPr>
-            <w:tcBorders>
-              <w:bottom w:val="none" w:sz="0" w:space="0" w:color="000000"/>
-              <w:top w:val="none" w:sz="0" w:space="0" w:color="000000"/>
-              <w:left w:val="none" w:sz="0" w:space="0" w:color="000000"/>
-              <w:right w:val="none" w:sz="0" w:space="0" w:color="000000"/>
-            </w:tcBorders>
-            <w:shd w:val="clear" w:color="auto" w:fill="FFFFFF"/>
-            <w:tcMar>
-              <w:top w:w="0" w:type="dxa"/>
-              <w:bottom w:w="0" w:type="dxa"/>
-              <w:left w:w="0" w:type="dxa"/>
-              <w:right w:w="0" w:type="dxa"/>
-            </w:tcMar>
-            <w:vAlign w:val="top"/>
-          </w:tcPr>
-          <w:p>
-            <w:pPr>
-              <w:pStyle w:val="Normal"/>
-              <w:jc w:val="center"/>
-              <w:pBdr>
-                <w:bottom w:val="none" w:sz="0" w:space="0" w:color="000000"/>
-                <w:top w:val="none" w:sz="0" w:space="0" w:color="000000"/>
-                <w:left w:val="none" w:sz="0" w:space="0" w:color="000000"/>
-                <w:right w:val="none" w:sz="0" w:space="0" w:color="000000"/>
-              </w:pBdr>
-              <w:spacing w:after="100" w:before="100" w:line="240"/>
-              <w:ind w:left="100" w:right="100" w:firstLine="0" w:firstLineChars="0"/>
-              <w:rPr>
-                <w:rFonts w:ascii="Helvetica" w:hAnsi="Helvetica" w:eastAsia="Helvetica" w:cs="Helvetica"/>
-                <w:i w:val="false"/>
-                <w:b w:val="false"/>
-                <w:u w:val="none"/>
-                <w:sz w:val="22"/>
-                <w:szCs w:val="22"/>
-                <w:color w:val="000000"/>
-              </w:rPr>
-            </w:pPr>
-            <w:r>
-              <w:rPr>
-                <w:rFonts w:ascii="Helvetica" w:hAnsi="Helvetica" w:eastAsia="Helvetica" w:cs="Helvetica"/>
-                <w:i w:val="false"/>
-                <w:b w:val="false"/>
-                <w:u w:val="none"/>
-                <w:sz w:val="22"/>
-                <w:szCs w:val="22"/>
-                <w:color w:val="000000"/>
-              </w:rPr>
-              <w:t xml:space="preserve">0.160</w:t>
-            </w:r>
-          </w:p>
-        </w:tc>
-        <w:tc>
-          <w:tcPr>
-            <w:tcBorders>
-              <w:bottom w:val="none" w:sz="0" w:space="0" w:color="000000"/>
-              <w:top w:val="none" w:sz="0" w:space="0" w:color="000000"/>
-              <w:left w:val="none" w:sz="0" w:space="0" w:color="000000"/>
-              <w:right w:val="none" w:sz="0" w:space="0" w:color="000000"/>
-            </w:tcBorders>
-            <w:shd w:val="clear" w:color="auto" w:fill="FFFFFF"/>
-            <w:tcMar>
-              <w:top w:w="0" w:type="dxa"/>
-              <w:bottom w:w="0" w:type="dxa"/>
-              <w:left w:w="0" w:type="dxa"/>
-              <w:right w:w="0" w:type="dxa"/>
-            </w:tcMar>
-            <w:vAlign w:val="top"/>
-          </w:tcPr>
-          <w:p>
-            <w:pPr>
-              <w:pStyle w:val="Normal"/>
-              <w:jc w:val="center"/>
-              <w:pBdr>
-                <w:bottom w:val="none" w:sz="0" w:space="0" w:color="000000"/>
-                <w:top w:val="none" w:sz="0" w:space="0" w:color="000000"/>
-                <w:left w:val="none" w:sz="0" w:space="0" w:color="000000"/>
-                <w:right w:val="none" w:sz="0" w:space="0" w:color="000000"/>
-              </w:pBdr>
-              <w:spacing w:after="100" w:before="100" w:line="240"/>
-              <w:ind w:left="100" w:right="100" w:firstLine="0" w:firstLineChars="0"/>
-              <w:rPr>
-                <w:rFonts w:ascii="Helvetica" w:hAnsi="Helvetica" w:eastAsia="Helvetica" w:cs="Helvetica"/>
-                <w:i w:val="false"/>
-                <w:b w:val="false"/>
-                <w:u w:val="none"/>
-                <w:sz w:val="22"/>
-                <w:szCs w:val="22"/>
-                <w:color w:val="000000"/>
-              </w:rPr>
-            </w:pPr>
-            <w:r>
-              <w:rPr>
-                <w:rFonts w:ascii="Helvetica" w:hAnsi="Helvetica" w:eastAsia="Helvetica" w:cs="Helvetica"/>
-                <w:i w:val="false"/>
-                <w:b w:val="false"/>
-                <w:u w:val="none"/>
-                <w:sz w:val="22"/>
-                <w:szCs w:val="22"/>
-                <w:color w:val="000000"/>
-              </w:rPr>
-              <w:t xml:space="preserve">143</w:t>
-            </w:r>
-          </w:p>
-        </w:tc>
-        <w:tc>
-          <w:tcPr>
-            <w:tcBorders>
-              <w:bottom w:val="none" w:sz="0" w:space="0" w:color="000000"/>
-              <w:top w:val="none" w:sz="0" w:space="0" w:color="000000"/>
-              <w:left w:val="none" w:sz="0" w:space="0" w:color="000000"/>
-              <w:right w:val="none" w:sz="0" w:space="0" w:color="000000"/>
-            </w:tcBorders>
-            <w:shd w:val="clear" w:color="auto" w:fill="FFFFFF"/>
-            <w:tcMar>
-              <w:top w:w="0" w:type="dxa"/>
-              <w:bottom w:w="0" w:type="dxa"/>
-              <w:left w:w="0" w:type="dxa"/>
-              <w:right w:w="0" w:type="dxa"/>
-            </w:tcMar>
-            <w:vAlign w:val="top"/>
-          </w:tcPr>
-          <w:p>
-            <w:pPr>
-              <w:pStyle w:val="Normal"/>
-              <w:jc w:val="center"/>
-              <w:pBdr>
-                <w:bottom w:val="none" w:sz="0" w:space="0" w:color="000000"/>
-                <w:top w:val="none" w:sz="0" w:space="0" w:color="000000"/>
-                <w:left w:val="none" w:sz="0" w:space="0" w:color="000000"/>
-                <w:right w:val="none" w:sz="0" w:space="0" w:color="000000"/>
-              </w:pBdr>
-              <w:spacing w:after="100" w:before="100" w:line="240"/>
-              <w:ind w:left="100" w:right="100" w:firstLine="0" w:firstLineChars="0"/>
-              <w:rPr>
-                <w:rFonts w:ascii="Helvetica" w:hAnsi="Helvetica" w:eastAsia="Helvetica" w:cs="Helvetica"/>
-                <w:i w:val="false"/>
-                <w:b w:val="false"/>
-                <w:u w:val="none"/>
-                <w:sz w:val="22"/>
-                <w:szCs w:val="22"/>
-                <w:color w:val="000000"/>
-              </w:rPr>
-            </w:pPr>
-            <w:r>
-              <w:rPr>
-                <w:rFonts w:ascii="Helvetica" w:hAnsi="Helvetica" w:eastAsia="Helvetica" w:cs="Helvetica"/>
-                <w:i w:val="false"/>
-                <w:b w:val="false"/>
-                <w:u w:val="none"/>
-                <w:sz w:val="22"/>
-                <w:szCs w:val="22"/>
-                <w:color w:val="000000"/>
-              </w:rPr>
-              <w:t xml:space="preserve">0.19</w:t>
-            </w:r>
-          </w:p>
-        </w:tc>
-        <w:tc>
-          <w:tcPr>
-            <w:tcBorders>
-              <w:bottom w:val="none" w:sz="0" w:space="0" w:color="000000"/>
-              <w:top w:val="none" w:sz="0" w:space="0" w:color="000000"/>
-              <w:left w:val="none" w:sz="0" w:space="0" w:color="000000"/>
-              <w:right w:val="none" w:sz="0" w:space="0" w:color="000000"/>
-            </w:tcBorders>
-            <w:shd w:val="clear" w:color="auto" w:fill="FFFFFF"/>
-            <w:tcMar>
-              <w:top w:w="0" w:type="dxa"/>
-              <w:bottom w:w="0" w:type="dxa"/>
-              <w:left w:w="0" w:type="dxa"/>
-              <w:right w:w="0" w:type="dxa"/>
-            </w:tcMar>
-            <w:vAlign w:val="top"/>
-          </w:tcPr>
-          <w:p>
-            <w:pPr>
-              <w:pStyle w:val="Normal"/>
-              <w:jc w:val="center"/>
-              <w:pBdr>
-                <w:bottom w:val="none" w:sz="0" w:space="0" w:color="000000"/>
-                <w:top w:val="none" w:sz="0" w:space="0" w:color="000000"/>
-                <w:left w:val="none" w:sz="0" w:space="0" w:color="000000"/>
-                <w:right w:val="none" w:sz="0" w:space="0" w:color="000000"/>
-              </w:pBdr>
-              <w:spacing w:after="100" w:before="100" w:line="240"/>
-              <w:ind w:left="100" w:right="100" w:firstLine="0" w:firstLineChars="0"/>
-              <w:rPr>
-                <w:rFonts w:ascii="Helvetica" w:hAnsi="Helvetica" w:eastAsia="Helvetica" w:cs="Helvetica"/>
-                <w:i w:val="false"/>
-                <w:b w:val="false"/>
-                <w:u w:val="none"/>
-                <w:sz w:val="22"/>
-                <w:szCs w:val="22"/>
-                <w:color w:val="000000"/>
-              </w:rPr>
-            </w:pPr>
-            <w:r>
-              <w:rPr>
-                <w:rFonts w:ascii="Helvetica" w:hAnsi="Helvetica" w:eastAsia="Helvetica" w:cs="Helvetica"/>
-                <w:i w:val="false"/>
-                <w:b w:val="false"/>
-                <w:u w:val="none"/>
-                <w:sz w:val="22"/>
-                <w:szCs w:val="22"/>
-                <w:color w:val="000000"/>
-              </w:rPr>
-              <w:t xml:space="preserve">0.04, 0.89</w:t>
-            </w:r>
-          </w:p>
-        </w:tc>
-        <w:tc>
-          <w:tcPr>
-            <w:tcBorders>
-              <w:bottom w:val="none" w:sz="0" w:space="0" w:color="000000"/>
-              <w:top w:val="none" w:sz="0" w:space="0" w:color="000000"/>
-              <w:left w:val="none" w:sz="0" w:space="0" w:color="000000"/>
-              <w:right w:val="none" w:sz="0" w:space="0" w:color="000000"/>
-            </w:tcBorders>
-            <w:shd w:val="clear" w:color="auto" w:fill="FFFFFF"/>
-            <w:tcMar>
-              <w:top w:w="0" w:type="dxa"/>
-              <w:bottom w:w="0" w:type="dxa"/>
-              <w:left w:w="0" w:type="dxa"/>
-              <w:right w:w="0" w:type="dxa"/>
-            </w:tcMar>
-            <w:vAlign w:val="top"/>
-          </w:tcPr>
-          <w:p>
-            <w:pPr>
-              <w:pStyle w:val="Normal"/>
-              <w:jc w:val="center"/>
-              <w:pBdr>
-                <w:bottom w:val="none" w:sz="0" w:space="0" w:color="000000"/>
-                <w:top w:val="none" w:sz="0" w:space="0" w:color="000000"/>
-                <w:left w:val="none" w:sz="0" w:space="0" w:color="000000"/>
-                <w:right w:val="none" w:sz="0" w:space="0" w:color="000000"/>
-              </w:pBdr>
-              <w:spacing w:after="100" w:before="100" w:line="240"/>
-              <w:ind w:left="100" w:right="100" w:firstLine="0" w:firstLineChars="0"/>
-              <w:rPr>
-                <w:rFonts w:ascii="Helvetica" w:hAnsi="Helvetica" w:eastAsia="Helvetica" w:cs="Helvetica"/>
-                <w:i w:val="false"/>
-                <w:b w:val="false"/>
-                <w:u w:val="none"/>
-                <w:sz w:val="22"/>
-                <w:szCs w:val="22"/>
-                <w:color w:val="000000"/>
-              </w:rPr>
-            </w:pPr>
-            <w:r>
-              <w:rPr>
-                <w:rFonts w:ascii="Helvetica" w:hAnsi="Helvetica" w:eastAsia="Helvetica" w:cs="Helvetica"/>
-                <w:i w:val="false"/>
-                <w:b w:val="false"/>
-                <w:u w:val="none"/>
-                <w:sz w:val="22"/>
-                <w:szCs w:val="22"/>
-                <w:color w:val="000000"/>
-              </w:rPr>
-              <w:t xml:space="preserve">0.034</w:t>
+              <w:t xml:space="preserve">142</w:t>
+            </w:r>
+          </w:p>
+        </w:tc>
+        <w:tc>
+          <w:tcPr>
+            <w:tcBorders>
+              <w:bottom w:val="none" w:sz="0" w:space="0" w:color="000000"/>
+              <w:top w:val="none" w:sz="0" w:space="0" w:color="000000"/>
+              <w:left w:val="none" w:sz="0" w:space="0" w:color="000000"/>
+              <w:right w:val="none" w:sz="0" w:space="0" w:color="000000"/>
+            </w:tcBorders>
+            <w:shd w:val="clear" w:color="auto" w:fill="FFFFFF"/>
+            <w:tcMar>
+              <w:top w:w="0" w:type="dxa"/>
+              <w:bottom w:w="0" w:type="dxa"/>
+              <w:left w:w="0" w:type="dxa"/>
+              <w:right w:w="0" w:type="dxa"/>
+            </w:tcMar>
+            <w:vAlign w:val="top"/>
+          </w:tcPr>
+          <w:p>
+            <w:pPr>
+              <w:pStyle w:val="Normal"/>
+              <w:jc w:val="center"/>
+              <w:pBdr>
+                <w:bottom w:val="none" w:sz="0" w:space="0" w:color="000000"/>
+                <w:top w:val="none" w:sz="0" w:space="0" w:color="000000"/>
+                <w:left w:val="none" w:sz="0" w:space="0" w:color="000000"/>
+                <w:right w:val="none" w:sz="0" w:space="0" w:color="000000"/>
+              </w:pBdr>
+              <w:spacing w:after="100" w:before="100" w:line="240"/>
+              <w:ind w:left="100" w:right="100" w:firstLine="0" w:firstLineChars="0"/>
+              <w:rPr>
+                <w:rFonts w:ascii="Helvetica" w:hAnsi="Helvetica" w:eastAsia="Helvetica" w:cs="Helvetica"/>
+                <w:i w:val="false"/>
+                <w:b w:val="false"/>
+                <w:u w:val="none"/>
+                <w:sz w:val="22"/>
+                <w:szCs w:val="22"/>
+                <w:color w:val="000000"/>
+              </w:rPr>
+            </w:pPr>
+            <w:r>
+              <w:rPr>
+                <w:rFonts w:ascii="Helvetica" w:hAnsi="Helvetica" w:eastAsia="Helvetica" w:cs="Helvetica"/>
+                <w:i w:val="false"/>
+                <w:b w:val="false"/>
+                <w:u w:val="none"/>
+                <w:sz w:val="22"/>
+                <w:szCs w:val="22"/>
+                <w:color w:val="000000"/>
+              </w:rPr>
+              <w:t xml:space="preserve">0.45</w:t>
+            </w:r>
+          </w:p>
+        </w:tc>
+        <w:tc>
+          <w:tcPr>
+            <w:tcBorders>
+              <w:bottom w:val="none" w:sz="0" w:space="0" w:color="000000"/>
+              <w:top w:val="none" w:sz="0" w:space="0" w:color="000000"/>
+              <w:left w:val="none" w:sz="0" w:space="0" w:color="000000"/>
+              <w:right w:val="none" w:sz="0" w:space="0" w:color="000000"/>
+            </w:tcBorders>
+            <w:shd w:val="clear" w:color="auto" w:fill="FFFFFF"/>
+            <w:tcMar>
+              <w:top w:w="0" w:type="dxa"/>
+              <w:bottom w:w="0" w:type="dxa"/>
+              <w:left w:w="0" w:type="dxa"/>
+              <w:right w:w="0" w:type="dxa"/>
+            </w:tcMar>
+            <w:vAlign w:val="top"/>
+          </w:tcPr>
+          <w:p>
+            <w:pPr>
+              <w:pStyle w:val="Normal"/>
+              <w:jc w:val="center"/>
+              <w:pBdr>
+                <w:bottom w:val="none" w:sz="0" w:space="0" w:color="000000"/>
+                <w:top w:val="none" w:sz="0" w:space="0" w:color="000000"/>
+                <w:left w:val="none" w:sz="0" w:space="0" w:color="000000"/>
+                <w:right w:val="none" w:sz="0" w:space="0" w:color="000000"/>
+              </w:pBdr>
+              <w:spacing w:after="100" w:before="100" w:line="240"/>
+              <w:ind w:left="100" w:right="100" w:firstLine="0" w:firstLineChars="0"/>
+              <w:rPr>
+                <w:rFonts w:ascii="Helvetica" w:hAnsi="Helvetica" w:eastAsia="Helvetica" w:cs="Helvetica"/>
+                <w:i w:val="false"/>
+                <w:b w:val="false"/>
+                <w:u w:val="none"/>
+                <w:sz w:val="22"/>
+                <w:szCs w:val="22"/>
+                <w:color w:val="000000"/>
+              </w:rPr>
+            </w:pPr>
+            <w:r>
+              <w:rPr>
+                <w:rFonts w:ascii="Helvetica" w:hAnsi="Helvetica" w:eastAsia="Helvetica" w:cs="Helvetica"/>
+                <w:i w:val="false"/>
+                <w:b w:val="false"/>
+                <w:u w:val="none"/>
+                <w:sz w:val="22"/>
+                <w:szCs w:val="22"/>
+                <w:color w:val="000000"/>
+              </w:rPr>
+              <w:t xml:space="preserve">0.15, 1.34</w:t>
+            </w:r>
+          </w:p>
+        </w:tc>
+        <w:tc>
+          <w:tcPr>
+            <w:tcBorders>
+              <w:bottom w:val="none" w:sz="0" w:space="0" w:color="000000"/>
+              <w:top w:val="none" w:sz="0" w:space="0" w:color="000000"/>
+              <w:left w:val="none" w:sz="0" w:space="0" w:color="000000"/>
+              <w:right w:val="none" w:sz="0" w:space="0" w:color="000000"/>
+            </w:tcBorders>
+            <w:shd w:val="clear" w:color="auto" w:fill="FFFFFF"/>
+            <w:tcMar>
+              <w:top w:w="0" w:type="dxa"/>
+              <w:bottom w:w="0" w:type="dxa"/>
+              <w:left w:w="0" w:type="dxa"/>
+              <w:right w:w="0" w:type="dxa"/>
+            </w:tcMar>
+            <w:vAlign w:val="top"/>
+          </w:tcPr>
+          <w:p>
+            <w:pPr>
+              <w:pStyle w:val="Normal"/>
+              <w:jc w:val="center"/>
+              <w:pBdr>
+                <w:bottom w:val="none" w:sz="0" w:space="0" w:color="000000"/>
+                <w:top w:val="none" w:sz="0" w:space="0" w:color="000000"/>
+                <w:left w:val="none" w:sz="0" w:space="0" w:color="000000"/>
+                <w:right w:val="none" w:sz="0" w:space="0" w:color="000000"/>
+              </w:pBdr>
+              <w:spacing w:after="100" w:before="100" w:line="240"/>
+              <w:ind w:left="100" w:right="100" w:firstLine="0" w:firstLineChars="0"/>
+              <w:rPr>
+                <w:rFonts w:ascii="Helvetica" w:hAnsi="Helvetica" w:eastAsia="Helvetica" w:cs="Helvetica"/>
+                <w:i w:val="false"/>
+                <w:b w:val="false"/>
+                <w:u w:val="none"/>
+                <w:sz w:val="22"/>
+                <w:szCs w:val="22"/>
+                <w:color w:val="000000"/>
+              </w:rPr>
+            </w:pPr>
+            <w:r>
+              <w:rPr>
+                <w:rFonts w:ascii="Helvetica" w:hAnsi="Helvetica" w:eastAsia="Helvetica" w:cs="Helvetica"/>
+                <w:i w:val="false"/>
+                <w:b w:val="false"/>
+                <w:u w:val="none"/>
+                <w:sz w:val="22"/>
+                <w:szCs w:val="22"/>
+                <w:color w:val="000000"/>
+              </w:rPr>
+              <w:t xml:space="preserve">0.150</w:t>
+            </w:r>
+          </w:p>
+        </w:tc>
+        <w:tc>
+          <w:tcPr>
+            <w:tcBorders>
+              <w:bottom w:val="none" w:sz="0" w:space="0" w:color="000000"/>
+              <w:top w:val="none" w:sz="0" w:space="0" w:color="000000"/>
+              <w:left w:val="none" w:sz="0" w:space="0" w:color="000000"/>
+              <w:right w:val="none" w:sz="0" w:space="0" w:color="000000"/>
+            </w:tcBorders>
+            <w:shd w:val="clear" w:color="auto" w:fill="FFFFFF"/>
+            <w:tcMar>
+              <w:top w:w="0" w:type="dxa"/>
+              <w:bottom w:w="0" w:type="dxa"/>
+              <w:left w:w="0" w:type="dxa"/>
+              <w:right w:w="0" w:type="dxa"/>
+            </w:tcMar>
+            <w:vAlign w:val="top"/>
+          </w:tcPr>
+          <w:p>
+            <w:pPr>
+              <w:pStyle w:val="Normal"/>
+              <w:jc w:val="center"/>
+              <w:pBdr>
+                <w:bottom w:val="none" w:sz="0" w:space="0" w:color="000000"/>
+                <w:top w:val="none" w:sz="0" w:space="0" w:color="000000"/>
+                <w:left w:val="none" w:sz="0" w:space="0" w:color="000000"/>
+                <w:right w:val="none" w:sz="0" w:space="0" w:color="000000"/>
+              </w:pBdr>
+              <w:spacing w:after="100" w:before="100" w:line="240"/>
+              <w:ind w:left="100" w:right="100" w:firstLine="0" w:firstLineChars="0"/>
+              <w:rPr>
+                <w:rFonts w:ascii="Helvetica" w:hAnsi="Helvetica" w:eastAsia="Helvetica" w:cs="Helvetica"/>
+                <w:i w:val="false"/>
+                <w:b w:val="false"/>
+                <w:u w:val="none"/>
+                <w:sz w:val="22"/>
+                <w:szCs w:val="22"/>
+                <w:color w:val="000000"/>
+              </w:rPr>
+            </w:pPr>
+            <w:r>
+              <w:rPr>
+                <w:rFonts w:ascii="Helvetica" w:hAnsi="Helvetica" w:eastAsia="Helvetica" w:cs="Helvetica"/>
+                <w:i w:val="false"/>
+                <w:b w:val="false"/>
+                <w:u w:val="none"/>
+                <w:sz w:val="22"/>
+                <w:szCs w:val="22"/>
+                <w:color w:val="000000"/>
+              </w:rPr>
+              <w:t xml:space="preserve">142</w:t>
+            </w:r>
+          </w:p>
+        </w:tc>
+        <w:tc>
+          <w:tcPr>
+            <w:tcBorders>
+              <w:bottom w:val="none" w:sz="0" w:space="0" w:color="000000"/>
+              <w:top w:val="none" w:sz="0" w:space="0" w:color="000000"/>
+              <w:left w:val="none" w:sz="0" w:space="0" w:color="000000"/>
+              <w:right w:val="none" w:sz="0" w:space="0" w:color="000000"/>
+            </w:tcBorders>
+            <w:shd w:val="clear" w:color="auto" w:fill="FFFFFF"/>
+            <w:tcMar>
+              <w:top w:w="0" w:type="dxa"/>
+              <w:bottom w:w="0" w:type="dxa"/>
+              <w:left w:w="0" w:type="dxa"/>
+              <w:right w:w="0" w:type="dxa"/>
+            </w:tcMar>
+            <w:vAlign w:val="top"/>
+          </w:tcPr>
+          <w:p>
+            <w:pPr>
+              <w:pStyle w:val="Normal"/>
+              <w:jc w:val="center"/>
+              <w:pBdr>
+                <w:bottom w:val="none" w:sz="0" w:space="0" w:color="000000"/>
+                <w:top w:val="none" w:sz="0" w:space="0" w:color="000000"/>
+                <w:left w:val="none" w:sz="0" w:space="0" w:color="000000"/>
+                <w:right w:val="none" w:sz="0" w:space="0" w:color="000000"/>
+              </w:pBdr>
+              <w:spacing w:after="100" w:before="100" w:line="240"/>
+              <w:ind w:left="100" w:right="100" w:firstLine="0" w:firstLineChars="0"/>
+              <w:rPr>
+                <w:rFonts w:ascii="Helvetica" w:hAnsi="Helvetica" w:eastAsia="Helvetica" w:cs="Helvetica"/>
+                <w:i w:val="false"/>
+                <w:b w:val="false"/>
+                <w:u w:val="none"/>
+                <w:sz w:val="22"/>
+                <w:szCs w:val="22"/>
+                <w:color w:val="000000"/>
+              </w:rPr>
+            </w:pPr>
+            <w:r>
+              <w:rPr>
+                <w:rFonts w:ascii="Helvetica" w:hAnsi="Helvetica" w:eastAsia="Helvetica" w:cs="Helvetica"/>
+                <w:i w:val="false"/>
+                <w:b w:val="false"/>
+                <w:u w:val="none"/>
+                <w:sz w:val="22"/>
+                <w:szCs w:val="22"/>
+                <w:color w:val="000000"/>
+              </w:rPr>
+              <w:t xml:space="preserve">0.22</w:t>
+            </w:r>
+          </w:p>
+        </w:tc>
+        <w:tc>
+          <w:tcPr>
+            <w:tcBorders>
+              <w:bottom w:val="none" w:sz="0" w:space="0" w:color="000000"/>
+              <w:top w:val="none" w:sz="0" w:space="0" w:color="000000"/>
+              <w:left w:val="none" w:sz="0" w:space="0" w:color="000000"/>
+              <w:right w:val="none" w:sz="0" w:space="0" w:color="000000"/>
+            </w:tcBorders>
+            <w:shd w:val="clear" w:color="auto" w:fill="FFFFFF"/>
+            <w:tcMar>
+              <w:top w:w="0" w:type="dxa"/>
+              <w:bottom w:w="0" w:type="dxa"/>
+              <w:left w:w="0" w:type="dxa"/>
+              <w:right w:w="0" w:type="dxa"/>
+            </w:tcMar>
+            <w:vAlign w:val="top"/>
+          </w:tcPr>
+          <w:p>
+            <w:pPr>
+              <w:pStyle w:val="Normal"/>
+              <w:jc w:val="center"/>
+              <w:pBdr>
+                <w:bottom w:val="none" w:sz="0" w:space="0" w:color="000000"/>
+                <w:top w:val="none" w:sz="0" w:space="0" w:color="000000"/>
+                <w:left w:val="none" w:sz="0" w:space="0" w:color="000000"/>
+                <w:right w:val="none" w:sz="0" w:space="0" w:color="000000"/>
+              </w:pBdr>
+              <w:spacing w:after="100" w:before="100" w:line="240"/>
+              <w:ind w:left="100" w:right="100" w:firstLine="0" w:firstLineChars="0"/>
+              <w:rPr>
+                <w:rFonts w:ascii="Helvetica" w:hAnsi="Helvetica" w:eastAsia="Helvetica" w:cs="Helvetica"/>
+                <w:i w:val="false"/>
+                <w:b w:val="false"/>
+                <w:u w:val="none"/>
+                <w:sz w:val="22"/>
+                <w:szCs w:val="22"/>
+                <w:color w:val="000000"/>
+              </w:rPr>
+            </w:pPr>
+            <w:r>
+              <w:rPr>
+                <w:rFonts w:ascii="Helvetica" w:hAnsi="Helvetica" w:eastAsia="Helvetica" w:cs="Helvetica"/>
+                <w:i w:val="false"/>
+                <w:b w:val="false"/>
+                <w:u w:val="none"/>
+                <w:sz w:val="22"/>
+                <w:szCs w:val="22"/>
+                <w:color w:val="000000"/>
+              </w:rPr>
+              <w:t xml:space="preserve">0.05, 1.01</w:t>
+            </w:r>
+          </w:p>
+        </w:tc>
+        <w:tc>
+          <w:tcPr>
+            <w:tcBorders>
+              <w:bottom w:val="none" w:sz="0" w:space="0" w:color="000000"/>
+              <w:top w:val="none" w:sz="0" w:space="0" w:color="000000"/>
+              <w:left w:val="none" w:sz="0" w:space="0" w:color="000000"/>
+              <w:right w:val="none" w:sz="0" w:space="0" w:color="000000"/>
+            </w:tcBorders>
+            <w:shd w:val="clear" w:color="auto" w:fill="FFFFFF"/>
+            <w:tcMar>
+              <w:top w:w="0" w:type="dxa"/>
+              <w:bottom w:w="0" w:type="dxa"/>
+              <w:left w:w="0" w:type="dxa"/>
+              <w:right w:w="0" w:type="dxa"/>
+            </w:tcMar>
+            <w:vAlign w:val="top"/>
+          </w:tcPr>
+          <w:p>
+            <w:pPr>
+              <w:pStyle w:val="Normal"/>
+              <w:jc w:val="center"/>
+              <w:pBdr>
+                <w:bottom w:val="none" w:sz="0" w:space="0" w:color="000000"/>
+                <w:top w:val="none" w:sz="0" w:space="0" w:color="000000"/>
+                <w:left w:val="none" w:sz="0" w:space="0" w:color="000000"/>
+                <w:right w:val="none" w:sz="0" w:space="0" w:color="000000"/>
+              </w:pBdr>
+              <w:spacing w:after="100" w:before="100" w:line="240"/>
+              <w:ind w:left="100" w:right="100" w:firstLine="0" w:firstLineChars="0"/>
+              <w:rPr>
+                <w:rFonts w:ascii="Helvetica" w:hAnsi="Helvetica" w:eastAsia="Helvetica" w:cs="Helvetica"/>
+                <w:i w:val="false"/>
+                <w:b w:val="false"/>
+                <w:u w:val="none"/>
+                <w:sz w:val="22"/>
+                <w:szCs w:val="22"/>
+                <w:color w:val="000000"/>
+              </w:rPr>
+            </w:pPr>
+            <w:r>
+              <w:rPr>
+                <w:rFonts w:ascii="Helvetica" w:hAnsi="Helvetica" w:eastAsia="Helvetica" w:cs="Helvetica"/>
+                <w:i w:val="false"/>
+                <w:b w:val="false"/>
+                <w:u w:val="none"/>
+                <w:sz w:val="22"/>
+                <w:szCs w:val="22"/>
+                <w:color w:val="000000"/>
+              </w:rPr>
+              <w:t xml:space="preserve">0.051</w:t>
             </w:r>
           </w:p>
         </w:tc>
@@ -10498,378 +10498,378 @@
                 <w:szCs w:val="22"/>
                 <w:color w:val="000000"/>
               </w:rPr>
-              <w:t xml:space="preserve">143</w:t>
-            </w:r>
-          </w:p>
-        </w:tc>
-        <w:tc>
-          <w:tcPr>
-            <w:tcBorders>
-              <w:bottom w:val="none" w:sz="0" w:space="0" w:color="000000"/>
-              <w:top w:val="none" w:sz="0" w:space="0" w:color="000000"/>
-              <w:left w:val="none" w:sz="0" w:space="0" w:color="000000"/>
-              <w:right w:val="none" w:sz="0" w:space="0" w:color="000000"/>
-            </w:tcBorders>
-            <w:shd w:val="clear" w:color="auto" w:fill="FFFFFF"/>
-            <w:tcMar>
-              <w:top w:w="0" w:type="dxa"/>
-              <w:bottom w:w="0" w:type="dxa"/>
-              <w:left w:w="0" w:type="dxa"/>
-              <w:right w:w="0" w:type="dxa"/>
-            </w:tcMar>
-            <w:vAlign w:val="top"/>
-          </w:tcPr>
-          <w:p>
-            <w:pPr>
-              <w:pStyle w:val="Normal"/>
-              <w:jc w:val="center"/>
-              <w:pBdr>
-                <w:bottom w:val="none" w:sz="0" w:space="0" w:color="000000"/>
-                <w:top w:val="none" w:sz="0" w:space="0" w:color="000000"/>
-                <w:left w:val="none" w:sz="0" w:space="0" w:color="000000"/>
-                <w:right w:val="none" w:sz="0" w:space="0" w:color="000000"/>
-              </w:pBdr>
-              <w:spacing w:after="100" w:before="100" w:line="240"/>
-              <w:ind w:left="100" w:right="100" w:firstLine="0" w:firstLineChars="0"/>
-              <w:rPr>
-                <w:rFonts w:ascii="Helvetica" w:hAnsi="Helvetica" w:eastAsia="Helvetica" w:cs="Helvetica"/>
-                <w:i w:val="false"/>
-                <w:b w:val="false"/>
-                <w:u w:val="none"/>
-                <w:sz w:val="22"/>
-                <w:szCs w:val="22"/>
-                <w:color w:val="000000"/>
-              </w:rPr>
-            </w:pPr>
-            <w:r>
-              <w:rPr>
-                <w:rFonts w:ascii="Helvetica" w:hAnsi="Helvetica" w:eastAsia="Helvetica" w:cs="Helvetica"/>
-                <w:i w:val="false"/>
-                <w:b w:val="false"/>
-                <w:u w:val="none"/>
-                <w:sz w:val="22"/>
-                <w:szCs w:val="22"/>
-                <w:color w:val="000000"/>
-              </w:rPr>
-              <w:t xml:space="preserve">1.06</w:t>
-            </w:r>
-          </w:p>
-        </w:tc>
-        <w:tc>
-          <w:tcPr>
-            <w:tcBorders>
-              <w:bottom w:val="none" w:sz="0" w:space="0" w:color="000000"/>
-              <w:top w:val="none" w:sz="0" w:space="0" w:color="000000"/>
-              <w:left w:val="none" w:sz="0" w:space="0" w:color="000000"/>
-              <w:right w:val="none" w:sz="0" w:space="0" w:color="000000"/>
-            </w:tcBorders>
-            <w:shd w:val="clear" w:color="auto" w:fill="FFFFFF"/>
-            <w:tcMar>
-              <w:top w:w="0" w:type="dxa"/>
-              <w:bottom w:w="0" w:type="dxa"/>
-              <w:left w:w="0" w:type="dxa"/>
-              <w:right w:w="0" w:type="dxa"/>
-            </w:tcMar>
-            <w:vAlign w:val="top"/>
-          </w:tcPr>
-          <w:p>
-            <w:pPr>
-              <w:pStyle w:val="Normal"/>
-              <w:jc w:val="center"/>
-              <w:pBdr>
-                <w:bottom w:val="none" w:sz="0" w:space="0" w:color="000000"/>
-                <w:top w:val="none" w:sz="0" w:space="0" w:color="000000"/>
-                <w:left w:val="none" w:sz="0" w:space="0" w:color="000000"/>
-                <w:right w:val="none" w:sz="0" w:space="0" w:color="000000"/>
-              </w:pBdr>
-              <w:spacing w:after="100" w:before="100" w:line="240"/>
-              <w:ind w:left="100" w:right="100" w:firstLine="0" w:firstLineChars="0"/>
-              <w:rPr>
-                <w:rFonts w:ascii="Helvetica" w:hAnsi="Helvetica" w:eastAsia="Helvetica" w:cs="Helvetica"/>
-                <w:i w:val="false"/>
-                <w:b w:val="false"/>
-                <w:u w:val="none"/>
-                <w:sz w:val="22"/>
-                <w:szCs w:val="22"/>
-                <w:color w:val="000000"/>
-              </w:rPr>
-            </w:pPr>
-            <w:r>
-              <w:rPr>
-                <w:rFonts w:ascii="Helvetica" w:hAnsi="Helvetica" w:eastAsia="Helvetica" w:cs="Helvetica"/>
-                <w:i w:val="false"/>
-                <w:b w:val="false"/>
-                <w:u w:val="none"/>
-                <w:sz w:val="22"/>
-                <w:szCs w:val="22"/>
-                <w:color w:val="000000"/>
-              </w:rPr>
-              <w:t xml:space="preserve">0.13, 8.35</w:t>
-            </w:r>
-          </w:p>
-        </w:tc>
-        <w:tc>
-          <w:tcPr>
-            <w:tcBorders>
-              <w:bottom w:val="none" w:sz="0" w:space="0" w:color="000000"/>
-              <w:top w:val="none" w:sz="0" w:space="0" w:color="000000"/>
-              <w:left w:val="none" w:sz="0" w:space="0" w:color="000000"/>
-              <w:right w:val="none" w:sz="0" w:space="0" w:color="000000"/>
-            </w:tcBorders>
-            <w:shd w:val="clear" w:color="auto" w:fill="FFFFFF"/>
-            <w:tcMar>
-              <w:top w:w="0" w:type="dxa"/>
-              <w:bottom w:w="0" w:type="dxa"/>
-              <w:left w:w="0" w:type="dxa"/>
-              <w:right w:w="0" w:type="dxa"/>
-            </w:tcMar>
-            <w:vAlign w:val="top"/>
-          </w:tcPr>
-          <w:p>
-            <w:pPr>
-              <w:pStyle w:val="Normal"/>
-              <w:jc w:val="center"/>
-              <w:pBdr>
-                <w:bottom w:val="none" w:sz="0" w:space="0" w:color="000000"/>
-                <w:top w:val="none" w:sz="0" w:space="0" w:color="000000"/>
-                <w:left w:val="none" w:sz="0" w:space="0" w:color="000000"/>
-                <w:right w:val="none" w:sz="0" w:space="0" w:color="000000"/>
-              </w:pBdr>
-              <w:spacing w:after="100" w:before="100" w:line="240"/>
-              <w:ind w:left="100" w:right="100" w:firstLine="0" w:firstLineChars="0"/>
-              <w:rPr>
-                <w:rFonts w:ascii="Helvetica" w:hAnsi="Helvetica" w:eastAsia="Helvetica" w:cs="Helvetica"/>
-                <w:i w:val="false"/>
-                <w:b w:val="false"/>
-                <w:u w:val="none"/>
-                <w:sz w:val="22"/>
-                <w:szCs w:val="22"/>
-                <w:color w:val="000000"/>
-              </w:rPr>
-            </w:pPr>
-            <w:r>
-              <w:rPr>
-                <w:rFonts w:ascii="Helvetica" w:hAnsi="Helvetica" w:eastAsia="Helvetica" w:cs="Helvetica"/>
-                <w:i w:val="false"/>
-                <w:b w:val="false"/>
-                <w:u w:val="none"/>
-                <w:sz w:val="22"/>
-                <w:szCs w:val="22"/>
-                <w:color w:val="000000"/>
-              </w:rPr>
-              <w:t xml:space="preserve">0.960</w:t>
-            </w:r>
-          </w:p>
-        </w:tc>
-        <w:tc>
-          <w:tcPr>
-            <w:tcBorders>
-              <w:bottom w:val="none" w:sz="0" w:space="0" w:color="000000"/>
-              <w:top w:val="none" w:sz="0" w:space="0" w:color="000000"/>
-              <w:left w:val="none" w:sz="0" w:space="0" w:color="000000"/>
-              <w:right w:val="none" w:sz="0" w:space="0" w:color="000000"/>
-            </w:tcBorders>
-            <w:shd w:val="clear" w:color="auto" w:fill="FFFFFF"/>
-            <w:tcMar>
-              <w:top w:w="0" w:type="dxa"/>
-              <w:bottom w:w="0" w:type="dxa"/>
-              <w:left w:w="0" w:type="dxa"/>
-              <w:right w:w="0" w:type="dxa"/>
-            </w:tcMar>
-            <w:vAlign w:val="top"/>
-          </w:tcPr>
-          <w:p>
-            <w:pPr>
-              <w:pStyle w:val="Normal"/>
-              <w:jc w:val="center"/>
-              <w:pBdr>
-                <w:bottom w:val="none" w:sz="0" w:space="0" w:color="000000"/>
-                <w:top w:val="none" w:sz="0" w:space="0" w:color="000000"/>
-                <w:left w:val="none" w:sz="0" w:space="0" w:color="000000"/>
-                <w:right w:val="none" w:sz="0" w:space="0" w:color="000000"/>
-              </w:pBdr>
-              <w:spacing w:after="100" w:before="100" w:line="240"/>
-              <w:ind w:left="100" w:right="100" w:firstLine="0" w:firstLineChars="0"/>
-              <w:rPr>
-                <w:rFonts w:ascii="Helvetica" w:hAnsi="Helvetica" w:eastAsia="Helvetica" w:cs="Helvetica"/>
-                <w:i w:val="false"/>
-                <w:b w:val="false"/>
-                <w:u w:val="none"/>
-                <w:sz w:val="22"/>
-                <w:szCs w:val="22"/>
-                <w:color w:val="000000"/>
-              </w:rPr>
-            </w:pPr>
-            <w:r>
-              <w:rPr>
-                <w:rFonts w:ascii="Helvetica" w:hAnsi="Helvetica" w:eastAsia="Helvetica" w:cs="Helvetica"/>
-                <w:i w:val="false"/>
-                <w:b w:val="false"/>
-                <w:u w:val="none"/>
-                <w:sz w:val="22"/>
-                <w:szCs w:val="22"/>
-                <w:color w:val="000000"/>
-              </w:rPr>
-              <w:t xml:space="preserve">143</w:t>
-            </w:r>
-          </w:p>
-        </w:tc>
-        <w:tc>
-          <w:tcPr>
-            <w:tcBorders>
-              <w:bottom w:val="none" w:sz="0" w:space="0" w:color="000000"/>
-              <w:top w:val="none" w:sz="0" w:space="0" w:color="000000"/>
-              <w:left w:val="none" w:sz="0" w:space="0" w:color="000000"/>
-              <w:right w:val="none" w:sz="0" w:space="0" w:color="000000"/>
-            </w:tcBorders>
-            <w:shd w:val="clear" w:color="auto" w:fill="FFFFFF"/>
-            <w:tcMar>
-              <w:top w:w="0" w:type="dxa"/>
-              <w:bottom w:w="0" w:type="dxa"/>
-              <w:left w:w="0" w:type="dxa"/>
-              <w:right w:w="0" w:type="dxa"/>
-            </w:tcMar>
-            <w:vAlign w:val="top"/>
-          </w:tcPr>
-          <w:p>
-            <w:pPr>
-              <w:pStyle w:val="Normal"/>
-              <w:jc w:val="center"/>
-              <w:pBdr>
-                <w:bottom w:val="none" w:sz="0" w:space="0" w:color="000000"/>
-                <w:top w:val="none" w:sz="0" w:space="0" w:color="000000"/>
-                <w:left w:val="none" w:sz="0" w:space="0" w:color="000000"/>
-                <w:right w:val="none" w:sz="0" w:space="0" w:color="000000"/>
-              </w:pBdr>
-              <w:spacing w:after="100" w:before="100" w:line="240"/>
-              <w:ind w:left="100" w:right="100" w:firstLine="0" w:firstLineChars="0"/>
-              <w:rPr>
-                <w:rFonts w:ascii="Helvetica" w:hAnsi="Helvetica" w:eastAsia="Helvetica" w:cs="Helvetica"/>
-                <w:i w:val="false"/>
-                <w:b w:val="false"/>
-                <w:u w:val="none"/>
-                <w:sz w:val="22"/>
-                <w:szCs w:val="22"/>
-                <w:color w:val="000000"/>
-              </w:rPr>
-            </w:pPr>
-            <w:r>
-              <w:rPr>
-                <w:rFonts w:ascii="Helvetica" w:hAnsi="Helvetica" w:eastAsia="Helvetica" w:cs="Helvetica"/>
-                <w:i w:val="false"/>
-                <w:b w:val="false"/>
-                <w:u w:val="none"/>
-                <w:sz w:val="22"/>
-                <w:szCs w:val="22"/>
-                <w:color w:val="000000"/>
-              </w:rPr>
-              <w:t xml:space="preserve">3.44</w:t>
-            </w:r>
-          </w:p>
-        </w:tc>
-        <w:tc>
-          <w:tcPr>
-            <w:tcBorders>
-              <w:bottom w:val="none" w:sz="0" w:space="0" w:color="000000"/>
-              <w:top w:val="none" w:sz="0" w:space="0" w:color="000000"/>
-              <w:left w:val="none" w:sz="0" w:space="0" w:color="000000"/>
-              <w:right w:val="none" w:sz="0" w:space="0" w:color="000000"/>
-            </w:tcBorders>
-            <w:shd w:val="clear" w:color="auto" w:fill="FFFFFF"/>
-            <w:tcMar>
-              <w:top w:w="0" w:type="dxa"/>
-              <w:bottom w:w="0" w:type="dxa"/>
-              <w:left w:w="0" w:type="dxa"/>
-              <w:right w:w="0" w:type="dxa"/>
-            </w:tcMar>
-            <w:vAlign w:val="top"/>
-          </w:tcPr>
-          <w:p>
-            <w:pPr>
-              <w:pStyle w:val="Normal"/>
-              <w:jc w:val="center"/>
-              <w:pBdr>
-                <w:bottom w:val="none" w:sz="0" w:space="0" w:color="000000"/>
-                <w:top w:val="none" w:sz="0" w:space="0" w:color="000000"/>
-                <w:left w:val="none" w:sz="0" w:space="0" w:color="000000"/>
-                <w:right w:val="none" w:sz="0" w:space="0" w:color="000000"/>
-              </w:pBdr>
-              <w:spacing w:after="100" w:before="100" w:line="240"/>
-              <w:ind w:left="100" w:right="100" w:firstLine="0" w:firstLineChars="0"/>
-              <w:rPr>
-                <w:rFonts w:ascii="Helvetica" w:hAnsi="Helvetica" w:eastAsia="Helvetica" w:cs="Helvetica"/>
-                <w:i w:val="false"/>
-                <w:b w:val="false"/>
-                <w:u w:val="none"/>
-                <w:sz w:val="22"/>
-                <w:szCs w:val="22"/>
-                <w:color w:val="000000"/>
-              </w:rPr>
-            </w:pPr>
-            <w:r>
-              <w:rPr>
-                <w:rFonts w:ascii="Helvetica" w:hAnsi="Helvetica" w:eastAsia="Helvetica" w:cs="Helvetica"/>
-                <w:i w:val="false"/>
-                <w:b w:val="false"/>
-                <w:u w:val="none"/>
-                <w:sz w:val="22"/>
-                <w:szCs w:val="22"/>
-                <w:color w:val="000000"/>
-              </w:rPr>
-              <w:t xml:space="preserve">0.21, 56.4</w:t>
-            </w:r>
-          </w:p>
-        </w:tc>
-        <w:tc>
-          <w:tcPr>
-            <w:tcBorders>
-              <w:bottom w:val="none" w:sz="0" w:space="0" w:color="000000"/>
-              <w:top w:val="none" w:sz="0" w:space="0" w:color="000000"/>
-              <w:left w:val="none" w:sz="0" w:space="0" w:color="000000"/>
-              <w:right w:val="none" w:sz="0" w:space="0" w:color="000000"/>
-            </w:tcBorders>
-            <w:shd w:val="clear" w:color="auto" w:fill="FFFFFF"/>
-            <w:tcMar>
-              <w:top w:w="0" w:type="dxa"/>
-              <w:bottom w:w="0" w:type="dxa"/>
-              <w:left w:w="0" w:type="dxa"/>
-              <w:right w:w="0" w:type="dxa"/>
-            </w:tcMar>
-            <w:vAlign w:val="top"/>
-          </w:tcPr>
-          <w:p>
-            <w:pPr>
-              <w:pStyle w:val="Normal"/>
-              <w:jc w:val="center"/>
-              <w:pBdr>
-                <w:bottom w:val="none" w:sz="0" w:space="0" w:color="000000"/>
-                <w:top w:val="none" w:sz="0" w:space="0" w:color="000000"/>
-                <w:left w:val="none" w:sz="0" w:space="0" w:color="000000"/>
-                <w:right w:val="none" w:sz="0" w:space="0" w:color="000000"/>
-              </w:pBdr>
-              <w:spacing w:after="100" w:before="100" w:line="240"/>
-              <w:ind w:left="100" w:right="100" w:firstLine="0" w:firstLineChars="0"/>
-              <w:rPr>
-                <w:rFonts w:ascii="Helvetica" w:hAnsi="Helvetica" w:eastAsia="Helvetica" w:cs="Helvetica"/>
-                <w:i w:val="false"/>
-                <w:b w:val="false"/>
-                <w:u w:val="none"/>
-                <w:sz w:val="22"/>
-                <w:szCs w:val="22"/>
-                <w:color w:val="000000"/>
-              </w:rPr>
-            </w:pPr>
-            <w:r>
-              <w:rPr>
-                <w:rFonts w:ascii="Helvetica" w:hAnsi="Helvetica" w:eastAsia="Helvetica" w:cs="Helvetica"/>
-                <w:i w:val="false"/>
-                <w:b w:val="false"/>
-                <w:u w:val="none"/>
-                <w:sz w:val="22"/>
-                <w:szCs w:val="22"/>
-                <w:color w:val="000000"/>
-              </w:rPr>
-              <w:t xml:space="preserve">0.390</w:t>
+              <w:t xml:space="preserve">142</w:t>
+            </w:r>
+          </w:p>
+        </w:tc>
+        <w:tc>
+          <w:tcPr>
+            <w:tcBorders>
+              <w:bottom w:val="none" w:sz="0" w:space="0" w:color="000000"/>
+              <w:top w:val="none" w:sz="0" w:space="0" w:color="000000"/>
+              <w:left w:val="none" w:sz="0" w:space="0" w:color="000000"/>
+              <w:right w:val="none" w:sz="0" w:space="0" w:color="000000"/>
+            </w:tcBorders>
+            <w:shd w:val="clear" w:color="auto" w:fill="FFFFFF"/>
+            <w:tcMar>
+              <w:top w:w="0" w:type="dxa"/>
+              <w:bottom w:w="0" w:type="dxa"/>
+              <w:left w:w="0" w:type="dxa"/>
+              <w:right w:w="0" w:type="dxa"/>
+            </w:tcMar>
+            <w:vAlign w:val="top"/>
+          </w:tcPr>
+          <w:p>
+            <w:pPr>
+              <w:pStyle w:val="Normal"/>
+              <w:jc w:val="center"/>
+              <w:pBdr>
+                <w:bottom w:val="none" w:sz="0" w:space="0" w:color="000000"/>
+                <w:top w:val="none" w:sz="0" w:space="0" w:color="000000"/>
+                <w:left w:val="none" w:sz="0" w:space="0" w:color="000000"/>
+                <w:right w:val="none" w:sz="0" w:space="0" w:color="000000"/>
+              </w:pBdr>
+              <w:spacing w:after="100" w:before="100" w:line="240"/>
+              <w:ind w:left="100" w:right="100" w:firstLine="0" w:firstLineChars="0"/>
+              <w:rPr>
+                <w:rFonts w:ascii="Helvetica" w:hAnsi="Helvetica" w:eastAsia="Helvetica" w:cs="Helvetica"/>
+                <w:i w:val="false"/>
+                <w:b w:val="false"/>
+                <w:u w:val="none"/>
+                <w:sz w:val="22"/>
+                <w:szCs w:val="22"/>
+                <w:color w:val="000000"/>
+              </w:rPr>
+            </w:pPr>
+            <w:r>
+              <w:rPr>
+                <w:rFonts w:ascii="Helvetica" w:hAnsi="Helvetica" w:eastAsia="Helvetica" w:cs="Helvetica"/>
+                <w:i w:val="false"/>
+                <w:b w:val="false"/>
+                <w:u w:val="none"/>
+                <w:sz w:val="22"/>
+                <w:szCs w:val="22"/>
+                <w:color w:val="000000"/>
+              </w:rPr>
+              <w:t xml:space="preserve">1.18</w:t>
+            </w:r>
+          </w:p>
+        </w:tc>
+        <w:tc>
+          <w:tcPr>
+            <w:tcBorders>
+              <w:bottom w:val="none" w:sz="0" w:space="0" w:color="000000"/>
+              <w:top w:val="none" w:sz="0" w:space="0" w:color="000000"/>
+              <w:left w:val="none" w:sz="0" w:space="0" w:color="000000"/>
+              <w:right w:val="none" w:sz="0" w:space="0" w:color="000000"/>
+            </w:tcBorders>
+            <w:shd w:val="clear" w:color="auto" w:fill="FFFFFF"/>
+            <w:tcMar>
+              <w:top w:w="0" w:type="dxa"/>
+              <w:bottom w:w="0" w:type="dxa"/>
+              <w:left w:w="0" w:type="dxa"/>
+              <w:right w:w="0" w:type="dxa"/>
+            </w:tcMar>
+            <w:vAlign w:val="top"/>
+          </w:tcPr>
+          <w:p>
+            <w:pPr>
+              <w:pStyle w:val="Normal"/>
+              <w:jc w:val="center"/>
+              <w:pBdr>
+                <w:bottom w:val="none" w:sz="0" w:space="0" w:color="000000"/>
+                <w:top w:val="none" w:sz="0" w:space="0" w:color="000000"/>
+                <w:left w:val="none" w:sz="0" w:space="0" w:color="000000"/>
+                <w:right w:val="none" w:sz="0" w:space="0" w:color="000000"/>
+              </w:pBdr>
+              <w:spacing w:after="100" w:before="100" w:line="240"/>
+              <w:ind w:left="100" w:right="100" w:firstLine="0" w:firstLineChars="0"/>
+              <w:rPr>
+                <w:rFonts w:ascii="Helvetica" w:hAnsi="Helvetica" w:eastAsia="Helvetica" w:cs="Helvetica"/>
+                <w:i w:val="false"/>
+                <w:b w:val="false"/>
+                <w:u w:val="none"/>
+                <w:sz w:val="22"/>
+                <w:szCs w:val="22"/>
+                <w:color w:val="000000"/>
+              </w:rPr>
+            </w:pPr>
+            <w:r>
+              <w:rPr>
+                <w:rFonts w:ascii="Helvetica" w:hAnsi="Helvetica" w:eastAsia="Helvetica" w:cs="Helvetica"/>
+                <w:i w:val="false"/>
+                <w:b w:val="false"/>
+                <w:u w:val="none"/>
+                <w:sz w:val="22"/>
+                <w:szCs w:val="22"/>
+                <w:color w:val="000000"/>
+              </w:rPr>
+              <w:t xml:space="preserve">0.15, 9.40</w:t>
+            </w:r>
+          </w:p>
+        </w:tc>
+        <w:tc>
+          <w:tcPr>
+            <w:tcBorders>
+              <w:bottom w:val="none" w:sz="0" w:space="0" w:color="000000"/>
+              <w:top w:val="none" w:sz="0" w:space="0" w:color="000000"/>
+              <w:left w:val="none" w:sz="0" w:space="0" w:color="000000"/>
+              <w:right w:val="none" w:sz="0" w:space="0" w:color="000000"/>
+            </w:tcBorders>
+            <w:shd w:val="clear" w:color="auto" w:fill="FFFFFF"/>
+            <w:tcMar>
+              <w:top w:w="0" w:type="dxa"/>
+              <w:bottom w:w="0" w:type="dxa"/>
+              <w:left w:w="0" w:type="dxa"/>
+              <w:right w:w="0" w:type="dxa"/>
+            </w:tcMar>
+            <w:vAlign w:val="top"/>
+          </w:tcPr>
+          <w:p>
+            <w:pPr>
+              <w:pStyle w:val="Normal"/>
+              <w:jc w:val="center"/>
+              <w:pBdr>
+                <w:bottom w:val="none" w:sz="0" w:space="0" w:color="000000"/>
+                <w:top w:val="none" w:sz="0" w:space="0" w:color="000000"/>
+                <w:left w:val="none" w:sz="0" w:space="0" w:color="000000"/>
+                <w:right w:val="none" w:sz="0" w:space="0" w:color="000000"/>
+              </w:pBdr>
+              <w:spacing w:after="100" w:before="100" w:line="240"/>
+              <w:ind w:left="100" w:right="100" w:firstLine="0" w:firstLineChars="0"/>
+              <w:rPr>
+                <w:rFonts w:ascii="Helvetica" w:hAnsi="Helvetica" w:eastAsia="Helvetica" w:cs="Helvetica"/>
+                <w:i w:val="false"/>
+                <w:b w:val="false"/>
+                <w:u w:val="none"/>
+                <w:sz w:val="22"/>
+                <w:szCs w:val="22"/>
+                <w:color w:val="000000"/>
+              </w:rPr>
+            </w:pPr>
+            <w:r>
+              <w:rPr>
+                <w:rFonts w:ascii="Helvetica" w:hAnsi="Helvetica" w:eastAsia="Helvetica" w:cs="Helvetica"/>
+                <w:i w:val="false"/>
+                <w:b w:val="false"/>
+                <w:u w:val="none"/>
+                <w:sz w:val="22"/>
+                <w:szCs w:val="22"/>
+                <w:color w:val="000000"/>
+              </w:rPr>
+              <w:t xml:space="preserve">0.870</w:t>
+            </w:r>
+          </w:p>
+        </w:tc>
+        <w:tc>
+          <w:tcPr>
+            <w:tcBorders>
+              <w:bottom w:val="none" w:sz="0" w:space="0" w:color="000000"/>
+              <w:top w:val="none" w:sz="0" w:space="0" w:color="000000"/>
+              <w:left w:val="none" w:sz="0" w:space="0" w:color="000000"/>
+              <w:right w:val="none" w:sz="0" w:space="0" w:color="000000"/>
+            </w:tcBorders>
+            <w:shd w:val="clear" w:color="auto" w:fill="FFFFFF"/>
+            <w:tcMar>
+              <w:top w:w="0" w:type="dxa"/>
+              <w:bottom w:w="0" w:type="dxa"/>
+              <w:left w:w="0" w:type="dxa"/>
+              <w:right w:w="0" w:type="dxa"/>
+            </w:tcMar>
+            <w:vAlign w:val="top"/>
+          </w:tcPr>
+          <w:p>
+            <w:pPr>
+              <w:pStyle w:val="Normal"/>
+              <w:jc w:val="center"/>
+              <w:pBdr>
+                <w:bottom w:val="none" w:sz="0" w:space="0" w:color="000000"/>
+                <w:top w:val="none" w:sz="0" w:space="0" w:color="000000"/>
+                <w:left w:val="none" w:sz="0" w:space="0" w:color="000000"/>
+                <w:right w:val="none" w:sz="0" w:space="0" w:color="000000"/>
+              </w:pBdr>
+              <w:spacing w:after="100" w:before="100" w:line="240"/>
+              <w:ind w:left="100" w:right="100" w:firstLine="0" w:firstLineChars="0"/>
+              <w:rPr>
+                <w:rFonts w:ascii="Helvetica" w:hAnsi="Helvetica" w:eastAsia="Helvetica" w:cs="Helvetica"/>
+                <w:i w:val="false"/>
+                <w:b w:val="false"/>
+                <w:u w:val="none"/>
+                <w:sz w:val="22"/>
+                <w:szCs w:val="22"/>
+                <w:color w:val="000000"/>
+              </w:rPr>
+            </w:pPr>
+            <w:r>
+              <w:rPr>
+                <w:rFonts w:ascii="Helvetica" w:hAnsi="Helvetica" w:eastAsia="Helvetica" w:cs="Helvetica"/>
+                <w:i w:val="false"/>
+                <w:b w:val="false"/>
+                <w:u w:val="none"/>
+                <w:sz w:val="22"/>
+                <w:szCs w:val="22"/>
+                <w:color w:val="000000"/>
+              </w:rPr>
+              <w:t xml:space="preserve">142</w:t>
+            </w:r>
+          </w:p>
+        </w:tc>
+        <w:tc>
+          <w:tcPr>
+            <w:tcBorders>
+              <w:bottom w:val="none" w:sz="0" w:space="0" w:color="000000"/>
+              <w:top w:val="none" w:sz="0" w:space="0" w:color="000000"/>
+              <w:left w:val="none" w:sz="0" w:space="0" w:color="000000"/>
+              <w:right w:val="none" w:sz="0" w:space="0" w:color="000000"/>
+            </w:tcBorders>
+            <w:shd w:val="clear" w:color="auto" w:fill="FFFFFF"/>
+            <w:tcMar>
+              <w:top w:w="0" w:type="dxa"/>
+              <w:bottom w:w="0" w:type="dxa"/>
+              <w:left w:w="0" w:type="dxa"/>
+              <w:right w:w="0" w:type="dxa"/>
+            </w:tcMar>
+            <w:vAlign w:val="top"/>
+          </w:tcPr>
+          <w:p>
+            <w:pPr>
+              <w:pStyle w:val="Normal"/>
+              <w:jc w:val="center"/>
+              <w:pBdr>
+                <w:bottom w:val="none" w:sz="0" w:space="0" w:color="000000"/>
+                <w:top w:val="none" w:sz="0" w:space="0" w:color="000000"/>
+                <w:left w:val="none" w:sz="0" w:space="0" w:color="000000"/>
+                <w:right w:val="none" w:sz="0" w:space="0" w:color="000000"/>
+              </w:pBdr>
+              <w:spacing w:after="100" w:before="100" w:line="240"/>
+              <w:ind w:left="100" w:right="100" w:firstLine="0" w:firstLineChars="0"/>
+              <w:rPr>
+                <w:rFonts w:ascii="Helvetica" w:hAnsi="Helvetica" w:eastAsia="Helvetica" w:cs="Helvetica"/>
+                <w:i w:val="false"/>
+                <w:b w:val="false"/>
+                <w:u w:val="none"/>
+                <w:sz w:val="22"/>
+                <w:szCs w:val="22"/>
+                <w:color w:val="000000"/>
+              </w:rPr>
+            </w:pPr>
+            <w:r>
+              <w:rPr>
+                <w:rFonts w:ascii="Helvetica" w:hAnsi="Helvetica" w:eastAsia="Helvetica" w:cs="Helvetica"/>
+                <w:i w:val="false"/>
+                <w:b w:val="false"/>
+                <w:u w:val="none"/>
+                <w:sz w:val="22"/>
+                <w:szCs w:val="22"/>
+                <w:color w:val="000000"/>
+              </w:rPr>
+              <w:t xml:space="preserve">5.48</w:t>
+            </w:r>
+          </w:p>
+        </w:tc>
+        <w:tc>
+          <w:tcPr>
+            <w:tcBorders>
+              <w:bottom w:val="none" w:sz="0" w:space="0" w:color="000000"/>
+              <w:top w:val="none" w:sz="0" w:space="0" w:color="000000"/>
+              <w:left w:val="none" w:sz="0" w:space="0" w:color="000000"/>
+              <w:right w:val="none" w:sz="0" w:space="0" w:color="000000"/>
+            </w:tcBorders>
+            <w:shd w:val="clear" w:color="auto" w:fill="FFFFFF"/>
+            <w:tcMar>
+              <w:top w:w="0" w:type="dxa"/>
+              <w:bottom w:w="0" w:type="dxa"/>
+              <w:left w:w="0" w:type="dxa"/>
+              <w:right w:w="0" w:type="dxa"/>
+            </w:tcMar>
+            <w:vAlign w:val="top"/>
+          </w:tcPr>
+          <w:p>
+            <w:pPr>
+              <w:pStyle w:val="Normal"/>
+              <w:jc w:val="center"/>
+              <w:pBdr>
+                <w:bottom w:val="none" w:sz="0" w:space="0" w:color="000000"/>
+                <w:top w:val="none" w:sz="0" w:space="0" w:color="000000"/>
+                <w:left w:val="none" w:sz="0" w:space="0" w:color="000000"/>
+                <w:right w:val="none" w:sz="0" w:space="0" w:color="000000"/>
+              </w:pBdr>
+              <w:spacing w:after="100" w:before="100" w:line="240"/>
+              <w:ind w:left="100" w:right="100" w:firstLine="0" w:firstLineChars="0"/>
+              <w:rPr>
+                <w:rFonts w:ascii="Helvetica" w:hAnsi="Helvetica" w:eastAsia="Helvetica" w:cs="Helvetica"/>
+                <w:i w:val="false"/>
+                <w:b w:val="false"/>
+                <w:u w:val="none"/>
+                <w:sz w:val="22"/>
+                <w:szCs w:val="22"/>
+                <w:color w:val="000000"/>
+              </w:rPr>
+            </w:pPr>
+            <w:r>
+              <w:rPr>
+                <w:rFonts w:ascii="Helvetica" w:hAnsi="Helvetica" w:eastAsia="Helvetica" w:cs="Helvetica"/>
+                <w:i w:val="false"/>
+                <w:b w:val="false"/>
+                <w:u w:val="none"/>
+                <w:sz w:val="22"/>
+                <w:szCs w:val="22"/>
+                <w:color w:val="000000"/>
+              </w:rPr>
+              <w:t xml:space="preserve">0.23, 128</w:t>
+            </w:r>
+          </w:p>
+        </w:tc>
+        <w:tc>
+          <w:tcPr>
+            <w:tcBorders>
+              <w:bottom w:val="none" w:sz="0" w:space="0" w:color="000000"/>
+              <w:top w:val="none" w:sz="0" w:space="0" w:color="000000"/>
+              <w:left w:val="none" w:sz="0" w:space="0" w:color="000000"/>
+              <w:right w:val="none" w:sz="0" w:space="0" w:color="000000"/>
+            </w:tcBorders>
+            <w:shd w:val="clear" w:color="auto" w:fill="FFFFFF"/>
+            <w:tcMar>
+              <w:top w:w="0" w:type="dxa"/>
+              <w:bottom w:w="0" w:type="dxa"/>
+              <w:left w:w="0" w:type="dxa"/>
+              <w:right w:w="0" w:type="dxa"/>
+            </w:tcMar>
+            <w:vAlign w:val="top"/>
+          </w:tcPr>
+          <w:p>
+            <w:pPr>
+              <w:pStyle w:val="Normal"/>
+              <w:jc w:val="center"/>
+              <w:pBdr>
+                <w:bottom w:val="none" w:sz="0" w:space="0" w:color="000000"/>
+                <w:top w:val="none" w:sz="0" w:space="0" w:color="000000"/>
+                <w:left w:val="none" w:sz="0" w:space="0" w:color="000000"/>
+                <w:right w:val="none" w:sz="0" w:space="0" w:color="000000"/>
+              </w:pBdr>
+              <w:spacing w:after="100" w:before="100" w:line="240"/>
+              <w:ind w:left="100" w:right="100" w:firstLine="0" w:firstLineChars="0"/>
+              <w:rPr>
+                <w:rFonts w:ascii="Helvetica" w:hAnsi="Helvetica" w:eastAsia="Helvetica" w:cs="Helvetica"/>
+                <w:i w:val="false"/>
+                <w:b w:val="false"/>
+                <w:u w:val="none"/>
+                <w:sz w:val="22"/>
+                <w:szCs w:val="22"/>
+                <w:color w:val="000000"/>
+              </w:rPr>
+            </w:pPr>
+            <w:r>
+              <w:rPr>
+                <w:rFonts w:ascii="Helvetica" w:hAnsi="Helvetica" w:eastAsia="Helvetica" w:cs="Helvetica"/>
+                <w:i w:val="false"/>
+                <w:b w:val="false"/>
+                <w:u w:val="none"/>
+                <w:sz w:val="22"/>
+                <w:szCs w:val="22"/>
+                <w:color w:val="000000"/>
+              </w:rPr>
+              <w:t xml:space="preserve">0.290</w:t>
             </w:r>
           </w:p>
         </w:tc>
@@ -10981,7 +10981,7 @@
                 <w:szCs w:val="22"/>
                 <w:color w:val="000000"/>
               </w:rPr>
-              <w:t xml:space="preserve">143</w:t>
+              <w:t xml:space="preserve">142</w:t>
             </w:r>
           </w:p>
         </w:tc>
@@ -11193,7 +11193,7 @@
                 <w:szCs w:val="22"/>
                 <w:color w:val="000000"/>
               </w:rPr>
-              <w:t xml:space="preserve">143</w:t>
+              <w:t xml:space="preserve">142</w:t>
             </w:r>
           </w:p>
         </w:tc>
@@ -11299,7 +11299,7 @@
                 <w:szCs w:val="22"/>
                 <w:color w:val="000000"/>
               </w:rPr>
-              <w:t xml:space="preserve">0.00, 0.13</w:t>
+              <w:t xml:space="preserve">0.00, 0.15</w:t>
             </w:r>
           </w:p>
         </w:tc>
@@ -11464,325 +11464,113 @@
                 <w:szCs w:val="22"/>
                 <w:color w:val="000000"/>
               </w:rPr>
-              <w:t xml:space="preserve">143</w:t>
-            </w:r>
-          </w:p>
-        </w:tc>
-        <w:tc>
-          <w:tcPr>
-            <w:tcBorders>
-              <w:bottom w:val="none" w:sz="0" w:space="0" w:color="000000"/>
-              <w:top w:val="none" w:sz="0" w:space="0" w:color="000000"/>
-              <w:left w:val="none" w:sz="0" w:space="0" w:color="000000"/>
-              <w:right w:val="none" w:sz="0" w:space="0" w:color="000000"/>
-            </w:tcBorders>
-            <w:shd w:val="clear" w:color="auto" w:fill="FFFFFF"/>
-            <w:tcMar>
-              <w:top w:w="0" w:type="dxa"/>
-              <w:bottom w:w="0" w:type="dxa"/>
-              <w:left w:w="0" w:type="dxa"/>
-              <w:right w:w="0" w:type="dxa"/>
-            </w:tcMar>
-            <w:vAlign w:val="top"/>
-          </w:tcPr>
-          <w:p>
-            <w:pPr>
-              <w:pStyle w:val="Normal"/>
-              <w:jc w:val="center"/>
-              <w:pBdr>
-                <w:bottom w:val="none" w:sz="0" w:space="0" w:color="000000"/>
-                <w:top w:val="none" w:sz="0" w:space="0" w:color="000000"/>
-                <w:left w:val="none" w:sz="0" w:space="0" w:color="000000"/>
-                <w:right w:val="none" w:sz="0" w:space="0" w:color="000000"/>
-              </w:pBdr>
-              <w:spacing w:after="100" w:before="100" w:line="240"/>
-              <w:ind w:left="100" w:right="100" w:firstLine="0" w:firstLineChars="0"/>
-              <w:rPr>
-                <w:rFonts w:ascii="Helvetica" w:hAnsi="Helvetica" w:eastAsia="Helvetica" w:cs="Helvetica"/>
-                <w:i w:val="false"/>
-                <w:b w:val="false"/>
-                <w:u w:val="none"/>
-                <w:sz w:val="22"/>
-                <w:szCs w:val="22"/>
-                <w:color w:val="000000"/>
-              </w:rPr>
-            </w:pPr>
-            <w:r>
-              <w:rPr>
-                <w:rFonts w:ascii="Helvetica" w:hAnsi="Helvetica" w:eastAsia="Helvetica" w:cs="Helvetica"/>
-                <w:i w:val="false"/>
-                <w:b w:val="false"/>
-                <w:u w:val="none"/>
-                <w:sz w:val="22"/>
-                <w:szCs w:val="22"/>
-                <w:color w:val="000000"/>
-              </w:rPr>
-              <w:t xml:space="preserve">0.95</w:t>
-            </w:r>
-          </w:p>
-        </w:tc>
-        <w:tc>
-          <w:tcPr>
-            <w:tcBorders>
-              <w:bottom w:val="none" w:sz="0" w:space="0" w:color="000000"/>
-              <w:top w:val="none" w:sz="0" w:space="0" w:color="000000"/>
-              <w:left w:val="none" w:sz="0" w:space="0" w:color="000000"/>
-              <w:right w:val="none" w:sz="0" w:space="0" w:color="000000"/>
-            </w:tcBorders>
-            <w:shd w:val="clear" w:color="auto" w:fill="FFFFFF"/>
-            <w:tcMar>
-              <w:top w:w="0" w:type="dxa"/>
-              <w:bottom w:w="0" w:type="dxa"/>
-              <w:left w:w="0" w:type="dxa"/>
-              <w:right w:w="0" w:type="dxa"/>
-            </w:tcMar>
-            <w:vAlign w:val="top"/>
-          </w:tcPr>
-          <w:p>
-            <w:pPr>
-              <w:pStyle w:val="Normal"/>
-              <w:jc w:val="center"/>
-              <w:pBdr>
-                <w:bottom w:val="none" w:sz="0" w:space="0" w:color="000000"/>
-                <w:top w:val="none" w:sz="0" w:space="0" w:color="000000"/>
-                <w:left w:val="none" w:sz="0" w:space="0" w:color="000000"/>
-                <w:right w:val="none" w:sz="0" w:space="0" w:color="000000"/>
-              </w:pBdr>
-              <w:spacing w:after="100" w:before="100" w:line="240"/>
-              <w:ind w:left="100" w:right="100" w:firstLine="0" w:firstLineChars="0"/>
-              <w:rPr>
-                <w:rFonts w:ascii="Helvetica" w:hAnsi="Helvetica" w:eastAsia="Helvetica" w:cs="Helvetica"/>
-                <w:i w:val="false"/>
-                <w:b w:val="false"/>
-                <w:u w:val="none"/>
-                <w:sz w:val="22"/>
-                <w:szCs w:val="22"/>
-                <w:color w:val="000000"/>
-              </w:rPr>
-            </w:pPr>
-            <w:r>
-              <w:rPr>
-                <w:rFonts w:ascii="Helvetica" w:hAnsi="Helvetica" w:eastAsia="Helvetica" w:cs="Helvetica"/>
-                <w:i w:val="false"/>
-                <w:b w:val="false"/>
-                <w:u w:val="none"/>
-                <w:sz w:val="22"/>
-                <w:szCs w:val="22"/>
-                <w:color w:val="000000"/>
-              </w:rPr>
-              <w:t xml:space="preserve">0.12, 7.46</w:t>
-            </w:r>
-          </w:p>
-        </w:tc>
-        <w:tc>
-          <w:tcPr>
-            <w:tcBorders>
-              <w:bottom w:val="none" w:sz="0" w:space="0" w:color="000000"/>
-              <w:top w:val="none" w:sz="0" w:space="0" w:color="000000"/>
-              <w:left w:val="none" w:sz="0" w:space="0" w:color="000000"/>
-              <w:right w:val="none" w:sz="0" w:space="0" w:color="000000"/>
-            </w:tcBorders>
-            <w:shd w:val="clear" w:color="auto" w:fill="FFFFFF"/>
-            <w:tcMar>
-              <w:top w:w="0" w:type="dxa"/>
-              <w:bottom w:w="0" w:type="dxa"/>
-              <w:left w:w="0" w:type="dxa"/>
-              <w:right w:w="0" w:type="dxa"/>
-            </w:tcMar>
-            <w:vAlign w:val="top"/>
-          </w:tcPr>
-          <w:p>
-            <w:pPr>
-              <w:pStyle w:val="Normal"/>
-              <w:jc w:val="center"/>
-              <w:pBdr>
-                <w:bottom w:val="none" w:sz="0" w:space="0" w:color="000000"/>
-                <w:top w:val="none" w:sz="0" w:space="0" w:color="000000"/>
-                <w:left w:val="none" w:sz="0" w:space="0" w:color="000000"/>
-                <w:right w:val="none" w:sz="0" w:space="0" w:color="000000"/>
-              </w:pBdr>
-              <w:spacing w:after="100" w:before="100" w:line="240"/>
-              <w:ind w:left="100" w:right="100" w:firstLine="0" w:firstLineChars="0"/>
-              <w:rPr>
-                <w:rFonts w:ascii="Helvetica" w:hAnsi="Helvetica" w:eastAsia="Helvetica" w:cs="Helvetica"/>
-                <w:i w:val="false"/>
-                <w:b w:val="false"/>
-                <w:u w:val="none"/>
-                <w:sz w:val="22"/>
-                <w:szCs w:val="22"/>
-                <w:color w:val="000000"/>
-              </w:rPr>
-            </w:pPr>
-            <w:r>
-              <w:rPr>
-                <w:rFonts w:ascii="Helvetica" w:hAnsi="Helvetica" w:eastAsia="Helvetica" w:cs="Helvetica"/>
-                <w:i w:val="false"/>
-                <w:b w:val="false"/>
-                <w:u w:val="none"/>
-                <w:sz w:val="22"/>
-                <w:szCs w:val="22"/>
-                <w:color w:val="000000"/>
-              </w:rPr>
-              <w:t xml:space="preserve">0.960</w:t>
-            </w:r>
-          </w:p>
-        </w:tc>
-        <w:tc>
-          <w:tcPr>
-            <w:tcBorders>
-              <w:bottom w:val="none" w:sz="0" w:space="0" w:color="000000"/>
-              <w:top w:val="none" w:sz="0" w:space="0" w:color="000000"/>
-              <w:left w:val="none" w:sz="0" w:space="0" w:color="000000"/>
-              <w:right w:val="none" w:sz="0" w:space="0" w:color="000000"/>
-            </w:tcBorders>
-            <w:shd w:val="clear" w:color="auto" w:fill="FFFFFF"/>
-            <w:tcMar>
-              <w:top w:w="0" w:type="dxa"/>
-              <w:bottom w:w="0" w:type="dxa"/>
-              <w:left w:w="0" w:type="dxa"/>
-              <w:right w:w="0" w:type="dxa"/>
-            </w:tcMar>
-            <w:vAlign w:val="top"/>
-          </w:tcPr>
-          <w:p>
-            <w:pPr>
-              <w:pStyle w:val="Normal"/>
-              <w:jc w:val="center"/>
-              <w:pBdr>
-                <w:bottom w:val="none" w:sz="0" w:space="0" w:color="000000"/>
-                <w:top w:val="none" w:sz="0" w:space="0" w:color="000000"/>
-                <w:left w:val="none" w:sz="0" w:space="0" w:color="000000"/>
-                <w:right w:val="none" w:sz="0" w:space="0" w:color="000000"/>
-              </w:pBdr>
-              <w:spacing w:after="100" w:before="100" w:line="240"/>
-              <w:ind w:left="100" w:right="100" w:firstLine="0" w:firstLineChars="0"/>
-              <w:rPr>
-                <w:rFonts w:ascii="Helvetica" w:hAnsi="Helvetica" w:eastAsia="Helvetica" w:cs="Helvetica"/>
-                <w:i w:val="false"/>
-                <w:b w:val="false"/>
-                <w:u w:val="none"/>
-                <w:sz w:val="22"/>
-                <w:szCs w:val="22"/>
-                <w:color w:val="000000"/>
-              </w:rPr>
-            </w:pPr>
-            <w:r>
-              <w:rPr>
-                <w:rFonts w:ascii="Helvetica" w:hAnsi="Helvetica" w:eastAsia="Helvetica" w:cs="Helvetica"/>
-                <w:i w:val="false"/>
-                <w:b w:val="false"/>
-                <w:u w:val="none"/>
-                <w:sz w:val="22"/>
-                <w:szCs w:val="22"/>
-                <w:color w:val="000000"/>
-              </w:rPr>
-              <w:t xml:space="preserve">143</w:t>
-            </w:r>
-          </w:p>
-        </w:tc>
-        <w:tc>
-          <w:tcPr>
-            <w:tcBorders>
-              <w:bottom w:val="none" w:sz="0" w:space="0" w:color="000000"/>
-              <w:top w:val="none" w:sz="0" w:space="0" w:color="000000"/>
-              <w:left w:val="none" w:sz="0" w:space="0" w:color="000000"/>
-              <w:right w:val="none" w:sz="0" w:space="0" w:color="000000"/>
-            </w:tcBorders>
-            <w:shd w:val="clear" w:color="auto" w:fill="FFFFFF"/>
-            <w:tcMar>
-              <w:top w:w="0" w:type="dxa"/>
-              <w:bottom w:w="0" w:type="dxa"/>
-              <w:left w:w="0" w:type="dxa"/>
-              <w:right w:w="0" w:type="dxa"/>
-            </w:tcMar>
-            <w:vAlign w:val="top"/>
-          </w:tcPr>
-          <w:p>
-            <w:pPr>
-              <w:pStyle w:val="Normal"/>
-              <w:jc w:val="center"/>
-              <w:pBdr>
-                <w:bottom w:val="none" w:sz="0" w:space="0" w:color="000000"/>
-                <w:top w:val="none" w:sz="0" w:space="0" w:color="000000"/>
-                <w:left w:val="none" w:sz="0" w:space="0" w:color="000000"/>
-                <w:right w:val="none" w:sz="0" w:space="0" w:color="000000"/>
-              </w:pBdr>
-              <w:spacing w:after="100" w:before="100" w:line="240"/>
-              <w:ind w:left="100" w:right="100" w:firstLine="0" w:firstLineChars="0"/>
-              <w:rPr>
-                <w:rFonts w:ascii="Helvetica" w:hAnsi="Helvetica" w:eastAsia="Helvetica" w:cs="Helvetica"/>
-                <w:i w:val="false"/>
-                <w:b w:val="false"/>
-                <w:u w:val="none"/>
-                <w:sz w:val="22"/>
-                <w:szCs w:val="22"/>
-                <w:color w:val="000000"/>
-              </w:rPr>
-            </w:pPr>
-            <w:r>
-              <w:rPr>
-                <w:rFonts w:ascii="Helvetica" w:hAnsi="Helvetica" w:eastAsia="Helvetica" w:cs="Helvetica"/>
-                <w:i w:val="false"/>
-                <w:b w:val="false"/>
-                <w:u w:val="none"/>
-                <w:sz w:val="22"/>
-                <w:szCs w:val="22"/>
-                <w:color w:val="000000"/>
-              </w:rPr>
-              <w:t xml:space="preserve">1.07</w:t>
-            </w:r>
-          </w:p>
-        </w:tc>
-        <w:tc>
-          <w:tcPr>
-            <w:tcBorders>
-              <w:bottom w:val="none" w:sz="0" w:space="0" w:color="000000"/>
-              <w:top w:val="none" w:sz="0" w:space="0" w:color="000000"/>
-              <w:left w:val="none" w:sz="0" w:space="0" w:color="000000"/>
-              <w:right w:val="none" w:sz="0" w:space="0" w:color="000000"/>
-            </w:tcBorders>
-            <w:shd w:val="clear" w:color="auto" w:fill="FFFFFF"/>
-            <w:tcMar>
-              <w:top w:w="0" w:type="dxa"/>
-              <w:bottom w:w="0" w:type="dxa"/>
-              <w:left w:w="0" w:type="dxa"/>
-              <w:right w:w="0" w:type="dxa"/>
-            </w:tcMar>
-            <w:vAlign w:val="top"/>
-          </w:tcPr>
-          <w:p>
-            <w:pPr>
-              <w:pStyle w:val="Normal"/>
-              <w:jc w:val="center"/>
-              <w:pBdr>
-                <w:bottom w:val="none" w:sz="0" w:space="0" w:color="000000"/>
-                <w:top w:val="none" w:sz="0" w:space="0" w:color="000000"/>
-                <w:left w:val="none" w:sz="0" w:space="0" w:color="000000"/>
-                <w:right w:val="none" w:sz="0" w:space="0" w:color="000000"/>
-              </w:pBdr>
-              <w:spacing w:after="100" w:before="100" w:line="240"/>
-              <w:ind w:left="100" w:right="100" w:firstLine="0" w:firstLineChars="0"/>
-              <w:rPr>
-                <w:rFonts w:ascii="Helvetica" w:hAnsi="Helvetica" w:eastAsia="Helvetica" w:cs="Helvetica"/>
-                <w:i w:val="false"/>
-                <w:b w:val="false"/>
-                <w:u w:val="none"/>
-                <w:sz w:val="22"/>
-                <w:szCs w:val="22"/>
-                <w:color w:val="000000"/>
-              </w:rPr>
-            </w:pPr>
-            <w:r>
-              <w:rPr>
-                <w:rFonts w:ascii="Helvetica" w:hAnsi="Helvetica" w:eastAsia="Helvetica" w:cs="Helvetica"/>
-                <w:i w:val="false"/>
-                <w:b w:val="false"/>
-                <w:u w:val="none"/>
-                <w:sz w:val="22"/>
-                <w:szCs w:val="22"/>
-                <w:color w:val="000000"/>
-              </w:rPr>
-              <w:t xml:space="preserve">0.13, 8.69</w:t>
+              <w:t xml:space="preserve">142</w:t>
+            </w:r>
+          </w:p>
+        </w:tc>
+        <w:tc>
+          <w:tcPr>
+            <w:tcBorders>
+              <w:bottom w:val="none" w:sz="0" w:space="0" w:color="000000"/>
+              <w:top w:val="none" w:sz="0" w:space="0" w:color="000000"/>
+              <w:left w:val="none" w:sz="0" w:space="0" w:color="000000"/>
+              <w:right w:val="none" w:sz="0" w:space="0" w:color="000000"/>
+            </w:tcBorders>
+            <w:shd w:val="clear" w:color="auto" w:fill="FFFFFF"/>
+            <w:tcMar>
+              <w:top w:w="0" w:type="dxa"/>
+              <w:bottom w:w="0" w:type="dxa"/>
+              <w:left w:w="0" w:type="dxa"/>
+              <w:right w:w="0" w:type="dxa"/>
+            </w:tcMar>
+            <w:vAlign w:val="top"/>
+          </w:tcPr>
+          <w:p>
+            <w:pPr>
+              <w:pStyle w:val="Normal"/>
+              <w:jc w:val="center"/>
+              <w:pBdr>
+                <w:bottom w:val="none" w:sz="0" w:space="0" w:color="000000"/>
+                <w:top w:val="none" w:sz="0" w:space="0" w:color="000000"/>
+                <w:left w:val="none" w:sz="0" w:space="0" w:color="000000"/>
+                <w:right w:val="none" w:sz="0" w:space="0" w:color="000000"/>
+              </w:pBdr>
+              <w:spacing w:after="100" w:before="100" w:line="240"/>
+              <w:ind w:left="100" w:right="100" w:firstLine="0" w:firstLineChars="0"/>
+              <w:rPr>
+                <w:rFonts w:ascii="Helvetica" w:hAnsi="Helvetica" w:eastAsia="Helvetica" w:cs="Helvetica"/>
+                <w:i w:val="false"/>
+                <w:b w:val="false"/>
+                <w:u w:val="none"/>
+                <w:sz w:val="22"/>
+                <w:szCs w:val="22"/>
+                <w:color w:val="000000"/>
+              </w:rPr>
+            </w:pPr>
+            <w:r>
+              <w:rPr>
+                <w:rFonts w:ascii="Helvetica" w:hAnsi="Helvetica" w:eastAsia="Helvetica" w:cs="Helvetica"/>
+                <w:i w:val="false"/>
+                <w:b w:val="false"/>
+                <w:u w:val="none"/>
+                <w:sz w:val="22"/>
+                <w:szCs w:val="22"/>
+                <w:color w:val="000000"/>
+              </w:rPr>
+              <w:t xml:space="preserve">0.94</w:t>
+            </w:r>
+          </w:p>
+        </w:tc>
+        <w:tc>
+          <w:tcPr>
+            <w:tcBorders>
+              <w:bottom w:val="none" w:sz="0" w:space="0" w:color="000000"/>
+              <w:top w:val="none" w:sz="0" w:space="0" w:color="000000"/>
+              <w:left w:val="none" w:sz="0" w:space="0" w:color="000000"/>
+              <w:right w:val="none" w:sz="0" w:space="0" w:color="000000"/>
+            </w:tcBorders>
+            <w:shd w:val="clear" w:color="auto" w:fill="FFFFFF"/>
+            <w:tcMar>
+              <w:top w:w="0" w:type="dxa"/>
+              <w:bottom w:w="0" w:type="dxa"/>
+              <w:left w:w="0" w:type="dxa"/>
+              <w:right w:w="0" w:type="dxa"/>
+            </w:tcMar>
+            <w:vAlign w:val="top"/>
+          </w:tcPr>
+          <w:p>
+            <w:pPr>
+              <w:pStyle w:val="Normal"/>
+              <w:jc w:val="center"/>
+              <w:pBdr>
+                <w:bottom w:val="none" w:sz="0" w:space="0" w:color="000000"/>
+                <w:top w:val="none" w:sz="0" w:space="0" w:color="000000"/>
+                <w:left w:val="none" w:sz="0" w:space="0" w:color="000000"/>
+                <w:right w:val="none" w:sz="0" w:space="0" w:color="000000"/>
+              </w:pBdr>
+              <w:spacing w:after="100" w:before="100" w:line="240"/>
+              <w:ind w:left="100" w:right="100" w:firstLine="0" w:firstLineChars="0"/>
+              <w:rPr>
+                <w:rFonts w:ascii="Helvetica" w:hAnsi="Helvetica" w:eastAsia="Helvetica" w:cs="Helvetica"/>
+                <w:i w:val="false"/>
+                <w:b w:val="false"/>
+                <w:u w:val="none"/>
+                <w:sz w:val="22"/>
+                <w:szCs w:val="22"/>
+                <w:color w:val="000000"/>
+              </w:rPr>
+            </w:pPr>
+            <w:r>
+              <w:rPr>
+                <w:rFonts w:ascii="Helvetica" w:hAnsi="Helvetica" w:eastAsia="Helvetica" w:cs="Helvetica"/>
+                <w:i w:val="false"/>
+                <w:b w:val="false"/>
+                <w:u w:val="none"/>
+                <w:sz w:val="22"/>
+                <w:szCs w:val="22"/>
+                <w:color w:val="000000"/>
+              </w:rPr>
+              <w:t xml:space="preserve">0.12, 7.40</w:t>
             </w:r>
           </w:p>
         </w:tc>
@@ -11836,6 +11624,218 @@
                 <w:color w:val="000000"/>
               </w:rPr>
               <w:t xml:space="preserve">0.950</w:t>
+            </w:r>
+          </w:p>
+        </w:tc>
+        <w:tc>
+          <w:tcPr>
+            <w:tcBorders>
+              <w:bottom w:val="none" w:sz="0" w:space="0" w:color="000000"/>
+              <w:top w:val="none" w:sz="0" w:space="0" w:color="000000"/>
+              <w:left w:val="none" w:sz="0" w:space="0" w:color="000000"/>
+              <w:right w:val="none" w:sz="0" w:space="0" w:color="000000"/>
+            </w:tcBorders>
+            <w:shd w:val="clear" w:color="auto" w:fill="FFFFFF"/>
+            <w:tcMar>
+              <w:top w:w="0" w:type="dxa"/>
+              <w:bottom w:w="0" w:type="dxa"/>
+              <w:left w:w="0" w:type="dxa"/>
+              <w:right w:w="0" w:type="dxa"/>
+            </w:tcMar>
+            <w:vAlign w:val="top"/>
+          </w:tcPr>
+          <w:p>
+            <w:pPr>
+              <w:pStyle w:val="Normal"/>
+              <w:jc w:val="center"/>
+              <w:pBdr>
+                <w:bottom w:val="none" w:sz="0" w:space="0" w:color="000000"/>
+                <w:top w:val="none" w:sz="0" w:space="0" w:color="000000"/>
+                <w:left w:val="none" w:sz="0" w:space="0" w:color="000000"/>
+                <w:right w:val="none" w:sz="0" w:space="0" w:color="000000"/>
+              </w:pBdr>
+              <w:spacing w:after="100" w:before="100" w:line="240"/>
+              <w:ind w:left="100" w:right="100" w:firstLine="0" w:firstLineChars="0"/>
+              <w:rPr>
+                <w:rFonts w:ascii="Helvetica" w:hAnsi="Helvetica" w:eastAsia="Helvetica" w:cs="Helvetica"/>
+                <w:i w:val="false"/>
+                <w:b w:val="false"/>
+                <w:u w:val="none"/>
+                <w:sz w:val="22"/>
+                <w:szCs w:val="22"/>
+                <w:color w:val="000000"/>
+              </w:rPr>
+            </w:pPr>
+            <w:r>
+              <w:rPr>
+                <w:rFonts w:ascii="Helvetica" w:hAnsi="Helvetica" w:eastAsia="Helvetica" w:cs="Helvetica"/>
+                <w:i w:val="false"/>
+                <w:b w:val="false"/>
+                <w:u w:val="none"/>
+                <w:sz w:val="22"/>
+                <w:szCs w:val="22"/>
+                <w:color w:val="000000"/>
+              </w:rPr>
+              <w:t xml:space="preserve">142</w:t>
+            </w:r>
+          </w:p>
+        </w:tc>
+        <w:tc>
+          <w:tcPr>
+            <w:tcBorders>
+              <w:bottom w:val="none" w:sz="0" w:space="0" w:color="000000"/>
+              <w:top w:val="none" w:sz="0" w:space="0" w:color="000000"/>
+              <w:left w:val="none" w:sz="0" w:space="0" w:color="000000"/>
+              <w:right w:val="none" w:sz="0" w:space="0" w:color="000000"/>
+            </w:tcBorders>
+            <w:shd w:val="clear" w:color="auto" w:fill="FFFFFF"/>
+            <w:tcMar>
+              <w:top w:w="0" w:type="dxa"/>
+              <w:bottom w:w="0" w:type="dxa"/>
+              <w:left w:w="0" w:type="dxa"/>
+              <w:right w:w="0" w:type="dxa"/>
+            </w:tcMar>
+            <w:vAlign w:val="top"/>
+          </w:tcPr>
+          <w:p>
+            <w:pPr>
+              <w:pStyle w:val="Normal"/>
+              <w:jc w:val="center"/>
+              <w:pBdr>
+                <w:bottom w:val="none" w:sz="0" w:space="0" w:color="000000"/>
+                <w:top w:val="none" w:sz="0" w:space="0" w:color="000000"/>
+                <w:left w:val="none" w:sz="0" w:space="0" w:color="000000"/>
+                <w:right w:val="none" w:sz="0" w:space="0" w:color="000000"/>
+              </w:pBdr>
+              <w:spacing w:after="100" w:before="100" w:line="240"/>
+              <w:ind w:left="100" w:right="100" w:firstLine="0" w:firstLineChars="0"/>
+              <w:rPr>
+                <w:rFonts w:ascii="Helvetica" w:hAnsi="Helvetica" w:eastAsia="Helvetica" w:cs="Helvetica"/>
+                <w:i w:val="false"/>
+                <w:b w:val="false"/>
+                <w:u w:val="none"/>
+                <w:sz w:val="22"/>
+                <w:szCs w:val="22"/>
+                <w:color w:val="000000"/>
+              </w:rPr>
+            </w:pPr>
+            <w:r>
+              <w:rPr>
+                <w:rFonts w:ascii="Helvetica" w:hAnsi="Helvetica" w:eastAsia="Helvetica" w:cs="Helvetica"/>
+                <w:i w:val="false"/>
+                <w:b w:val="false"/>
+                <w:u w:val="none"/>
+                <w:sz w:val="22"/>
+                <w:szCs w:val="22"/>
+                <w:color w:val="000000"/>
+              </w:rPr>
+              <w:t xml:space="preserve">0.72</w:t>
+            </w:r>
+          </w:p>
+        </w:tc>
+        <w:tc>
+          <w:tcPr>
+            <w:tcBorders>
+              <w:bottom w:val="none" w:sz="0" w:space="0" w:color="000000"/>
+              <w:top w:val="none" w:sz="0" w:space="0" w:color="000000"/>
+              <w:left w:val="none" w:sz="0" w:space="0" w:color="000000"/>
+              <w:right w:val="none" w:sz="0" w:space="0" w:color="000000"/>
+            </w:tcBorders>
+            <w:shd w:val="clear" w:color="auto" w:fill="FFFFFF"/>
+            <w:tcMar>
+              <w:top w:w="0" w:type="dxa"/>
+              <w:bottom w:w="0" w:type="dxa"/>
+              <w:left w:w="0" w:type="dxa"/>
+              <w:right w:w="0" w:type="dxa"/>
+            </w:tcMar>
+            <w:vAlign w:val="top"/>
+          </w:tcPr>
+          <w:p>
+            <w:pPr>
+              <w:pStyle w:val="Normal"/>
+              <w:jc w:val="center"/>
+              <w:pBdr>
+                <w:bottom w:val="none" w:sz="0" w:space="0" w:color="000000"/>
+                <w:top w:val="none" w:sz="0" w:space="0" w:color="000000"/>
+                <w:left w:val="none" w:sz="0" w:space="0" w:color="000000"/>
+                <w:right w:val="none" w:sz="0" w:space="0" w:color="000000"/>
+              </w:pBdr>
+              <w:spacing w:after="100" w:before="100" w:line="240"/>
+              <w:ind w:left="100" w:right="100" w:firstLine="0" w:firstLineChars="0"/>
+              <w:rPr>
+                <w:rFonts w:ascii="Helvetica" w:hAnsi="Helvetica" w:eastAsia="Helvetica" w:cs="Helvetica"/>
+                <w:i w:val="false"/>
+                <w:b w:val="false"/>
+                <w:u w:val="none"/>
+                <w:sz w:val="22"/>
+                <w:szCs w:val="22"/>
+                <w:color w:val="000000"/>
+              </w:rPr>
+            </w:pPr>
+            <w:r>
+              <w:rPr>
+                <w:rFonts w:ascii="Helvetica" w:hAnsi="Helvetica" w:eastAsia="Helvetica" w:cs="Helvetica"/>
+                <w:i w:val="false"/>
+                <w:b w:val="false"/>
+                <w:u w:val="none"/>
+                <w:sz w:val="22"/>
+                <w:szCs w:val="22"/>
+                <w:color w:val="000000"/>
+              </w:rPr>
+              <w:t xml:space="preserve">0.08, 6.22</w:t>
+            </w:r>
+          </w:p>
+        </w:tc>
+        <w:tc>
+          <w:tcPr>
+            <w:tcBorders>
+              <w:bottom w:val="none" w:sz="0" w:space="0" w:color="000000"/>
+              <w:top w:val="none" w:sz="0" w:space="0" w:color="000000"/>
+              <w:left w:val="none" w:sz="0" w:space="0" w:color="000000"/>
+              <w:right w:val="none" w:sz="0" w:space="0" w:color="000000"/>
+            </w:tcBorders>
+            <w:shd w:val="clear" w:color="auto" w:fill="FFFFFF"/>
+            <w:tcMar>
+              <w:top w:w="0" w:type="dxa"/>
+              <w:bottom w:w="0" w:type="dxa"/>
+              <w:left w:w="0" w:type="dxa"/>
+              <w:right w:w="0" w:type="dxa"/>
+            </w:tcMar>
+            <w:vAlign w:val="top"/>
+          </w:tcPr>
+          <w:p>
+            <w:pPr>
+              <w:pStyle w:val="Normal"/>
+              <w:jc w:val="center"/>
+              <w:pBdr>
+                <w:bottom w:val="none" w:sz="0" w:space="0" w:color="000000"/>
+                <w:top w:val="none" w:sz="0" w:space="0" w:color="000000"/>
+                <w:left w:val="none" w:sz="0" w:space="0" w:color="000000"/>
+                <w:right w:val="none" w:sz="0" w:space="0" w:color="000000"/>
+              </w:pBdr>
+              <w:spacing w:after="100" w:before="100" w:line="240"/>
+              <w:ind w:left="100" w:right="100" w:firstLine="0" w:firstLineChars="0"/>
+              <w:rPr>
+                <w:rFonts w:ascii="Helvetica" w:hAnsi="Helvetica" w:eastAsia="Helvetica" w:cs="Helvetica"/>
+                <w:i w:val="false"/>
+                <w:b w:val="false"/>
+                <w:u w:val="none"/>
+                <w:sz w:val="22"/>
+                <w:szCs w:val="22"/>
+                <w:color w:val="000000"/>
+              </w:rPr>
+            </w:pPr>
+            <w:r>
+              <w:rPr>
+                <w:rFonts w:ascii="Helvetica" w:hAnsi="Helvetica" w:eastAsia="Helvetica" w:cs="Helvetica"/>
+                <w:i w:val="false"/>
+                <w:b w:val="false"/>
+                <w:u w:val="none"/>
+                <w:sz w:val="22"/>
+                <w:szCs w:val="22"/>
+                <w:color w:val="000000"/>
+              </w:rPr>
+              <w:t xml:space="preserve">0.760</w:t>
             </w:r>
           </w:p>
         </w:tc>
@@ -11947,7 +11947,7 @@
                 <w:szCs w:val="22"/>
                 <w:color w:val="000000"/>
               </w:rPr>
-              <w:t xml:space="preserve">143</w:t>
+              <w:t xml:space="preserve">142</w:t>
             </w:r>
           </w:p>
         </w:tc>
@@ -12053,272 +12053,272 @@
                 <w:szCs w:val="22"/>
                 <w:color w:val="000000"/>
               </w:rPr>
-              <w:t xml:space="preserve">0.99, 1.10</w:t>
-            </w:r>
-          </w:p>
-        </w:tc>
-        <w:tc>
-          <w:tcPr>
-            <w:tcBorders>
-              <w:bottom w:val="none" w:sz="0" w:space="0" w:color="000000"/>
-              <w:top w:val="none" w:sz="0" w:space="0" w:color="000000"/>
-              <w:left w:val="none" w:sz="0" w:space="0" w:color="000000"/>
-              <w:right w:val="none" w:sz="0" w:space="0" w:color="000000"/>
-            </w:tcBorders>
-            <w:shd w:val="clear" w:color="auto" w:fill="FFFFFF"/>
-            <w:tcMar>
-              <w:top w:w="0" w:type="dxa"/>
-              <w:bottom w:w="0" w:type="dxa"/>
-              <w:left w:w="0" w:type="dxa"/>
-              <w:right w:w="0" w:type="dxa"/>
-            </w:tcMar>
-            <w:vAlign w:val="top"/>
-          </w:tcPr>
-          <w:p>
-            <w:pPr>
-              <w:pStyle w:val="Normal"/>
-              <w:jc w:val="center"/>
-              <w:pBdr>
-                <w:bottom w:val="none" w:sz="0" w:space="0" w:color="000000"/>
-                <w:top w:val="none" w:sz="0" w:space="0" w:color="000000"/>
-                <w:left w:val="none" w:sz="0" w:space="0" w:color="000000"/>
-                <w:right w:val="none" w:sz="0" w:space="0" w:color="000000"/>
-              </w:pBdr>
-              <w:spacing w:after="100" w:before="100" w:line="240"/>
-              <w:ind w:left="100" w:right="100" w:firstLine="0" w:firstLineChars="0"/>
-              <w:rPr>
-                <w:rFonts w:ascii="Helvetica" w:hAnsi="Helvetica" w:eastAsia="Helvetica" w:cs="Helvetica"/>
-                <w:i w:val="false"/>
-                <w:b w:val="false"/>
-                <w:u w:val="none"/>
-                <w:sz w:val="22"/>
-                <w:szCs w:val="22"/>
-                <w:color w:val="000000"/>
-              </w:rPr>
-            </w:pPr>
-            <w:r>
-              <w:rPr>
-                <w:rFonts w:ascii="Helvetica" w:hAnsi="Helvetica" w:eastAsia="Helvetica" w:cs="Helvetica"/>
-                <w:i w:val="false"/>
-                <w:b w:val="false"/>
-                <w:u w:val="none"/>
-                <w:sz w:val="22"/>
-                <w:szCs w:val="22"/>
-                <w:color w:val="000000"/>
-              </w:rPr>
-              <w:t xml:space="preserve">0.086</w:t>
-            </w:r>
-          </w:p>
-        </w:tc>
-        <w:tc>
-          <w:tcPr>
-            <w:tcBorders>
-              <w:bottom w:val="none" w:sz="0" w:space="0" w:color="000000"/>
-              <w:top w:val="none" w:sz="0" w:space="0" w:color="000000"/>
-              <w:left w:val="none" w:sz="0" w:space="0" w:color="000000"/>
-              <w:right w:val="none" w:sz="0" w:space="0" w:color="000000"/>
-            </w:tcBorders>
-            <w:shd w:val="clear" w:color="auto" w:fill="FFFFFF"/>
-            <w:tcMar>
-              <w:top w:w="0" w:type="dxa"/>
-              <w:bottom w:w="0" w:type="dxa"/>
-              <w:left w:w="0" w:type="dxa"/>
-              <w:right w:w="0" w:type="dxa"/>
-            </w:tcMar>
-            <w:vAlign w:val="top"/>
-          </w:tcPr>
-          <w:p>
-            <w:pPr>
-              <w:pStyle w:val="Normal"/>
-              <w:jc w:val="center"/>
-              <w:pBdr>
-                <w:bottom w:val="none" w:sz="0" w:space="0" w:color="000000"/>
-                <w:top w:val="none" w:sz="0" w:space="0" w:color="000000"/>
-                <w:left w:val="none" w:sz="0" w:space="0" w:color="000000"/>
-                <w:right w:val="none" w:sz="0" w:space="0" w:color="000000"/>
-              </w:pBdr>
-              <w:spacing w:after="100" w:before="100" w:line="240"/>
-              <w:ind w:left="100" w:right="100" w:firstLine="0" w:firstLineChars="0"/>
-              <w:rPr>
-                <w:rFonts w:ascii="Helvetica" w:hAnsi="Helvetica" w:eastAsia="Helvetica" w:cs="Helvetica"/>
-                <w:i w:val="false"/>
-                <w:b w:val="false"/>
-                <w:u w:val="none"/>
-                <w:sz w:val="22"/>
-                <w:szCs w:val="22"/>
-                <w:color w:val="000000"/>
-              </w:rPr>
-            </w:pPr>
-            <w:r>
-              <w:rPr>
-                <w:rFonts w:ascii="Helvetica" w:hAnsi="Helvetica" w:eastAsia="Helvetica" w:cs="Helvetica"/>
-                <w:i w:val="false"/>
-                <w:b w:val="false"/>
-                <w:u w:val="none"/>
-                <w:sz w:val="22"/>
-                <w:szCs w:val="22"/>
-                <w:color w:val="000000"/>
-              </w:rPr>
-              <w:t xml:space="preserve">143</w:t>
-            </w:r>
-          </w:p>
-        </w:tc>
-        <w:tc>
-          <w:tcPr>
-            <w:tcBorders>
-              <w:bottom w:val="none" w:sz="0" w:space="0" w:color="000000"/>
-              <w:top w:val="none" w:sz="0" w:space="0" w:color="000000"/>
-              <w:left w:val="none" w:sz="0" w:space="0" w:color="000000"/>
-              <w:right w:val="none" w:sz="0" w:space="0" w:color="000000"/>
-            </w:tcBorders>
-            <w:shd w:val="clear" w:color="auto" w:fill="FFFFFF"/>
-            <w:tcMar>
-              <w:top w:w="0" w:type="dxa"/>
-              <w:bottom w:w="0" w:type="dxa"/>
-              <w:left w:w="0" w:type="dxa"/>
-              <w:right w:w="0" w:type="dxa"/>
-            </w:tcMar>
-            <w:vAlign w:val="top"/>
-          </w:tcPr>
-          <w:p>
-            <w:pPr>
-              <w:pStyle w:val="Normal"/>
-              <w:jc w:val="center"/>
-              <w:pBdr>
-                <w:bottom w:val="none" w:sz="0" w:space="0" w:color="000000"/>
-                <w:top w:val="none" w:sz="0" w:space="0" w:color="000000"/>
-                <w:left w:val="none" w:sz="0" w:space="0" w:color="000000"/>
-                <w:right w:val="none" w:sz="0" w:space="0" w:color="000000"/>
-              </w:pBdr>
-              <w:spacing w:after="100" w:before="100" w:line="240"/>
-              <w:ind w:left="100" w:right="100" w:firstLine="0" w:firstLineChars="0"/>
-              <w:rPr>
-                <w:rFonts w:ascii="Helvetica" w:hAnsi="Helvetica" w:eastAsia="Helvetica" w:cs="Helvetica"/>
-                <w:i w:val="false"/>
-                <w:b w:val="false"/>
-                <w:u w:val="none"/>
-                <w:sz w:val="22"/>
-                <w:szCs w:val="22"/>
-                <w:color w:val="000000"/>
-              </w:rPr>
-            </w:pPr>
-            <w:r>
-              <w:rPr>
-                <w:rFonts w:ascii="Helvetica" w:hAnsi="Helvetica" w:eastAsia="Helvetica" w:cs="Helvetica"/>
-                <w:i w:val="false"/>
-                <w:b w:val="false"/>
-                <w:u w:val="none"/>
-                <w:sz w:val="22"/>
-                <w:szCs w:val="22"/>
-                <w:color w:val="000000"/>
-              </w:rPr>
-              <w:t xml:space="preserve">0.94</w:t>
-            </w:r>
-          </w:p>
-        </w:tc>
-        <w:tc>
-          <w:tcPr>
-            <w:tcBorders>
-              <w:bottom w:val="none" w:sz="0" w:space="0" w:color="000000"/>
-              <w:top w:val="none" w:sz="0" w:space="0" w:color="000000"/>
-              <w:left w:val="none" w:sz="0" w:space="0" w:color="000000"/>
-              <w:right w:val="none" w:sz="0" w:space="0" w:color="000000"/>
-            </w:tcBorders>
-            <w:shd w:val="clear" w:color="auto" w:fill="FFFFFF"/>
-            <w:tcMar>
-              <w:top w:w="0" w:type="dxa"/>
-              <w:bottom w:w="0" w:type="dxa"/>
-              <w:left w:w="0" w:type="dxa"/>
-              <w:right w:w="0" w:type="dxa"/>
-            </w:tcMar>
-            <w:vAlign w:val="top"/>
-          </w:tcPr>
-          <w:p>
-            <w:pPr>
-              <w:pStyle w:val="Normal"/>
-              <w:jc w:val="center"/>
-              <w:pBdr>
-                <w:bottom w:val="none" w:sz="0" w:space="0" w:color="000000"/>
-                <w:top w:val="none" w:sz="0" w:space="0" w:color="000000"/>
-                <w:left w:val="none" w:sz="0" w:space="0" w:color="000000"/>
-                <w:right w:val="none" w:sz="0" w:space="0" w:color="000000"/>
-              </w:pBdr>
-              <w:spacing w:after="100" w:before="100" w:line="240"/>
-              <w:ind w:left="100" w:right="100" w:firstLine="0" w:firstLineChars="0"/>
-              <w:rPr>
-                <w:rFonts w:ascii="Helvetica" w:hAnsi="Helvetica" w:eastAsia="Helvetica" w:cs="Helvetica"/>
-                <w:i w:val="false"/>
-                <w:b w:val="false"/>
-                <w:u w:val="none"/>
-                <w:sz w:val="22"/>
-                <w:szCs w:val="22"/>
-                <w:color w:val="000000"/>
-              </w:rPr>
-            </w:pPr>
-            <w:r>
-              <w:rPr>
-                <w:rFonts w:ascii="Helvetica" w:hAnsi="Helvetica" w:eastAsia="Helvetica" w:cs="Helvetica"/>
-                <w:i w:val="false"/>
-                <w:b w:val="false"/>
-                <w:u w:val="none"/>
-                <w:sz w:val="22"/>
-                <w:szCs w:val="22"/>
-                <w:color w:val="000000"/>
-              </w:rPr>
-              <w:t xml:space="preserve">0.84, 1.05</w:t>
-            </w:r>
-          </w:p>
-        </w:tc>
-        <w:tc>
-          <w:tcPr>
-            <w:tcBorders>
-              <w:bottom w:val="none" w:sz="0" w:space="0" w:color="000000"/>
-              <w:top w:val="none" w:sz="0" w:space="0" w:color="000000"/>
-              <w:left w:val="none" w:sz="0" w:space="0" w:color="000000"/>
-              <w:right w:val="none" w:sz="0" w:space="0" w:color="000000"/>
-            </w:tcBorders>
-            <w:shd w:val="clear" w:color="auto" w:fill="FFFFFF"/>
-            <w:tcMar>
-              <w:top w:w="0" w:type="dxa"/>
-              <w:bottom w:w="0" w:type="dxa"/>
-              <w:left w:w="0" w:type="dxa"/>
-              <w:right w:w="0" w:type="dxa"/>
-            </w:tcMar>
-            <w:vAlign w:val="top"/>
-          </w:tcPr>
-          <w:p>
-            <w:pPr>
-              <w:pStyle w:val="Normal"/>
-              <w:jc w:val="center"/>
-              <w:pBdr>
-                <w:bottom w:val="none" w:sz="0" w:space="0" w:color="000000"/>
-                <w:top w:val="none" w:sz="0" w:space="0" w:color="000000"/>
-                <w:left w:val="none" w:sz="0" w:space="0" w:color="000000"/>
-                <w:right w:val="none" w:sz="0" w:space="0" w:color="000000"/>
-              </w:pBdr>
-              <w:spacing w:after="100" w:before="100" w:line="240"/>
-              <w:ind w:left="100" w:right="100" w:firstLine="0" w:firstLineChars="0"/>
-              <w:rPr>
-                <w:rFonts w:ascii="Helvetica" w:hAnsi="Helvetica" w:eastAsia="Helvetica" w:cs="Helvetica"/>
-                <w:i w:val="false"/>
-                <w:b w:val="false"/>
-                <w:u w:val="none"/>
-                <w:sz w:val="22"/>
-                <w:szCs w:val="22"/>
-                <w:color w:val="000000"/>
-              </w:rPr>
-            </w:pPr>
-            <w:r>
-              <w:rPr>
-                <w:rFonts w:ascii="Helvetica" w:hAnsi="Helvetica" w:eastAsia="Helvetica" w:cs="Helvetica"/>
-                <w:i w:val="false"/>
-                <w:b w:val="false"/>
-                <w:u w:val="none"/>
-                <w:sz w:val="22"/>
-                <w:szCs w:val="22"/>
-                <w:color w:val="000000"/>
-              </w:rPr>
-              <w:t xml:space="preserve">0.290</w:t>
+              <w:t xml:space="preserve">1.0, 1.10</w:t>
+            </w:r>
+          </w:p>
+        </w:tc>
+        <w:tc>
+          <w:tcPr>
+            <w:tcBorders>
+              <w:bottom w:val="none" w:sz="0" w:space="0" w:color="000000"/>
+              <w:top w:val="none" w:sz="0" w:space="0" w:color="000000"/>
+              <w:left w:val="none" w:sz="0" w:space="0" w:color="000000"/>
+              <w:right w:val="none" w:sz="0" w:space="0" w:color="000000"/>
+            </w:tcBorders>
+            <w:shd w:val="clear" w:color="auto" w:fill="FFFFFF"/>
+            <w:tcMar>
+              <w:top w:w="0" w:type="dxa"/>
+              <w:bottom w:w="0" w:type="dxa"/>
+              <w:left w:w="0" w:type="dxa"/>
+              <w:right w:w="0" w:type="dxa"/>
+            </w:tcMar>
+            <w:vAlign w:val="top"/>
+          </w:tcPr>
+          <w:p>
+            <w:pPr>
+              <w:pStyle w:val="Normal"/>
+              <w:jc w:val="center"/>
+              <w:pBdr>
+                <w:bottom w:val="none" w:sz="0" w:space="0" w:color="000000"/>
+                <w:top w:val="none" w:sz="0" w:space="0" w:color="000000"/>
+                <w:left w:val="none" w:sz="0" w:space="0" w:color="000000"/>
+                <w:right w:val="none" w:sz="0" w:space="0" w:color="000000"/>
+              </w:pBdr>
+              <w:spacing w:after="100" w:before="100" w:line="240"/>
+              <w:ind w:left="100" w:right="100" w:firstLine="0" w:firstLineChars="0"/>
+              <w:rPr>
+                <w:rFonts w:ascii="Helvetica" w:hAnsi="Helvetica" w:eastAsia="Helvetica" w:cs="Helvetica"/>
+                <w:i w:val="false"/>
+                <w:b w:val="false"/>
+                <w:u w:val="none"/>
+                <w:sz w:val="22"/>
+                <w:szCs w:val="22"/>
+                <w:color w:val="000000"/>
+              </w:rPr>
+            </w:pPr>
+            <w:r>
+              <w:rPr>
+                <w:rFonts w:ascii="Helvetica" w:hAnsi="Helvetica" w:eastAsia="Helvetica" w:cs="Helvetica"/>
+                <w:i w:val="false"/>
+                <w:b w:val="false"/>
+                <w:u w:val="none"/>
+                <w:sz w:val="22"/>
+                <w:szCs w:val="22"/>
+                <w:color w:val="000000"/>
+              </w:rPr>
+              <w:t xml:space="preserve">0.079</w:t>
+            </w:r>
+          </w:p>
+        </w:tc>
+        <w:tc>
+          <w:tcPr>
+            <w:tcBorders>
+              <w:bottom w:val="none" w:sz="0" w:space="0" w:color="000000"/>
+              <w:top w:val="none" w:sz="0" w:space="0" w:color="000000"/>
+              <w:left w:val="none" w:sz="0" w:space="0" w:color="000000"/>
+              <w:right w:val="none" w:sz="0" w:space="0" w:color="000000"/>
+            </w:tcBorders>
+            <w:shd w:val="clear" w:color="auto" w:fill="FFFFFF"/>
+            <w:tcMar>
+              <w:top w:w="0" w:type="dxa"/>
+              <w:bottom w:w="0" w:type="dxa"/>
+              <w:left w:w="0" w:type="dxa"/>
+              <w:right w:w="0" w:type="dxa"/>
+            </w:tcMar>
+            <w:vAlign w:val="top"/>
+          </w:tcPr>
+          <w:p>
+            <w:pPr>
+              <w:pStyle w:val="Normal"/>
+              <w:jc w:val="center"/>
+              <w:pBdr>
+                <w:bottom w:val="none" w:sz="0" w:space="0" w:color="000000"/>
+                <w:top w:val="none" w:sz="0" w:space="0" w:color="000000"/>
+                <w:left w:val="none" w:sz="0" w:space="0" w:color="000000"/>
+                <w:right w:val="none" w:sz="0" w:space="0" w:color="000000"/>
+              </w:pBdr>
+              <w:spacing w:after="100" w:before="100" w:line="240"/>
+              <w:ind w:left="100" w:right="100" w:firstLine="0" w:firstLineChars="0"/>
+              <w:rPr>
+                <w:rFonts w:ascii="Helvetica" w:hAnsi="Helvetica" w:eastAsia="Helvetica" w:cs="Helvetica"/>
+                <w:i w:val="false"/>
+                <w:b w:val="false"/>
+                <w:u w:val="none"/>
+                <w:sz w:val="22"/>
+                <w:szCs w:val="22"/>
+                <w:color w:val="000000"/>
+              </w:rPr>
+            </w:pPr>
+            <w:r>
+              <w:rPr>
+                <w:rFonts w:ascii="Helvetica" w:hAnsi="Helvetica" w:eastAsia="Helvetica" w:cs="Helvetica"/>
+                <w:i w:val="false"/>
+                <w:b w:val="false"/>
+                <w:u w:val="none"/>
+                <w:sz w:val="22"/>
+                <w:szCs w:val="22"/>
+                <w:color w:val="000000"/>
+              </w:rPr>
+              <w:t xml:space="preserve">142</w:t>
+            </w:r>
+          </w:p>
+        </w:tc>
+        <w:tc>
+          <w:tcPr>
+            <w:tcBorders>
+              <w:bottom w:val="none" w:sz="0" w:space="0" w:color="000000"/>
+              <w:top w:val="none" w:sz="0" w:space="0" w:color="000000"/>
+              <w:left w:val="none" w:sz="0" w:space="0" w:color="000000"/>
+              <w:right w:val="none" w:sz="0" w:space="0" w:color="000000"/>
+            </w:tcBorders>
+            <w:shd w:val="clear" w:color="auto" w:fill="FFFFFF"/>
+            <w:tcMar>
+              <w:top w:w="0" w:type="dxa"/>
+              <w:bottom w:w="0" w:type="dxa"/>
+              <w:left w:w="0" w:type="dxa"/>
+              <w:right w:w="0" w:type="dxa"/>
+            </w:tcMar>
+            <w:vAlign w:val="top"/>
+          </w:tcPr>
+          <w:p>
+            <w:pPr>
+              <w:pStyle w:val="Normal"/>
+              <w:jc w:val="center"/>
+              <w:pBdr>
+                <w:bottom w:val="none" w:sz="0" w:space="0" w:color="000000"/>
+                <w:top w:val="none" w:sz="0" w:space="0" w:color="000000"/>
+                <w:left w:val="none" w:sz="0" w:space="0" w:color="000000"/>
+                <w:right w:val="none" w:sz="0" w:space="0" w:color="000000"/>
+              </w:pBdr>
+              <w:spacing w:after="100" w:before="100" w:line="240"/>
+              <w:ind w:left="100" w:right="100" w:firstLine="0" w:firstLineChars="0"/>
+              <w:rPr>
+                <w:rFonts w:ascii="Helvetica" w:hAnsi="Helvetica" w:eastAsia="Helvetica" w:cs="Helvetica"/>
+                <w:i w:val="false"/>
+                <w:b w:val="false"/>
+                <w:u w:val="none"/>
+                <w:sz w:val="22"/>
+                <w:szCs w:val="22"/>
+                <w:color w:val="000000"/>
+              </w:rPr>
+            </w:pPr>
+            <w:r>
+              <w:rPr>
+                <w:rFonts w:ascii="Helvetica" w:hAnsi="Helvetica" w:eastAsia="Helvetica" w:cs="Helvetica"/>
+                <w:i w:val="false"/>
+                <w:b w:val="false"/>
+                <w:u w:val="none"/>
+                <w:sz w:val="22"/>
+                <w:szCs w:val="22"/>
+                <w:color w:val="000000"/>
+              </w:rPr>
+              <w:t xml:space="preserve">0.95</w:t>
+            </w:r>
+          </w:p>
+        </w:tc>
+        <w:tc>
+          <w:tcPr>
+            <w:tcBorders>
+              <w:bottom w:val="none" w:sz="0" w:space="0" w:color="000000"/>
+              <w:top w:val="none" w:sz="0" w:space="0" w:color="000000"/>
+              <w:left w:val="none" w:sz="0" w:space="0" w:color="000000"/>
+              <w:right w:val="none" w:sz="0" w:space="0" w:color="000000"/>
+            </w:tcBorders>
+            <w:shd w:val="clear" w:color="auto" w:fill="FFFFFF"/>
+            <w:tcMar>
+              <w:top w:w="0" w:type="dxa"/>
+              <w:bottom w:w="0" w:type="dxa"/>
+              <w:left w:w="0" w:type="dxa"/>
+              <w:right w:w="0" w:type="dxa"/>
+            </w:tcMar>
+            <w:vAlign w:val="top"/>
+          </w:tcPr>
+          <w:p>
+            <w:pPr>
+              <w:pStyle w:val="Normal"/>
+              <w:jc w:val="center"/>
+              <w:pBdr>
+                <w:bottom w:val="none" w:sz="0" w:space="0" w:color="000000"/>
+                <w:top w:val="none" w:sz="0" w:space="0" w:color="000000"/>
+                <w:left w:val="none" w:sz="0" w:space="0" w:color="000000"/>
+                <w:right w:val="none" w:sz="0" w:space="0" w:color="000000"/>
+              </w:pBdr>
+              <w:spacing w:after="100" w:before="100" w:line="240"/>
+              <w:ind w:left="100" w:right="100" w:firstLine="0" w:firstLineChars="0"/>
+              <w:rPr>
+                <w:rFonts w:ascii="Helvetica" w:hAnsi="Helvetica" w:eastAsia="Helvetica" w:cs="Helvetica"/>
+                <w:i w:val="false"/>
+                <w:b w:val="false"/>
+                <w:u w:val="none"/>
+                <w:sz w:val="22"/>
+                <w:szCs w:val="22"/>
+                <w:color w:val="000000"/>
+              </w:rPr>
+            </w:pPr>
+            <w:r>
+              <w:rPr>
+                <w:rFonts w:ascii="Helvetica" w:hAnsi="Helvetica" w:eastAsia="Helvetica" w:cs="Helvetica"/>
+                <w:i w:val="false"/>
+                <w:b w:val="false"/>
+                <w:u w:val="none"/>
+                <w:sz w:val="22"/>
+                <w:szCs w:val="22"/>
+                <w:color w:val="000000"/>
+              </w:rPr>
+              <w:t xml:space="preserve">0.84, 1.07</w:t>
+            </w:r>
+          </w:p>
+        </w:tc>
+        <w:tc>
+          <w:tcPr>
+            <w:tcBorders>
+              <w:bottom w:val="none" w:sz="0" w:space="0" w:color="000000"/>
+              <w:top w:val="none" w:sz="0" w:space="0" w:color="000000"/>
+              <w:left w:val="none" w:sz="0" w:space="0" w:color="000000"/>
+              <w:right w:val="none" w:sz="0" w:space="0" w:color="000000"/>
+            </w:tcBorders>
+            <w:shd w:val="clear" w:color="auto" w:fill="FFFFFF"/>
+            <w:tcMar>
+              <w:top w:w="0" w:type="dxa"/>
+              <w:bottom w:w="0" w:type="dxa"/>
+              <w:left w:w="0" w:type="dxa"/>
+              <w:right w:w="0" w:type="dxa"/>
+            </w:tcMar>
+            <w:vAlign w:val="top"/>
+          </w:tcPr>
+          <w:p>
+            <w:pPr>
+              <w:pStyle w:val="Normal"/>
+              <w:jc w:val="center"/>
+              <w:pBdr>
+                <w:bottom w:val="none" w:sz="0" w:space="0" w:color="000000"/>
+                <w:top w:val="none" w:sz="0" w:space="0" w:color="000000"/>
+                <w:left w:val="none" w:sz="0" w:space="0" w:color="000000"/>
+                <w:right w:val="none" w:sz="0" w:space="0" w:color="000000"/>
+              </w:pBdr>
+              <w:spacing w:after="100" w:before="100" w:line="240"/>
+              <w:ind w:left="100" w:right="100" w:firstLine="0" w:firstLineChars="0"/>
+              <w:rPr>
+                <w:rFonts w:ascii="Helvetica" w:hAnsi="Helvetica" w:eastAsia="Helvetica" w:cs="Helvetica"/>
+                <w:i w:val="false"/>
+                <w:b w:val="false"/>
+                <w:u w:val="none"/>
+                <w:sz w:val="22"/>
+                <w:szCs w:val="22"/>
+                <w:color w:val="000000"/>
+              </w:rPr>
+            </w:pPr>
+            <w:r>
+              <w:rPr>
+                <w:rFonts w:ascii="Helvetica" w:hAnsi="Helvetica" w:eastAsia="Helvetica" w:cs="Helvetica"/>
+                <w:i w:val="false"/>
+                <w:b w:val="false"/>
+                <w:u w:val="none"/>
+                <w:sz w:val="22"/>
+                <w:szCs w:val="22"/>
+                <w:color w:val="000000"/>
+              </w:rPr>
+              <w:t xml:space="preserve">0.380</w:t>
             </w:r>
           </w:p>
         </w:tc>
@@ -12430,378 +12430,378 @@
                 <w:szCs w:val="22"/>
                 <w:color w:val="000000"/>
               </w:rPr>
-              <w:t xml:space="preserve">143</w:t>
-            </w:r>
-          </w:p>
-        </w:tc>
-        <w:tc>
-          <w:tcPr>
-            <w:tcBorders>
-              <w:bottom w:val="none" w:sz="0" w:space="0" w:color="000000"/>
-              <w:top w:val="none" w:sz="0" w:space="0" w:color="000000"/>
-              <w:left w:val="none" w:sz="0" w:space="0" w:color="000000"/>
-              <w:right w:val="none" w:sz="0" w:space="0" w:color="000000"/>
-            </w:tcBorders>
-            <w:shd w:val="clear" w:color="auto" w:fill="FFFFFF"/>
-            <w:tcMar>
-              <w:top w:w="0" w:type="dxa"/>
-              <w:bottom w:w="0" w:type="dxa"/>
-              <w:left w:w="0" w:type="dxa"/>
-              <w:right w:w="0" w:type="dxa"/>
-            </w:tcMar>
-            <w:vAlign w:val="top"/>
-          </w:tcPr>
-          <w:p>
-            <w:pPr>
-              <w:pStyle w:val="Normal"/>
-              <w:jc w:val="center"/>
-              <w:pBdr>
-                <w:bottom w:val="none" w:sz="0" w:space="0" w:color="000000"/>
-                <w:top w:val="none" w:sz="0" w:space="0" w:color="000000"/>
-                <w:left w:val="none" w:sz="0" w:space="0" w:color="000000"/>
-                <w:right w:val="none" w:sz="0" w:space="0" w:color="000000"/>
-              </w:pBdr>
-              <w:spacing w:after="100" w:before="100" w:line="240"/>
-              <w:ind w:left="100" w:right="100" w:firstLine="0" w:firstLineChars="0"/>
-              <w:rPr>
-                <w:rFonts w:ascii="Helvetica" w:hAnsi="Helvetica" w:eastAsia="Helvetica" w:cs="Helvetica"/>
-                <w:i w:val="false"/>
-                <w:b w:val="false"/>
-                <w:u w:val="none"/>
-                <w:sz w:val="22"/>
-                <w:szCs w:val="22"/>
-                <w:color w:val="000000"/>
-              </w:rPr>
-            </w:pPr>
-            <w:r>
-              <w:rPr>
-                <w:rFonts w:ascii="Helvetica" w:hAnsi="Helvetica" w:eastAsia="Helvetica" w:cs="Helvetica"/>
-                <w:i w:val="false"/>
-                <w:b w:val="false"/>
-                <w:u w:val="none"/>
-                <w:sz w:val="22"/>
-                <w:szCs w:val="22"/>
-                <w:color w:val="000000"/>
-              </w:rPr>
-              <w:t xml:space="preserve">1.34</w:t>
-            </w:r>
-          </w:p>
-        </w:tc>
-        <w:tc>
-          <w:tcPr>
-            <w:tcBorders>
-              <w:bottom w:val="none" w:sz="0" w:space="0" w:color="000000"/>
-              <w:top w:val="none" w:sz="0" w:space="0" w:color="000000"/>
-              <w:left w:val="none" w:sz="0" w:space="0" w:color="000000"/>
-              <w:right w:val="none" w:sz="0" w:space="0" w:color="000000"/>
-            </w:tcBorders>
-            <w:shd w:val="clear" w:color="auto" w:fill="FFFFFF"/>
-            <w:tcMar>
-              <w:top w:w="0" w:type="dxa"/>
-              <w:bottom w:w="0" w:type="dxa"/>
-              <w:left w:w="0" w:type="dxa"/>
-              <w:right w:w="0" w:type="dxa"/>
-            </w:tcMar>
-            <w:vAlign w:val="top"/>
-          </w:tcPr>
-          <w:p>
-            <w:pPr>
-              <w:pStyle w:val="Normal"/>
-              <w:jc w:val="center"/>
-              <w:pBdr>
-                <w:bottom w:val="none" w:sz="0" w:space="0" w:color="000000"/>
-                <w:top w:val="none" w:sz="0" w:space="0" w:color="000000"/>
-                <w:left w:val="none" w:sz="0" w:space="0" w:color="000000"/>
-                <w:right w:val="none" w:sz="0" w:space="0" w:color="000000"/>
-              </w:pBdr>
-              <w:spacing w:after="100" w:before="100" w:line="240"/>
-              <w:ind w:left="100" w:right="100" w:firstLine="0" w:firstLineChars="0"/>
-              <w:rPr>
-                <w:rFonts w:ascii="Helvetica" w:hAnsi="Helvetica" w:eastAsia="Helvetica" w:cs="Helvetica"/>
-                <w:i w:val="false"/>
-                <w:b w:val="false"/>
-                <w:u w:val="none"/>
-                <w:sz w:val="22"/>
-                <w:szCs w:val="22"/>
-                <w:color w:val="000000"/>
-              </w:rPr>
-            </w:pPr>
-            <w:r>
-              <w:rPr>
-                <w:rFonts w:ascii="Helvetica" w:hAnsi="Helvetica" w:eastAsia="Helvetica" w:cs="Helvetica"/>
-                <w:i w:val="false"/>
-                <w:b w:val="false"/>
-                <w:u w:val="none"/>
-                <w:sz w:val="22"/>
-                <w:szCs w:val="22"/>
-                <w:color w:val="000000"/>
-              </w:rPr>
-              <w:t xml:space="preserve">0.45, 3.92</w:t>
-            </w:r>
-          </w:p>
-        </w:tc>
-        <w:tc>
-          <w:tcPr>
-            <w:tcBorders>
-              <w:bottom w:val="none" w:sz="0" w:space="0" w:color="000000"/>
-              <w:top w:val="none" w:sz="0" w:space="0" w:color="000000"/>
-              <w:left w:val="none" w:sz="0" w:space="0" w:color="000000"/>
-              <w:right w:val="none" w:sz="0" w:space="0" w:color="000000"/>
-            </w:tcBorders>
-            <w:shd w:val="clear" w:color="auto" w:fill="FFFFFF"/>
-            <w:tcMar>
-              <w:top w:w="0" w:type="dxa"/>
-              <w:bottom w:w="0" w:type="dxa"/>
-              <w:left w:w="0" w:type="dxa"/>
-              <w:right w:w="0" w:type="dxa"/>
-            </w:tcMar>
-            <w:vAlign w:val="top"/>
-          </w:tcPr>
-          <w:p>
-            <w:pPr>
-              <w:pStyle w:val="Normal"/>
-              <w:jc w:val="center"/>
-              <w:pBdr>
-                <w:bottom w:val="none" w:sz="0" w:space="0" w:color="000000"/>
-                <w:top w:val="none" w:sz="0" w:space="0" w:color="000000"/>
-                <w:left w:val="none" w:sz="0" w:space="0" w:color="000000"/>
-                <w:right w:val="none" w:sz="0" w:space="0" w:color="000000"/>
-              </w:pBdr>
-              <w:spacing w:after="100" w:before="100" w:line="240"/>
-              <w:ind w:left="100" w:right="100" w:firstLine="0" w:firstLineChars="0"/>
-              <w:rPr>
-                <w:rFonts w:ascii="Helvetica" w:hAnsi="Helvetica" w:eastAsia="Helvetica" w:cs="Helvetica"/>
-                <w:i w:val="false"/>
-                <w:b w:val="false"/>
-                <w:u w:val="none"/>
-                <w:sz w:val="22"/>
-                <w:szCs w:val="22"/>
-                <w:color w:val="000000"/>
-              </w:rPr>
-            </w:pPr>
-            <w:r>
-              <w:rPr>
-                <w:rFonts w:ascii="Helvetica" w:hAnsi="Helvetica" w:eastAsia="Helvetica" w:cs="Helvetica"/>
-                <w:i w:val="false"/>
-                <w:b w:val="false"/>
-                <w:u w:val="none"/>
-                <w:sz w:val="22"/>
-                <w:szCs w:val="22"/>
-                <w:color w:val="000000"/>
-              </w:rPr>
-              <w:t xml:space="preserve">0.600</w:t>
-            </w:r>
-          </w:p>
-        </w:tc>
-        <w:tc>
-          <w:tcPr>
-            <w:tcBorders>
-              <w:bottom w:val="none" w:sz="0" w:space="0" w:color="000000"/>
-              <w:top w:val="none" w:sz="0" w:space="0" w:color="000000"/>
-              <w:left w:val="none" w:sz="0" w:space="0" w:color="000000"/>
-              <w:right w:val="none" w:sz="0" w:space="0" w:color="000000"/>
-            </w:tcBorders>
-            <w:shd w:val="clear" w:color="auto" w:fill="FFFFFF"/>
-            <w:tcMar>
-              <w:top w:w="0" w:type="dxa"/>
-              <w:bottom w:w="0" w:type="dxa"/>
-              <w:left w:w="0" w:type="dxa"/>
-              <w:right w:w="0" w:type="dxa"/>
-            </w:tcMar>
-            <w:vAlign w:val="top"/>
-          </w:tcPr>
-          <w:p>
-            <w:pPr>
-              <w:pStyle w:val="Normal"/>
-              <w:jc w:val="center"/>
-              <w:pBdr>
-                <w:bottom w:val="none" w:sz="0" w:space="0" w:color="000000"/>
-                <w:top w:val="none" w:sz="0" w:space="0" w:color="000000"/>
-                <w:left w:val="none" w:sz="0" w:space="0" w:color="000000"/>
-                <w:right w:val="none" w:sz="0" w:space="0" w:color="000000"/>
-              </w:pBdr>
-              <w:spacing w:after="100" w:before="100" w:line="240"/>
-              <w:ind w:left="100" w:right="100" w:firstLine="0" w:firstLineChars="0"/>
-              <w:rPr>
-                <w:rFonts w:ascii="Helvetica" w:hAnsi="Helvetica" w:eastAsia="Helvetica" w:cs="Helvetica"/>
-                <w:i w:val="false"/>
-                <w:b w:val="false"/>
-                <w:u w:val="none"/>
-                <w:sz w:val="22"/>
-                <w:szCs w:val="22"/>
-                <w:color w:val="000000"/>
-              </w:rPr>
-            </w:pPr>
-            <w:r>
-              <w:rPr>
-                <w:rFonts w:ascii="Helvetica" w:hAnsi="Helvetica" w:eastAsia="Helvetica" w:cs="Helvetica"/>
-                <w:i w:val="false"/>
-                <w:b w:val="false"/>
-                <w:u w:val="none"/>
-                <w:sz w:val="22"/>
-                <w:szCs w:val="22"/>
-                <w:color w:val="000000"/>
-              </w:rPr>
-              <w:t xml:space="preserve">143</w:t>
-            </w:r>
-          </w:p>
-        </w:tc>
-        <w:tc>
-          <w:tcPr>
-            <w:tcBorders>
-              <w:bottom w:val="none" w:sz="0" w:space="0" w:color="000000"/>
-              <w:top w:val="none" w:sz="0" w:space="0" w:color="000000"/>
-              <w:left w:val="none" w:sz="0" w:space="0" w:color="000000"/>
-              <w:right w:val="none" w:sz="0" w:space="0" w:color="000000"/>
-            </w:tcBorders>
-            <w:shd w:val="clear" w:color="auto" w:fill="FFFFFF"/>
-            <w:tcMar>
-              <w:top w:w="0" w:type="dxa"/>
-              <w:bottom w:w="0" w:type="dxa"/>
-              <w:left w:w="0" w:type="dxa"/>
-              <w:right w:w="0" w:type="dxa"/>
-            </w:tcMar>
-            <w:vAlign w:val="top"/>
-          </w:tcPr>
-          <w:p>
-            <w:pPr>
-              <w:pStyle w:val="Normal"/>
-              <w:jc w:val="center"/>
-              <w:pBdr>
-                <w:bottom w:val="none" w:sz="0" w:space="0" w:color="000000"/>
-                <w:top w:val="none" w:sz="0" w:space="0" w:color="000000"/>
-                <w:left w:val="none" w:sz="0" w:space="0" w:color="000000"/>
-                <w:right w:val="none" w:sz="0" w:space="0" w:color="000000"/>
-              </w:pBdr>
-              <w:spacing w:after="100" w:before="100" w:line="240"/>
-              <w:ind w:left="100" w:right="100" w:firstLine="0" w:firstLineChars="0"/>
-              <w:rPr>
-                <w:rFonts w:ascii="Helvetica" w:hAnsi="Helvetica" w:eastAsia="Helvetica" w:cs="Helvetica"/>
-                <w:i w:val="false"/>
-                <w:b w:val="false"/>
-                <w:u w:val="none"/>
-                <w:sz w:val="22"/>
-                <w:szCs w:val="22"/>
-                <w:color w:val="000000"/>
-              </w:rPr>
-            </w:pPr>
-            <w:r>
-              <w:rPr>
-                <w:rFonts w:ascii="Helvetica" w:hAnsi="Helvetica" w:eastAsia="Helvetica" w:cs="Helvetica"/>
-                <w:i w:val="false"/>
-                <w:b w:val="false"/>
-                <w:u w:val="none"/>
-                <w:sz w:val="22"/>
-                <w:szCs w:val="22"/>
-                <w:color w:val="000000"/>
-              </w:rPr>
-              <w:t xml:space="preserve">1.96</w:t>
-            </w:r>
-          </w:p>
-        </w:tc>
-        <w:tc>
-          <w:tcPr>
-            <w:tcBorders>
-              <w:bottom w:val="none" w:sz="0" w:space="0" w:color="000000"/>
-              <w:top w:val="none" w:sz="0" w:space="0" w:color="000000"/>
-              <w:left w:val="none" w:sz="0" w:space="0" w:color="000000"/>
-              <w:right w:val="none" w:sz="0" w:space="0" w:color="000000"/>
-            </w:tcBorders>
-            <w:shd w:val="clear" w:color="auto" w:fill="FFFFFF"/>
-            <w:tcMar>
-              <w:top w:w="0" w:type="dxa"/>
-              <w:bottom w:w="0" w:type="dxa"/>
-              <w:left w:w="0" w:type="dxa"/>
-              <w:right w:w="0" w:type="dxa"/>
-            </w:tcMar>
-            <w:vAlign w:val="top"/>
-          </w:tcPr>
-          <w:p>
-            <w:pPr>
-              <w:pStyle w:val="Normal"/>
-              <w:jc w:val="center"/>
-              <w:pBdr>
-                <w:bottom w:val="none" w:sz="0" w:space="0" w:color="000000"/>
-                <w:top w:val="none" w:sz="0" w:space="0" w:color="000000"/>
-                <w:left w:val="none" w:sz="0" w:space="0" w:color="000000"/>
-                <w:right w:val="none" w:sz="0" w:space="0" w:color="000000"/>
-              </w:pBdr>
-              <w:spacing w:after="100" w:before="100" w:line="240"/>
-              <w:ind w:left="100" w:right="100" w:firstLine="0" w:firstLineChars="0"/>
-              <w:rPr>
-                <w:rFonts w:ascii="Helvetica" w:hAnsi="Helvetica" w:eastAsia="Helvetica" w:cs="Helvetica"/>
-                <w:i w:val="false"/>
-                <w:b w:val="false"/>
-                <w:u w:val="none"/>
-                <w:sz w:val="22"/>
-                <w:szCs w:val="22"/>
-                <w:color w:val="000000"/>
-              </w:rPr>
-            </w:pPr>
-            <w:r>
-              <w:rPr>
-                <w:rFonts w:ascii="Helvetica" w:hAnsi="Helvetica" w:eastAsia="Helvetica" w:cs="Helvetica"/>
-                <w:i w:val="false"/>
-                <w:b w:val="false"/>
-                <w:u w:val="none"/>
-                <w:sz w:val="22"/>
-                <w:szCs w:val="22"/>
-                <w:color w:val="000000"/>
-              </w:rPr>
-              <w:t xml:space="preserve">0.55, 7.03</w:t>
-            </w:r>
-          </w:p>
-        </w:tc>
-        <w:tc>
-          <w:tcPr>
-            <w:tcBorders>
-              <w:bottom w:val="none" w:sz="0" w:space="0" w:color="000000"/>
-              <w:top w:val="none" w:sz="0" w:space="0" w:color="000000"/>
-              <w:left w:val="none" w:sz="0" w:space="0" w:color="000000"/>
-              <w:right w:val="none" w:sz="0" w:space="0" w:color="000000"/>
-            </w:tcBorders>
-            <w:shd w:val="clear" w:color="auto" w:fill="FFFFFF"/>
-            <w:tcMar>
-              <w:top w:w="0" w:type="dxa"/>
-              <w:bottom w:w="0" w:type="dxa"/>
-              <w:left w:w="0" w:type="dxa"/>
-              <w:right w:w="0" w:type="dxa"/>
-            </w:tcMar>
-            <w:vAlign w:val="top"/>
-          </w:tcPr>
-          <w:p>
-            <w:pPr>
-              <w:pStyle w:val="Normal"/>
-              <w:jc w:val="center"/>
-              <w:pBdr>
-                <w:bottom w:val="none" w:sz="0" w:space="0" w:color="000000"/>
-                <w:top w:val="none" w:sz="0" w:space="0" w:color="000000"/>
-                <w:left w:val="none" w:sz="0" w:space="0" w:color="000000"/>
-                <w:right w:val="none" w:sz="0" w:space="0" w:color="000000"/>
-              </w:pBdr>
-              <w:spacing w:after="100" w:before="100" w:line="240"/>
-              <w:ind w:left="100" w:right="100" w:firstLine="0" w:firstLineChars="0"/>
-              <w:rPr>
-                <w:rFonts w:ascii="Helvetica" w:hAnsi="Helvetica" w:eastAsia="Helvetica" w:cs="Helvetica"/>
-                <w:i w:val="false"/>
-                <w:b w:val="false"/>
-                <w:u w:val="none"/>
-                <w:sz w:val="22"/>
-                <w:szCs w:val="22"/>
-                <w:color w:val="000000"/>
-              </w:rPr>
-            </w:pPr>
-            <w:r>
-              <w:rPr>
-                <w:rFonts w:ascii="Helvetica" w:hAnsi="Helvetica" w:eastAsia="Helvetica" w:cs="Helvetica"/>
-                <w:i w:val="false"/>
-                <w:b w:val="false"/>
-                <w:u w:val="none"/>
-                <w:sz w:val="22"/>
-                <w:szCs w:val="22"/>
-                <w:color w:val="000000"/>
-              </w:rPr>
-              <w:t xml:space="preserve">0.300</w:t>
+              <w:t xml:space="preserve">142</w:t>
+            </w:r>
+          </w:p>
+        </w:tc>
+        <w:tc>
+          <w:tcPr>
+            <w:tcBorders>
+              <w:bottom w:val="none" w:sz="0" w:space="0" w:color="000000"/>
+              <w:top w:val="none" w:sz="0" w:space="0" w:color="000000"/>
+              <w:left w:val="none" w:sz="0" w:space="0" w:color="000000"/>
+              <w:right w:val="none" w:sz="0" w:space="0" w:color="000000"/>
+            </w:tcBorders>
+            <w:shd w:val="clear" w:color="auto" w:fill="FFFFFF"/>
+            <w:tcMar>
+              <w:top w:w="0" w:type="dxa"/>
+              <w:bottom w:w="0" w:type="dxa"/>
+              <w:left w:w="0" w:type="dxa"/>
+              <w:right w:w="0" w:type="dxa"/>
+            </w:tcMar>
+            <w:vAlign w:val="top"/>
+          </w:tcPr>
+          <w:p>
+            <w:pPr>
+              <w:pStyle w:val="Normal"/>
+              <w:jc w:val="center"/>
+              <w:pBdr>
+                <w:bottom w:val="none" w:sz="0" w:space="0" w:color="000000"/>
+                <w:top w:val="none" w:sz="0" w:space="0" w:color="000000"/>
+                <w:left w:val="none" w:sz="0" w:space="0" w:color="000000"/>
+                <w:right w:val="none" w:sz="0" w:space="0" w:color="000000"/>
+              </w:pBdr>
+              <w:spacing w:after="100" w:before="100" w:line="240"/>
+              <w:ind w:left="100" w:right="100" w:firstLine="0" w:firstLineChars="0"/>
+              <w:rPr>
+                <w:rFonts w:ascii="Helvetica" w:hAnsi="Helvetica" w:eastAsia="Helvetica" w:cs="Helvetica"/>
+                <w:i w:val="false"/>
+                <w:b w:val="false"/>
+                <w:u w:val="none"/>
+                <w:sz w:val="22"/>
+                <w:szCs w:val="22"/>
+                <w:color w:val="000000"/>
+              </w:rPr>
+            </w:pPr>
+            <w:r>
+              <w:rPr>
+                <w:rFonts w:ascii="Helvetica" w:hAnsi="Helvetica" w:eastAsia="Helvetica" w:cs="Helvetica"/>
+                <w:i w:val="false"/>
+                <w:b w:val="false"/>
+                <w:u w:val="none"/>
+                <w:sz w:val="22"/>
+                <w:szCs w:val="22"/>
+                <w:color w:val="000000"/>
+              </w:rPr>
+              <w:t xml:space="preserve">1.32</w:t>
+            </w:r>
+          </w:p>
+        </w:tc>
+        <w:tc>
+          <w:tcPr>
+            <w:tcBorders>
+              <w:bottom w:val="none" w:sz="0" w:space="0" w:color="000000"/>
+              <w:top w:val="none" w:sz="0" w:space="0" w:color="000000"/>
+              <w:left w:val="none" w:sz="0" w:space="0" w:color="000000"/>
+              <w:right w:val="none" w:sz="0" w:space="0" w:color="000000"/>
+            </w:tcBorders>
+            <w:shd w:val="clear" w:color="auto" w:fill="FFFFFF"/>
+            <w:tcMar>
+              <w:top w:w="0" w:type="dxa"/>
+              <w:bottom w:w="0" w:type="dxa"/>
+              <w:left w:w="0" w:type="dxa"/>
+              <w:right w:w="0" w:type="dxa"/>
+            </w:tcMar>
+            <w:vAlign w:val="top"/>
+          </w:tcPr>
+          <w:p>
+            <w:pPr>
+              <w:pStyle w:val="Normal"/>
+              <w:jc w:val="center"/>
+              <w:pBdr>
+                <w:bottom w:val="none" w:sz="0" w:space="0" w:color="000000"/>
+                <w:top w:val="none" w:sz="0" w:space="0" w:color="000000"/>
+                <w:left w:val="none" w:sz="0" w:space="0" w:color="000000"/>
+                <w:right w:val="none" w:sz="0" w:space="0" w:color="000000"/>
+              </w:pBdr>
+              <w:spacing w:after="100" w:before="100" w:line="240"/>
+              <w:ind w:left="100" w:right="100" w:firstLine="0" w:firstLineChars="0"/>
+              <w:rPr>
+                <w:rFonts w:ascii="Helvetica" w:hAnsi="Helvetica" w:eastAsia="Helvetica" w:cs="Helvetica"/>
+                <w:i w:val="false"/>
+                <w:b w:val="false"/>
+                <w:u w:val="none"/>
+                <w:sz w:val="22"/>
+                <w:szCs w:val="22"/>
+                <w:color w:val="000000"/>
+              </w:rPr>
+            </w:pPr>
+            <w:r>
+              <w:rPr>
+                <w:rFonts w:ascii="Helvetica" w:hAnsi="Helvetica" w:eastAsia="Helvetica" w:cs="Helvetica"/>
+                <w:i w:val="false"/>
+                <w:b w:val="false"/>
+                <w:u w:val="none"/>
+                <w:sz w:val="22"/>
+                <w:szCs w:val="22"/>
+                <w:color w:val="000000"/>
+              </w:rPr>
+              <w:t xml:space="preserve">0.45, 3.88</w:t>
+            </w:r>
+          </w:p>
+        </w:tc>
+        <w:tc>
+          <w:tcPr>
+            <w:tcBorders>
+              <w:bottom w:val="none" w:sz="0" w:space="0" w:color="000000"/>
+              <w:top w:val="none" w:sz="0" w:space="0" w:color="000000"/>
+              <w:left w:val="none" w:sz="0" w:space="0" w:color="000000"/>
+              <w:right w:val="none" w:sz="0" w:space="0" w:color="000000"/>
+            </w:tcBorders>
+            <w:shd w:val="clear" w:color="auto" w:fill="FFFFFF"/>
+            <w:tcMar>
+              <w:top w:w="0" w:type="dxa"/>
+              <w:bottom w:w="0" w:type="dxa"/>
+              <w:left w:w="0" w:type="dxa"/>
+              <w:right w:w="0" w:type="dxa"/>
+            </w:tcMar>
+            <w:vAlign w:val="top"/>
+          </w:tcPr>
+          <w:p>
+            <w:pPr>
+              <w:pStyle w:val="Normal"/>
+              <w:jc w:val="center"/>
+              <w:pBdr>
+                <w:bottom w:val="none" w:sz="0" w:space="0" w:color="000000"/>
+                <w:top w:val="none" w:sz="0" w:space="0" w:color="000000"/>
+                <w:left w:val="none" w:sz="0" w:space="0" w:color="000000"/>
+                <w:right w:val="none" w:sz="0" w:space="0" w:color="000000"/>
+              </w:pBdr>
+              <w:spacing w:after="100" w:before="100" w:line="240"/>
+              <w:ind w:left="100" w:right="100" w:firstLine="0" w:firstLineChars="0"/>
+              <w:rPr>
+                <w:rFonts w:ascii="Helvetica" w:hAnsi="Helvetica" w:eastAsia="Helvetica" w:cs="Helvetica"/>
+                <w:i w:val="false"/>
+                <w:b w:val="false"/>
+                <w:u w:val="none"/>
+                <w:sz w:val="22"/>
+                <w:szCs w:val="22"/>
+                <w:color w:val="000000"/>
+              </w:rPr>
+            </w:pPr>
+            <w:r>
+              <w:rPr>
+                <w:rFonts w:ascii="Helvetica" w:hAnsi="Helvetica" w:eastAsia="Helvetica" w:cs="Helvetica"/>
+                <w:i w:val="false"/>
+                <w:b w:val="false"/>
+                <w:u w:val="none"/>
+                <w:sz w:val="22"/>
+                <w:szCs w:val="22"/>
+                <w:color w:val="000000"/>
+              </w:rPr>
+              <w:t xml:space="preserve">0.610</w:t>
+            </w:r>
+          </w:p>
+        </w:tc>
+        <w:tc>
+          <w:tcPr>
+            <w:tcBorders>
+              <w:bottom w:val="none" w:sz="0" w:space="0" w:color="000000"/>
+              <w:top w:val="none" w:sz="0" w:space="0" w:color="000000"/>
+              <w:left w:val="none" w:sz="0" w:space="0" w:color="000000"/>
+              <w:right w:val="none" w:sz="0" w:space="0" w:color="000000"/>
+            </w:tcBorders>
+            <w:shd w:val="clear" w:color="auto" w:fill="FFFFFF"/>
+            <w:tcMar>
+              <w:top w:w="0" w:type="dxa"/>
+              <w:bottom w:w="0" w:type="dxa"/>
+              <w:left w:w="0" w:type="dxa"/>
+              <w:right w:w="0" w:type="dxa"/>
+            </w:tcMar>
+            <w:vAlign w:val="top"/>
+          </w:tcPr>
+          <w:p>
+            <w:pPr>
+              <w:pStyle w:val="Normal"/>
+              <w:jc w:val="center"/>
+              <w:pBdr>
+                <w:bottom w:val="none" w:sz="0" w:space="0" w:color="000000"/>
+                <w:top w:val="none" w:sz="0" w:space="0" w:color="000000"/>
+                <w:left w:val="none" w:sz="0" w:space="0" w:color="000000"/>
+                <w:right w:val="none" w:sz="0" w:space="0" w:color="000000"/>
+              </w:pBdr>
+              <w:spacing w:after="100" w:before="100" w:line="240"/>
+              <w:ind w:left="100" w:right="100" w:firstLine="0" w:firstLineChars="0"/>
+              <w:rPr>
+                <w:rFonts w:ascii="Helvetica" w:hAnsi="Helvetica" w:eastAsia="Helvetica" w:cs="Helvetica"/>
+                <w:i w:val="false"/>
+                <w:b w:val="false"/>
+                <w:u w:val="none"/>
+                <w:sz w:val="22"/>
+                <w:szCs w:val="22"/>
+                <w:color w:val="000000"/>
+              </w:rPr>
+            </w:pPr>
+            <w:r>
+              <w:rPr>
+                <w:rFonts w:ascii="Helvetica" w:hAnsi="Helvetica" w:eastAsia="Helvetica" w:cs="Helvetica"/>
+                <w:i w:val="false"/>
+                <w:b w:val="false"/>
+                <w:u w:val="none"/>
+                <w:sz w:val="22"/>
+                <w:szCs w:val="22"/>
+                <w:color w:val="000000"/>
+              </w:rPr>
+              <w:t xml:space="preserve">142</w:t>
+            </w:r>
+          </w:p>
+        </w:tc>
+        <w:tc>
+          <w:tcPr>
+            <w:tcBorders>
+              <w:bottom w:val="none" w:sz="0" w:space="0" w:color="000000"/>
+              <w:top w:val="none" w:sz="0" w:space="0" w:color="000000"/>
+              <w:left w:val="none" w:sz="0" w:space="0" w:color="000000"/>
+              <w:right w:val="none" w:sz="0" w:space="0" w:color="000000"/>
+            </w:tcBorders>
+            <w:shd w:val="clear" w:color="auto" w:fill="FFFFFF"/>
+            <w:tcMar>
+              <w:top w:w="0" w:type="dxa"/>
+              <w:bottom w:w="0" w:type="dxa"/>
+              <w:left w:w="0" w:type="dxa"/>
+              <w:right w:w="0" w:type="dxa"/>
+            </w:tcMar>
+            <w:vAlign w:val="top"/>
+          </w:tcPr>
+          <w:p>
+            <w:pPr>
+              <w:pStyle w:val="Normal"/>
+              <w:jc w:val="center"/>
+              <w:pBdr>
+                <w:bottom w:val="none" w:sz="0" w:space="0" w:color="000000"/>
+                <w:top w:val="none" w:sz="0" w:space="0" w:color="000000"/>
+                <w:left w:val="none" w:sz="0" w:space="0" w:color="000000"/>
+                <w:right w:val="none" w:sz="0" w:space="0" w:color="000000"/>
+              </w:pBdr>
+              <w:spacing w:after="100" w:before="100" w:line="240"/>
+              <w:ind w:left="100" w:right="100" w:firstLine="0" w:firstLineChars="0"/>
+              <w:rPr>
+                <w:rFonts w:ascii="Helvetica" w:hAnsi="Helvetica" w:eastAsia="Helvetica" w:cs="Helvetica"/>
+                <w:i w:val="false"/>
+                <w:b w:val="false"/>
+                <w:u w:val="none"/>
+                <w:sz w:val="22"/>
+                <w:szCs w:val="22"/>
+                <w:color w:val="000000"/>
+              </w:rPr>
+            </w:pPr>
+            <w:r>
+              <w:rPr>
+                <w:rFonts w:ascii="Helvetica" w:hAnsi="Helvetica" w:eastAsia="Helvetica" w:cs="Helvetica"/>
+                <w:i w:val="false"/>
+                <w:b w:val="false"/>
+                <w:u w:val="none"/>
+                <w:sz w:val="22"/>
+                <w:szCs w:val="22"/>
+                <w:color w:val="000000"/>
+              </w:rPr>
+              <w:t xml:space="preserve">1.62</w:t>
+            </w:r>
+          </w:p>
+        </w:tc>
+        <w:tc>
+          <w:tcPr>
+            <w:tcBorders>
+              <w:bottom w:val="none" w:sz="0" w:space="0" w:color="000000"/>
+              <w:top w:val="none" w:sz="0" w:space="0" w:color="000000"/>
+              <w:left w:val="none" w:sz="0" w:space="0" w:color="000000"/>
+              <w:right w:val="none" w:sz="0" w:space="0" w:color="000000"/>
+            </w:tcBorders>
+            <w:shd w:val="clear" w:color="auto" w:fill="FFFFFF"/>
+            <w:tcMar>
+              <w:top w:w="0" w:type="dxa"/>
+              <w:bottom w:w="0" w:type="dxa"/>
+              <w:left w:w="0" w:type="dxa"/>
+              <w:right w:w="0" w:type="dxa"/>
+            </w:tcMar>
+            <w:vAlign w:val="top"/>
+          </w:tcPr>
+          <w:p>
+            <w:pPr>
+              <w:pStyle w:val="Normal"/>
+              <w:jc w:val="center"/>
+              <w:pBdr>
+                <w:bottom w:val="none" w:sz="0" w:space="0" w:color="000000"/>
+                <w:top w:val="none" w:sz="0" w:space="0" w:color="000000"/>
+                <w:left w:val="none" w:sz="0" w:space="0" w:color="000000"/>
+                <w:right w:val="none" w:sz="0" w:space="0" w:color="000000"/>
+              </w:pBdr>
+              <w:spacing w:after="100" w:before="100" w:line="240"/>
+              <w:ind w:left="100" w:right="100" w:firstLine="0" w:firstLineChars="0"/>
+              <w:rPr>
+                <w:rFonts w:ascii="Helvetica" w:hAnsi="Helvetica" w:eastAsia="Helvetica" w:cs="Helvetica"/>
+                <w:i w:val="false"/>
+                <w:b w:val="false"/>
+                <w:u w:val="none"/>
+                <w:sz w:val="22"/>
+                <w:szCs w:val="22"/>
+                <w:color w:val="000000"/>
+              </w:rPr>
+            </w:pPr>
+            <w:r>
+              <w:rPr>
+                <w:rFonts w:ascii="Helvetica" w:hAnsi="Helvetica" w:eastAsia="Helvetica" w:cs="Helvetica"/>
+                <w:i w:val="false"/>
+                <w:b w:val="false"/>
+                <w:u w:val="none"/>
+                <w:sz w:val="22"/>
+                <w:szCs w:val="22"/>
+                <w:color w:val="000000"/>
+              </w:rPr>
+              <w:t xml:space="preserve">0.38, 6.86</w:t>
+            </w:r>
+          </w:p>
+        </w:tc>
+        <w:tc>
+          <w:tcPr>
+            <w:tcBorders>
+              <w:bottom w:val="none" w:sz="0" w:space="0" w:color="000000"/>
+              <w:top w:val="none" w:sz="0" w:space="0" w:color="000000"/>
+              <w:left w:val="none" w:sz="0" w:space="0" w:color="000000"/>
+              <w:right w:val="none" w:sz="0" w:space="0" w:color="000000"/>
+            </w:tcBorders>
+            <w:shd w:val="clear" w:color="auto" w:fill="FFFFFF"/>
+            <w:tcMar>
+              <w:top w:w="0" w:type="dxa"/>
+              <w:bottom w:w="0" w:type="dxa"/>
+              <w:left w:w="0" w:type="dxa"/>
+              <w:right w:w="0" w:type="dxa"/>
+            </w:tcMar>
+            <w:vAlign w:val="top"/>
+          </w:tcPr>
+          <w:p>
+            <w:pPr>
+              <w:pStyle w:val="Normal"/>
+              <w:jc w:val="center"/>
+              <w:pBdr>
+                <w:bottom w:val="none" w:sz="0" w:space="0" w:color="000000"/>
+                <w:top w:val="none" w:sz="0" w:space="0" w:color="000000"/>
+                <w:left w:val="none" w:sz="0" w:space="0" w:color="000000"/>
+                <w:right w:val="none" w:sz="0" w:space="0" w:color="000000"/>
+              </w:pBdr>
+              <w:spacing w:after="100" w:before="100" w:line="240"/>
+              <w:ind w:left="100" w:right="100" w:firstLine="0" w:firstLineChars="0"/>
+              <w:rPr>
+                <w:rFonts w:ascii="Helvetica" w:hAnsi="Helvetica" w:eastAsia="Helvetica" w:cs="Helvetica"/>
+                <w:i w:val="false"/>
+                <w:b w:val="false"/>
+                <w:u w:val="none"/>
+                <w:sz w:val="22"/>
+                <w:szCs w:val="22"/>
+                <w:color w:val="000000"/>
+              </w:rPr>
+            </w:pPr>
+            <w:r>
+              <w:rPr>
+                <w:rFonts w:ascii="Helvetica" w:hAnsi="Helvetica" w:eastAsia="Helvetica" w:cs="Helvetica"/>
+                <w:i w:val="false"/>
+                <w:b w:val="false"/>
+                <w:u w:val="none"/>
+                <w:sz w:val="22"/>
+                <w:szCs w:val="22"/>
+                <w:color w:val="000000"/>
+              </w:rPr>
+              <w:t xml:space="preserve">0.510</w:t>
             </w:r>
           </w:p>
         </w:tc>
@@ -12913,325 +12913,325 @@
                 <w:szCs w:val="22"/>
                 <w:color w:val="000000"/>
               </w:rPr>
-              <w:t xml:space="preserve">143</w:t>
-            </w:r>
-          </w:p>
-        </w:tc>
-        <w:tc>
-          <w:tcPr>
-            <w:tcBorders>
-              <w:bottom w:val="none" w:sz="0" w:space="0" w:color="000000"/>
-              <w:top w:val="none" w:sz="0" w:space="0" w:color="000000"/>
-              <w:left w:val="none" w:sz="0" w:space="0" w:color="000000"/>
-              <w:right w:val="none" w:sz="0" w:space="0" w:color="000000"/>
-            </w:tcBorders>
-            <w:shd w:val="clear" w:color="auto" w:fill="FFFFFF"/>
-            <w:tcMar>
-              <w:top w:w="0" w:type="dxa"/>
-              <w:bottom w:w="0" w:type="dxa"/>
-              <w:left w:w="0" w:type="dxa"/>
-              <w:right w:w="0" w:type="dxa"/>
-            </w:tcMar>
-            <w:vAlign w:val="top"/>
-          </w:tcPr>
-          <w:p>
-            <w:pPr>
-              <w:pStyle w:val="Normal"/>
-              <w:jc w:val="center"/>
-              <w:pBdr>
-                <w:bottom w:val="none" w:sz="0" w:space="0" w:color="000000"/>
-                <w:top w:val="none" w:sz="0" w:space="0" w:color="000000"/>
-                <w:left w:val="none" w:sz="0" w:space="0" w:color="000000"/>
-                <w:right w:val="none" w:sz="0" w:space="0" w:color="000000"/>
-              </w:pBdr>
-              <w:spacing w:after="100" w:before="100" w:line="240"/>
-              <w:ind w:left="100" w:right="100" w:firstLine="0" w:firstLineChars="0"/>
-              <w:rPr>
-                <w:rFonts w:ascii="Helvetica" w:hAnsi="Helvetica" w:eastAsia="Helvetica" w:cs="Helvetica"/>
-                <w:i w:val="false"/>
-                <w:b w:val="false"/>
-                <w:u w:val="none"/>
-                <w:sz w:val="22"/>
-                <w:szCs w:val="22"/>
-                <w:color w:val="000000"/>
-              </w:rPr>
-            </w:pPr>
-            <w:r>
-              <w:rPr>
-                <w:rFonts w:ascii="Helvetica" w:hAnsi="Helvetica" w:eastAsia="Helvetica" w:cs="Helvetica"/>
-                <w:i w:val="false"/>
-                <w:b w:val="false"/>
-                <w:u w:val="none"/>
-                <w:sz w:val="22"/>
-                <w:szCs w:val="22"/>
-                <w:color w:val="000000"/>
-              </w:rPr>
-              <w:t xml:space="preserve">2.38</w:t>
-            </w:r>
-          </w:p>
-        </w:tc>
-        <w:tc>
-          <w:tcPr>
-            <w:tcBorders>
-              <w:bottom w:val="none" w:sz="0" w:space="0" w:color="000000"/>
-              <w:top w:val="none" w:sz="0" w:space="0" w:color="000000"/>
-              <w:left w:val="none" w:sz="0" w:space="0" w:color="000000"/>
-              <w:right w:val="none" w:sz="0" w:space="0" w:color="000000"/>
-            </w:tcBorders>
-            <w:shd w:val="clear" w:color="auto" w:fill="FFFFFF"/>
-            <w:tcMar>
-              <w:top w:w="0" w:type="dxa"/>
-              <w:bottom w:w="0" w:type="dxa"/>
-              <w:left w:w="0" w:type="dxa"/>
-              <w:right w:w="0" w:type="dxa"/>
-            </w:tcMar>
-            <w:vAlign w:val="top"/>
-          </w:tcPr>
-          <w:p>
-            <w:pPr>
-              <w:pStyle w:val="Normal"/>
-              <w:jc w:val="center"/>
-              <w:pBdr>
-                <w:bottom w:val="none" w:sz="0" w:space="0" w:color="000000"/>
-                <w:top w:val="none" w:sz="0" w:space="0" w:color="000000"/>
-                <w:left w:val="none" w:sz="0" w:space="0" w:color="000000"/>
-                <w:right w:val="none" w:sz="0" w:space="0" w:color="000000"/>
-              </w:pBdr>
-              <w:spacing w:after="100" w:before="100" w:line="240"/>
-              <w:ind w:left="100" w:right="100" w:firstLine="0" w:firstLineChars="0"/>
-              <w:rPr>
-                <w:rFonts w:ascii="Helvetica" w:hAnsi="Helvetica" w:eastAsia="Helvetica" w:cs="Helvetica"/>
-                <w:i w:val="false"/>
-                <w:b w:val="false"/>
-                <w:u w:val="none"/>
-                <w:sz w:val="22"/>
-                <w:szCs w:val="22"/>
-                <w:color w:val="000000"/>
-              </w:rPr>
-            </w:pPr>
-            <w:r>
-              <w:rPr>
-                <w:rFonts w:ascii="Helvetica" w:hAnsi="Helvetica" w:eastAsia="Helvetica" w:cs="Helvetica"/>
-                <w:i w:val="false"/>
-                <w:b w:val="false"/>
-                <w:u w:val="none"/>
-                <w:sz w:val="22"/>
-                <w:szCs w:val="22"/>
-                <w:color w:val="000000"/>
-              </w:rPr>
-              <w:t xml:space="preserve">0.84, 6.77</w:t>
-            </w:r>
-          </w:p>
-        </w:tc>
-        <w:tc>
-          <w:tcPr>
-            <w:tcBorders>
-              <w:bottom w:val="none" w:sz="0" w:space="0" w:color="000000"/>
-              <w:top w:val="none" w:sz="0" w:space="0" w:color="000000"/>
-              <w:left w:val="none" w:sz="0" w:space="0" w:color="000000"/>
-              <w:right w:val="none" w:sz="0" w:space="0" w:color="000000"/>
-            </w:tcBorders>
-            <w:shd w:val="clear" w:color="auto" w:fill="FFFFFF"/>
-            <w:tcMar>
-              <w:top w:w="0" w:type="dxa"/>
-              <w:bottom w:w="0" w:type="dxa"/>
-              <w:left w:w="0" w:type="dxa"/>
-              <w:right w:w="0" w:type="dxa"/>
-            </w:tcMar>
-            <w:vAlign w:val="top"/>
-          </w:tcPr>
-          <w:p>
-            <w:pPr>
-              <w:pStyle w:val="Normal"/>
-              <w:jc w:val="center"/>
-              <w:pBdr>
-                <w:bottom w:val="none" w:sz="0" w:space="0" w:color="000000"/>
-                <w:top w:val="none" w:sz="0" w:space="0" w:color="000000"/>
-                <w:left w:val="none" w:sz="0" w:space="0" w:color="000000"/>
-                <w:right w:val="none" w:sz="0" w:space="0" w:color="000000"/>
-              </w:pBdr>
-              <w:spacing w:after="100" w:before="100" w:line="240"/>
-              <w:ind w:left="100" w:right="100" w:firstLine="0" w:firstLineChars="0"/>
-              <w:rPr>
-                <w:rFonts w:ascii="Helvetica" w:hAnsi="Helvetica" w:eastAsia="Helvetica" w:cs="Helvetica"/>
-                <w:i w:val="false"/>
-                <w:b w:val="false"/>
-                <w:u w:val="none"/>
-                <w:sz w:val="22"/>
-                <w:szCs w:val="22"/>
-                <w:color w:val="000000"/>
-              </w:rPr>
-            </w:pPr>
-            <w:r>
-              <w:rPr>
-                <w:rFonts w:ascii="Helvetica" w:hAnsi="Helvetica" w:eastAsia="Helvetica" w:cs="Helvetica"/>
-                <w:i w:val="false"/>
-                <w:b w:val="false"/>
-                <w:u w:val="none"/>
-                <w:sz w:val="22"/>
-                <w:szCs w:val="22"/>
-                <w:color w:val="000000"/>
-              </w:rPr>
-              <w:t xml:space="preserve">0.100</w:t>
-            </w:r>
-          </w:p>
-        </w:tc>
-        <w:tc>
-          <w:tcPr>
-            <w:tcBorders>
-              <w:bottom w:val="none" w:sz="0" w:space="0" w:color="000000"/>
-              <w:top w:val="none" w:sz="0" w:space="0" w:color="000000"/>
-              <w:left w:val="none" w:sz="0" w:space="0" w:color="000000"/>
-              <w:right w:val="none" w:sz="0" w:space="0" w:color="000000"/>
-            </w:tcBorders>
-            <w:shd w:val="clear" w:color="auto" w:fill="FFFFFF"/>
-            <w:tcMar>
-              <w:top w:w="0" w:type="dxa"/>
-              <w:bottom w:w="0" w:type="dxa"/>
-              <w:left w:w="0" w:type="dxa"/>
-              <w:right w:w="0" w:type="dxa"/>
-            </w:tcMar>
-            <w:vAlign w:val="top"/>
-          </w:tcPr>
-          <w:p>
-            <w:pPr>
-              <w:pStyle w:val="Normal"/>
-              <w:jc w:val="center"/>
-              <w:pBdr>
-                <w:bottom w:val="none" w:sz="0" w:space="0" w:color="000000"/>
-                <w:top w:val="none" w:sz="0" w:space="0" w:color="000000"/>
-                <w:left w:val="none" w:sz="0" w:space="0" w:color="000000"/>
-                <w:right w:val="none" w:sz="0" w:space="0" w:color="000000"/>
-              </w:pBdr>
-              <w:spacing w:after="100" w:before="100" w:line="240"/>
-              <w:ind w:left="100" w:right="100" w:firstLine="0" w:firstLineChars="0"/>
-              <w:rPr>
-                <w:rFonts w:ascii="Helvetica" w:hAnsi="Helvetica" w:eastAsia="Helvetica" w:cs="Helvetica"/>
-                <w:i w:val="false"/>
-                <w:b w:val="false"/>
-                <w:u w:val="none"/>
-                <w:sz w:val="22"/>
-                <w:szCs w:val="22"/>
-                <w:color w:val="000000"/>
-              </w:rPr>
-            </w:pPr>
-            <w:r>
-              <w:rPr>
-                <w:rFonts w:ascii="Helvetica" w:hAnsi="Helvetica" w:eastAsia="Helvetica" w:cs="Helvetica"/>
-                <w:i w:val="false"/>
-                <w:b w:val="false"/>
-                <w:u w:val="none"/>
-                <w:sz w:val="22"/>
-                <w:szCs w:val="22"/>
-                <w:color w:val="000000"/>
-              </w:rPr>
-              <w:t xml:space="preserve">143</w:t>
-            </w:r>
-          </w:p>
-        </w:tc>
-        <w:tc>
-          <w:tcPr>
-            <w:tcBorders>
-              <w:bottom w:val="none" w:sz="0" w:space="0" w:color="000000"/>
-              <w:top w:val="none" w:sz="0" w:space="0" w:color="000000"/>
-              <w:left w:val="none" w:sz="0" w:space="0" w:color="000000"/>
-              <w:right w:val="none" w:sz="0" w:space="0" w:color="000000"/>
-            </w:tcBorders>
-            <w:shd w:val="clear" w:color="auto" w:fill="FFFFFF"/>
-            <w:tcMar>
-              <w:top w:w="0" w:type="dxa"/>
-              <w:bottom w:w="0" w:type="dxa"/>
-              <w:left w:w="0" w:type="dxa"/>
-              <w:right w:w="0" w:type="dxa"/>
-            </w:tcMar>
-            <w:vAlign w:val="top"/>
-          </w:tcPr>
-          <w:p>
-            <w:pPr>
-              <w:pStyle w:val="Normal"/>
-              <w:jc w:val="center"/>
-              <w:pBdr>
-                <w:bottom w:val="none" w:sz="0" w:space="0" w:color="000000"/>
-                <w:top w:val="none" w:sz="0" w:space="0" w:color="000000"/>
-                <w:left w:val="none" w:sz="0" w:space="0" w:color="000000"/>
-                <w:right w:val="none" w:sz="0" w:space="0" w:color="000000"/>
-              </w:pBdr>
-              <w:spacing w:after="100" w:before="100" w:line="240"/>
-              <w:ind w:left="100" w:right="100" w:firstLine="0" w:firstLineChars="0"/>
-              <w:rPr>
-                <w:rFonts w:ascii="Helvetica" w:hAnsi="Helvetica" w:eastAsia="Helvetica" w:cs="Helvetica"/>
-                <w:i w:val="false"/>
-                <w:b w:val="false"/>
-                <w:u w:val="none"/>
-                <w:sz w:val="22"/>
-                <w:szCs w:val="22"/>
-                <w:color w:val="000000"/>
-              </w:rPr>
-            </w:pPr>
-            <w:r>
-              <w:rPr>
-                <w:rFonts w:ascii="Helvetica" w:hAnsi="Helvetica" w:eastAsia="Helvetica" w:cs="Helvetica"/>
-                <w:i w:val="false"/>
-                <w:b w:val="false"/>
-                <w:u w:val="none"/>
-                <w:sz w:val="22"/>
-                <w:szCs w:val="22"/>
-                <w:color w:val="000000"/>
-              </w:rPr>
-              <w:t xml:space="preserve">4.33</w:t>
-            </w:r>
-          </w:p>
-        </w:tc>
-        <w:tc>
-          <w:tcPr>
-            <w:tcBorders>
-              <w:bottom w:val="none" w:sz="0" w:space="0" w:color="000000"/>
-              <w:top w:val="none" w:sz="0" w:space="0" w:color="000000"/>
-              <w:left w:val="none" w:sz="0" w:space="0" w:color="000000"/>
-              <w:right w:val="none" w:sz="0" w:space="0" w:color="000000"/>
-            </w:tcBorders>
-            <w:shd w:val="clear" w:color="auto" w:fill="FFFFFF"/>
-            <w:tcMar>
-              <w:top w:w="0" w:type="dxa"/>
-              <w:bottom w:w="0" w:type="dxa"/>
-              <w:left w:w="0" w:type="dxa"/>
-              <w:right w:w="0" w:type="dxa"/>
-            </w:tcMar>
-            <w:vAlign w:val="top"/>
-          </w:tcPr>
-          <w:p>
-            <w:pPr>
-              <w:pStyle w:val="Normal"/>
-              <w:jc w:val="center"/>
-              <w:pBdr>
-                <w:bottom w:val="none" w:sz="0" w:space="0" w:color="000000"/>
-                <w:top w:val="none" w:sz="0" w:space="0" w:color="000000"/>
-                <w:left w:val="none" w:sz="0" w:space="0" w:color="000000"/>
-                <w:right w:val="none" w:sz="0" w:space="0" w:color="000000"/>
-              </w:pBdr>
-              <w:spacing w:after="100" w:before="100" w:line="240"/>
-              <w:ind w:left="100" w:right="100" w:firstLine="0" w:firstLineChars="0"/>
-              <w:rPr>
-                <w:rFonts w:ascii="Helvetica" w:hAnsi="Helvetica" w:eastAsia="Helvetica" w:cs="Helvetica"/>
-                <w:i w:val="false"/>
-                <w:b w:val="false"/>
-                <w:u w:val="none"/>
-                <w:sz w:val="22"/>
-                <w:szCs w:val="22"/>
-                <w:color w:val="000000"/>
-              </w:rPr>
-            </w:pPr>
-            <w:r>
-              <w:rPr>
-                <w:rFonts w:ascii="Helvetica" w:hAnsi="Helvetica" w:eastAsia="Helvetica" w:cs="Helvetica"/>
-                <w:i w:val="false"/>
-                <w:b w:val="false"/>
-                <w:u w:val="none"/>
-                <w:sz w:val="22"/>
-                <w:szCs w:val="22"/>
-                <w:color w:val="000000"/>
-              </w:rPr>
-              <w:t xml:space="preserve">0.71, 26.3</w:t>
+              <w:t xml:space="preserve">142</w:t>
+            </w:r>
+          </w:p>
+        </w:tc>
+        <w:tc>
+          <w:tcPr>
+            <w:tcBorders>
+              <w:bottom w:val="none" w:sz="0" w:space="0" w:color="000000"/>
+              <w:top w:val="none" w:sz="0" w:space="0" w:color="000000"/>
+              <w:left w:val="none" w:sz="0" w:space="0" w:color="000000"/>
+              <w:right w:val="none" w:sz="0" w:space="0" w:color="000000"/>
+            </w:tcBorders>
+            <w:shd w:val="clear" w:color="auto" w:fill="FFFFFF"/>
+            <w:tcMar>
+              <w:top w:w="0" w:type="dxa"/>
+              <w:bottom w:w="0" w:type="dxa"/>
+              <w:left w:w="0" w:type="dxa"/>
+              <w:right w:w="0" w:type="dxa"/>
+            </w:tcMar>
+            <w:vAlign w:val="top"/>
+          </w:tcPr>
+          <w:p>
+            <w:pPr>
+              <w:pStyle w:val="Normal"/>
+              <w:jc w:val="center"/>
+              <w:pBdr>
+                <w:bottom w:val="none" w:sz="0" w:space="0" w:color="000000"/>
+                <w:top w:val="none" w:sz="0" w:space="0" w:color="000000"/>
+                <w:left w:val="none" w:sz="0" w:space="0" w:color="000000"/>
+                <w:right w:val="none" w:sz="0" w:space="0" w:color="000000"/>
+              </w:pBdr>
+              <w:spacing w:after="100" w:before="100" w:line="240"/>
+              <w:ind w:left="100" w:right="100" w:firstLine="0" w:firstLineChars="0"/>
+              <w:rPr>
+                <w:rFonts w:ascii="Helvetica" w:hAnsi="Helvetica" w:eastAsia="Helvetica" w:cs="Helvetica"/>
+                <w:i w:val="false"/>
+                <w:b w:val="false"/>
+                <w:u w:val="none"/>
+                <w:sz w:val="22"/>
+                <w:szCs w:val="22"/>
+                <w:color w:val="000000"/>
+              </w:rPr>
+            </w:pPr>
+            <w:r>
+              <w:rPr>
+                <w:rFonts w:ascii="Helvetica" w:hAnsi="Helvetica" w:eastAsia="Helvetica" w:cs="Helvetica"/>
+                <w:i w:val="false"/>
+                <w:b w:val="false"/>
+                <w:u w:val="none"/>
+                <w:sz w:val="22"/>
+                <w:szCs w:val="22"/>
+                <w:color w:val="000000"/>
+              </w:rPr>
+              <w:t xml:space="preserve">2.36</w:t>
+            </w:r>
+          </w:p>
+        </w:tc>
+        <w:tc>
+          <w:tcPr>
+            <w:tcBorders>
+              <w:bottom w:val="none" w:sz="0" w:space="0" w:color="000000"/>
+              <w:top w:val="none" w:sz="0" w:space="0" w:color="000000"/>
+              <w:left w:val="none" w:sz="0" w:space="0" w:color="000000"/>
+              <w:right w:val="none" w:sz="0" w:space="0" w:color="000000"/>
+            </w:tcBorders>
+            <w:shd w:val="clear" w:color="auto" w:fill="FFFFFF"/>
+            <w:tcMar>
+              <w:top w:w="0" w:type="dxa"/>
+              <w:bottom w:w="0" w:type="dxa"/>
+              <w:left w:w="0" w:type="dxa"/>
+              <w:right w:w="0" w:type="dxa"/>
+            </w:tcMar>
+            <w:vAlign w:val="top"/>
+          </w:tcPr>
+          <w:p>
+            <w:pPr>
+              <w:pStyle w:val="Normal"/>
+              <w:jc w:val="center"/>
+              <w:pBdr>
+                <w:bottom w:val="none" w:sz="0" w:space="0" w:color="000000"/>
+                <w:top w:val="none" w:sz="0" w:space="0" w:color="000000"/>
+                <w:left w:val="none" w:sz="0" w:space="0" w:color="000000"/>
+                <w:right w:val="none" w:sz="0" w:space="0" w:color="000000"/>
+              </w:pBdr>
+              <w:spacing w:after="100" w:before="100" w:line="240"/>
+              <w:ind w:left="100" w:right="100" w:firstLine="0" w:firstLineChars="0"/>
+              <w:rPr>
+                <w:rFonts w:ascii="Helvetica" w:hAnsi="Helvetica" w:eastAsia="Helvetica" w:cs="Helvetica"/>
+                <w:i w:val="false"/>
+                <w:b w:val="false"/>
+                <w:u w:val="none"/>
+                <w:sz w:val="22"/>
+                <w:szCs w:val="22"/>
+                <w:color w:val="000000"/>
+              </w:rPr>
+            </w:pPr>
+            <w:r>
+              <w:rPr>
+                <w:rFonts w:ascii="Helvetica" w:hAnsi="Helvetica" w:eastAsia="Helvetica" w:cs="Helvetica"/>
+                <w:i w:val="false"/>
+                <w:b w:val="false"/>
+                <w:u w:val="none"/>
+                <w:sz w:val="22"/>
+                <w:szCs w:val="22"/>
+                <w:color w:val="000000"/>
+              </w:rPr>
+              <w:t xml:space="preserve">0.83, 6.71</w:t>
+            </w:r>
+          </w:p>
+        </w:tc>
+        <w:tc>
+          <w:tcPr>
+            <w:tcBorders>
+              <w:bottom w:val="none" w:sz="0" w:space="0" w:color="000000"/>
+              <w:top w:val="none" w:sz="0" w:space="0" w:color="000000"/>
+              <w:left w:val="none" w:sz="0" w:space="0" w:color="000000"/>
+              <w:right w:val="none" w:sz="0" w:space="0" w:color="000000"/>
+            </w:tcBorders>
+            <w:shd w:val="clear" w:color="auto" w:fill="FFFFFF"/>
+            <w:tcMar>
+              <w:top w:w="0" w:type="dxa"/>
+              <w:bottom w:w="0" w:type="dxa"/>
+              <w:left w:w="0" w:type="dxa"/>
+              <w:right w:w="0" w:type="dxa"/>
+            </w:tcMar>
+            <w:vAlign w:val="top"/>
+          </w:tcPr>
+          <w:p>
+            <w:pPr>
+              <w:pStyle w:val="Normal"/>
+              <w:jc w:val="center"/>
+              <w:pBdr>
+                <w:bottom w:val="none" w:sz="0" w:space="0" w:color="000000"/>
+                <w:top w:val="none" w:sz="0" w:space="0" w:color="000000"/>
+                <w:left w:val="none" w:sz="0" w:space="0" w:color="000000"/>
+                <w:right w:val="none" w:sz="0" w:space="0" w:color="000000"/>
+              </w:pBdr>
+              <w:spacing w:after="100" w:before="100" w:line="240"/>
+              <w:ind w:left="100" w:right="100" w:firstLine="0" w:firstLineChars="0"/>
+              <w:rPr>
+                <w:rFonts w:ascii="Helvetica" w:hAnsi="Helvetica" w:eastAsia="Helvetica" w:cs="Helvetica"/>
+                <w:i w:val="false"/>
+                <w:b w:val="false"/>
+                <w:u w:val="none"/>
+                <w:sz w:val="22"/>
+                <w:szCs w:val="22"/>
+                <w:color w:val="000000"/>
+              </w:rPr>
+            </w:pPr>
+            <w:r>
+              <w:rPr>
+                <w:rFonts w:ascii="Helvetica" w:hAnsi="Helvetica" w:eastAsia="Helvetica" w:cs="Helvetica"/>
+                <w:i w:val="false"/>
+                <w:b w:val="false"/>
+                <w:u w:val="none"/>
+                <w:sz w:val="22"/>
+                <w:szCs w:val="22"/>
+                <w:color w:val="000000"/>
+              </w:rPr>
+              <w:t xml:space="preserve">0.110</w:t>
+            </w:r>
+          </w:p>
+        </w:tc>
+        <w:tc>
+          <w:tcPr>
+            <w:tcBorders>
+              <w:bottom w:val="none" w:sz="0" w:space="0" w:color="000000"/>
+              <w:top w:val="none" w:sz="0" w:space="0" w:color="000000"/>
+              <w:left w:val="none" w:sz="0" w:space="0" w:color="000000"/>
+              <w:right w:val="none" w:sz="0" w:space="0" w:color="000000"/>
+            </w:tcBorders>
+            <w:shd w:val="clear" w:color="auto" w:fill="FFFFFF"/>
+            <w:tcMar>
+              <w:top w:w="0" w:type="dxa"/>
+              <w:bottom w:w="0" w:type="dxa"/>
+              <w:left w:w="0" w:type="dxa"/>
+              <w:right w:w="0" w:type="dxa"/>
+            </w:tcMar>
+            <w:vAlign w:val="top"/>
+          </w:tcPr>
+          <w:p>
+            <w:pPr>
+              <w:pStyle w:val="Normal"/>
+              <w:jc w:val="center"/>
+              <w:pBdr>
+                <w:bottom w:val="none" w:sz="0" w:space="0" w:color="000000"/>
+                <w:top w:val="none" w:sz="0" w:space="0" w:color="000000"/>
+                <w:left w:val="none" w:sz="0" w:space="0" w:color="000000"/>
+                <w:right w:val="none" w:sz="0" w:space="0" w:color="000000"/>
+              </w:pBdr>
+              <w:spacing w:after="100" w:before="100" w:line="240"/>
+              <w:ind w:left="100" w:right="100" w:firstLine="0" w:firstLineChars="0"/>
+              <w:rPr>
+                <w:rFonts w:ascii="Helvetica" w:hAnsi="Helvetica" w:eastAsia="Helvetica" w:cs="Helvetica"/>
+                <w:i w:val="false"/>
+                <w:b w:val="false"/>
+                <w:u w:val="none"/>
+                <w:sz w:val="22"/>
+                <w:szCs w:val="22"/>
+                <w:color w:val="000000"/>
+              </w:rPr>
+            </w:pPr>
+            <w:r>
+              <w:rPr>
+                <w:rFonts w:ascii="Helvetica" w:hAnsi="Helvetica" w:eastAsia="Helvetica" w:cs="Helvetica"/>
+                <w:i w:val="false"/>
+                <w:b w:val="false"/>
+                <w:u w:val="none"/>
+                <w:sz w:val="22"/>
+                <w:szCs w:val="22"/>
+                <w:color w:val="000000"/>
+              </w:rPr>
+              <w:t xml:space="preserve">142</w:t>
+            </w:r>
+          </w:p>
+        </w:tc>
+        <w:tc>
+          <w:tcPr>
+            <w:tcBorders>
+              <w:bottom w:val="none" w:sz="0" w:space="0" w:color="000000"/>
+              <w:top w:val="none" w:sz="0" w:space="0" w:color="000000"/>
+              <w:left w:val="none" w:sz="0" w:space="0" w:color="000000"/>
+              <w:right w:val="none" w:sz="0" w:space="0" w:color="000000"/>
+            </w:tcBorders>
+            <w:shd w:val="clear" w:color="auto" w:fill="FFFFFF"/>
+            <w:tcMar>
+              <w:top w:w="0" w:type="dxa"/>
+              <w:bottom w:w="0" w:type="dxa"/>
+              <w:left w:w="0" w:type="dxa"/>
+              <w:right w:w="0" w:type="dxa"/>
+            </w:tcMar>
+            <w:vAlign w:val="top"/>
+          </w:tcPr>
+          <w:p>
+            <w:pPr>
+              <w:pStyle w:val="Normal"/>
+              <w:jc w:val="center"/>
+              <w:pBdr>
+                <w:bottom w:val="none" w:sz="0" w:space="0" w:color="000000"/>
+                <w:top w:val="none" w:sz="0" w:space="0" w:color="000000"/>
+                <w:left w:val="none" w:sz="0" w:space="0" w:color="000000"/>
+                <w:right w:val="none" w:sz="0" w:space="0" w:color="000000"/>
+              </w:pBdr>
+              <w:spacing w:after="100" w:before="100" w:line="240"/>
+              <w:ind w:left="100" w:right="100" w:firstLine="0" w:firstLineChars="0"/>
+              <w:rPr>
+                <w:rFonts w:ascii="Helvetica" w:hAnsi="Helvetica" w:eastAsia="Helvetica" w:cs="Helvetica"/>
+                <w:i w:val="false"/>
+                <w:b w:val="false"/>
+                <w:u w:val="none"/>
+                <w:sz w:val="22"/>
+                <w:szCs w:val="22"/>
+                <w:color w:val="000000"/>
+              </w:rPr>
+            </w:pPr>
+            <w:r>
+              <w:rPr>
+                <w:rFonts w:ascii="Helvetica" w:hAnsi="Helvetica" w:eastAsia="Helvetica" w:cs="Helvetica"/>
+                <w:i w:val="false"/>
+                <w:b w:val="false"/>
+                <w:u w:val="none"/>
+                <w:sz w:val="22"/>
+                <w:szCs w:val="22"/>
+                <w:color w:val="000000"/>
+              </w:rPr>
+              <w:t xml:space="preserve">4.42</w:t>
+            </w:r>
+          </w:p>
+        </w:tc>
+        <w:tc>
+          <w:tcPr>
+            <w:tcBorders>
+              <w:bottom w:val="none" w:sz="0" w:space="0" w:color="000000"/>
+              <w:top w:val="none" w:sz="0" w:space="0" w:color="000000"/>
+              <w:left w:val="none" w:sz="0" w:space="0" w:color="000000"/>
+              <w:right w:val="none" w:sz="0" w:space="0" w:color="000000"/>
+            </w:tcBorders>
+            <w:shd w:val="clear" w:color="auto" w:fill="FFFFFF"/>
+            <w:tcMar>
+              <w:top w:w="0" w:type="dxa"/>
+              <w:bottom w:w="0" w:type="dxa"/>
+              <w:left w:w="0" w:type="dxa"/>
+              <w:right w:w="0" w:type="dxa"/>
+            </w:tcMar>
+            <w:vAlign w:val="top"/>
+          </w:tcPr>
+          <w:p>
+            <w:pPr>
+              <w:pStyle w:val="Normal"/>
+              <w:jc w:val="center"/>
+              <w:pBdr>
+                <w:bottom w:val="none" w:sz="0" w:space="0" w:color="000000"/>
+                <w:top w:val="none" w:sz="0" w:space="0" w:color="000000"/>
+                <w:left w:val="none" w:sz="0" w:space="0" w:color="000000"/>
+                <w:right w:val="none" w:sz="0" w:space="0" w:color="000000"/>
+              </w:pBdr>
+              <w:spacing w:after="100" w:before="100" w:line="240"/>
+              <w:ind w:left="100" w:right="100" w:firstLine="0" w:firstLineChars="0"/>
+              <w:rPr>
+                <w:rFonts w:ascii="Helvetica" w:hAnsi="Helvetica" w:eastAsia="Helvetica" w:cs="Helvetica"/>
+                <w:i w:val="false"/>
+                <w:b w:val="false"/>
+                <w:u w:val="none"/>
+                <w:sz w:val="22"/>
+                <w:szCs w:val="22"/>
+                <w:color w:val="000000"/>
+              </w:rPr>
+            </w:pPr>
+            <w:r>
+              <w:rPr>
+                <w:rFonts w:ascii="Helvetica" w:hAnsi="Helvetica" w:eastAsia="Helvetica" w:cs="Helvetica"/>
+                <w:i w:val="false"/>
+                <w:b w:val="false"/>
+                <w:u w:val="none"/>
+                <w:sz w:val="22"/>
+                <w:szCs w:val="22"/>
+                <w:color w:val="000000"/>
+              </w:rPr>
+              <w:t xml:space="preserve">0.72, 27.1</w:t>
             </w:r>
           </w:p>
         </w:tc>
@@ -13396,7 +13396,7 @@
                 <w:szCs w:val="22"/>
                 <w:color w:val="000000"/>
               </w:rPr>
-              <w:t xml:space="preserve">143</w:t>
+              <w:t xml:space="preserve">142</w:t>
             </w:r>
           </w:p>
         </w:tc>
@@ -13555,7 +13555,7 @@
                 <w:szCs w:val="22"/>
                 <w:color w:val="000000"/>
               </w:rPr>
-              <w:t xml:space="preserve">0.930</w:t>
+              <w:t xml:space="preserve">0.940</w:t>
             </w:r>
           </w:p>
         </w:tc>
@@ -13608,7 +13608,7 @@
                 <w:szCs w:val="22"/>
                 <w:color w:val="000000"/>
               </w:rPr>
-              <w:t xml:space="preserve">143</w:t>
+              <w:t xml:space="preserve">142</w:t>
             </w:r>
           </w:p>
         </w:tc>
@@ -13661,7 +13661,7 @@
                 <w:szCs w:val="22"/>
                 <w:color w:val="000000"/>
               </w:rPr>
-              <w:t xml:space="preserve">0.99</w:t>
+              <w:t xml:space="preserve">0.98</w:t>
             </w:r>
           </w:p>
         </w:tc>
@@ -13714,7 +13714,7 @@
                 <w:szCs w:val="22"/>
                 <w:color w:val="000000"/>
               </w:rPr>
-              <w:t xml:space="preserve">0.96, 1.02</w:t>
+              <w:t xml:space="preserve">0.95, 1.01</w:t>
             </w:r>
           </w:p>
         </w:tc>
@@ -13767,7 +13767,7 @@
                 <w:szCs w:val="22"/>
                 <w:color w:val="000000"/>
               </w:rPr>
-              <w:t xml:space="preserve">0.350</w:t>
+              <w:t xml:space="preserve">0.260</w:t>
             </w:r>
           </w:p>
         </w:tc>
